--- a/Optimalisasi-dan-Automasi/Modul-Word/Modul-10-Optimasi-Berbasis-ANOVA.docx
+++ b/Optimalisasi-dan-Automasi/Modul-Word/Modul-10-Optimasi-Berbasis-ANOVA.docx
@@ -2667,7 +2667,7 @@
       <w:r>
         <w:drawing>
           <wp:inline xmlns:a="http://schemas.openxmlformats.org/drawingml/2006/main" xmlns:pic="http://schemas.openxmlformats.org/drawingml/2006/picture">
-            <wp:extent cx="6912032" cy="1936865"/>
+            <wp:extent cx="5472000" cy="1533344"/>
             <wp:docPr id="1858245148" name="Picture 1858245148"/>
             <wp:cNvGraphicFramePr>
               <a:graphicFrameLocks noChangeAspect="1"/>
@@ -2688,7 +2688,7 @@
                   <pic:spPr>
                     <a:xfrm>
                       <a:off x="0" y="0"/>
-                      <a:ext cx="6912032" cy="1936865"/>
+                      <a:ext cx="5472000" cy="1533344"/>
                     </a:xfrm>
                     <a:prstGeom prst="rect"/>
                   </pic:spPr>
@@ -2866,7 +2866,7 @@
       <w:r>
         <w:drawing>
           <wp:inline xmlns:a="http://schemas.openxmlformats.org/drawingml/2006/main" xmlns:pic="http://schemas.openxmlformats.org/drawingml/2006/picture">
-            <wp:extent cx="7701741" cy="4584469"/>
+            <wp:extent cx="5472000" cy="3257213"/>
             <wp:docPr id="1858245149" name="Picture 1858245149"/>
             <wp:cNvGraphicFramePr>
               <a:graphicFrameLocks noChangeAspect="1"/>
@@ -2887,7 +2887,7 @@
                   <pic:spPr>
                     <a:xfrm>
                       <a:off x="0" y="0"/>
-                      <a:ext cx="7701741" cy="4584469"/>
+                      <a:ext cx="5472000" cy="3257213"/>
                     </a:xfrm>
                     <a:prstGeom prst="rect"/>
                   </pic:spPr>
@@ -2962,7 +2962,7 @@
       <w:r>
         <w:drawing>
           <wp:inline xmlns:a="http://schemas.openxmlformats.org/drawingml/2006/main" xmlns:pic="http://schemas.openxmlformats.org/drawingml/2006/picture">
-            <wp:extent cx="7701741" cy="4039985"/>
+            <wp:extent cx="5472000" cy="2870364"/>
             <wp:docPr id="1858245150" name="Picture 1858245150"/>
             <wp:cNvGraphicFramePr>
               <a:graphicFrameLocks noChangeAspect="1"/>
@@ -2983,7 +2983,7 @@
                   <pic:spPr>
                     <a:xfrm>
                       <a:off x="0" y="0"/>
-                      <a:ext cx="7701741" cy="4039985"/>
+                      <a:ext cx="5472000" cy="2870364"/>
                     </a:xfrm>
                     <a:prstGeom prst="rect"/>
                   </pic:spPr>
@@ -3834,7 +3834,7 @@
       <w:r>
         <w:drawing>
           <wp:inline xmlns:a="http://schemas.openxmlformats.org/drawingml/2006/main" xmlns:pic="http://schemas.openxmlformats.org/drawingml/2006/picture">
-            <wp:extent cx="7335981" cy="4218709"/>
+            <wp:extent cx="5472000" cy="3146788"/>
             <wp:docPr id="1858245151" name="Picture 1858245151"/>
             <wp:cNvGraphicFramePr>
               <a:graphicFrameLocks noChangeAspect="1"/>
@@ -3855,7 +3855,7 @@
                   <pic:spPr>
                     <a:xfrm>
                       <a:off x="0" y="0"/>
-                      <a:ext cx="7335981" cy="4218709"/>
+                      <a:ext cx="5472000" cy="3146788"/>
                     </a:xfrm>
                     <a:prstGeom prst="rect"/>
                   </pic:spPr>
@@ -4748,7 +4748,7 @@
       <w:r>
         <w:drawing>
           <wp:inline xmlns:a="http://schemas.openxmlformats.org/drawingml/2006/main" xmlns:pic="http://schemas.openxmlformats.org/drawingml/2006/picture">
-            <wp:extent cx="7518861" cy="4401589"/>
+            <wp:extent cx="5472000" cy="3203344"/>
             <wp:docPr id="1858245152" name="Picture 1858245152"/>
             <wp:cNvGraphicFramePr>
               <a:graphicFrameLocks noChangeAspect="1"/>
@@ -4769,7 +4769,7 @@
                   <pic:spPr>
                     <a:xfrm>
                       <a:off x="0" y="0"/>
-                      <a:ext cx="7518861" cy="4401589"/>
+                      <a:ext cx="5472000" cy="3203344"/>
                     </a:xfrm>
                     <a:prstGeom prst="rect"/>
                   </pic:spPr>
@@ -4820,7 +4820,7 @@
       <w:r>
         <w:drawing>
           <wp:inline xmlns:a="http://schemas.openxmlformats.org/drawingml/2006/main" xmlns:pic="http://schemas.openxmlformats.org/drawingml/2006/picture">
-            <wp:extent cx="6783185" cy="4563687"/>
+            <wp:extent cx="5472000" cy="3681529"/>
             <wp:docPr id="1858245153" name="Picture 1858245153"/>
             <wp:cNvGraphicFramePr>
               <a:graphicFrameLocks noChangeAspect="1"/>
@@ -4841,7 +4841,7 @@
                   <pic:spPr>
                     <a:xfrm>
                       <a:off x="0" y="0"/>
-                      <a:ext cx="6783185" cy="4563687"/>
+                      <a:ext cx="5472000" cy="3681529"/>
                     </a:xfrm>
                     <a:prstGeom prst="rect"/>
                   </pic:spPr>
@@ -5354,7 +5354,7 @@
       <w:r>
         <w:drawing>
           <wp:inline xmlns:a="http://schemas.openxmlformats.org/drawingml/2006/main" xmlns:pic="http://schemas.openxmlformats.org/drawingml/2006/picture">
-            <wp:extent cx="8246225" cy="3121429"/>
+            <wp:extent cx="5472000" cy="2071307"/>
             <wp:docPr id="1858245154" name="Picture 1858245154"/>
             <wp:cNvGraphicFramePr>
               <a:graphicFrameLocks noChangeAspect="1"/>
@@ -5375,7 +5375,7 @@
                   <pic:spPr>
                     <a:xfrm>
                       <a:off x="0" y="0"/>
-                      <a:ext cx="8246225" cy="3121429"/>
+                      <a:ext cx="5472000" cy="2071307"/>
                     </a:xfrm>
                     <a:prstGeom prst="rect"/>
                   </pic:spPr>
@@ -5596,7 +5596,7 @@
       <w:r>
         <w:drawing>
           <wp:inline xmlns:a="http://schemas.openxmlformats.org/drawingml/2006/main" xmlns:pic="http://schemas.openxmlformats.org/drawingml/2006/picture">
-            <wp:extent cx="4060767" cy="5469774"/>
+            <wp:extent cx="3340805" cy="4499999"/>
             <wp:docPr id="1858245155" name="Picture 1858245155"/>
             <wp:cNvGraphicFramePr>
               <a:graphicFrameLocks noChangeAspect="1"/>
@@ -5617,7 +5617,7 @@
                   <pic:spPr>
                     <a:xfrm>
                       <a:off x="0" y="0"/>
-                      <a:ext cx="4060767" cy="5469774"/>
+                      <a:ext cx="3340805" cy="4499999"/>
                     </a:xfrm>
                     <a:prstGeom prst="rect"/>
                   </pic:spPr>

--- a/Optimalisasi-dan-Automasi/Modul-Word/Modul-10-Optimasi-Berbasis-ANOVA.docx
+++ b/Optimalisasi-dan-Automasi/Modul-Word/Modul-10-Optimasi-Berbasis-ANOVA.docx
@@ -3107,12 +3107,18 @@
         <w:tc>
           <w:tcPr>
             <w:tcW w:type="dxa" w:w="2197"/>
+            <w:tcMar>
+              <w:top w:w="40" w:type="dxa"/>
+              <w:bottom w:w="40" w:type="dxa"/>
+              <w:left w:w="100" w:type="dxa"/>
+              <w:right w:w="100" w:type="dxa"/>
+            </w:tcMar>
             <w:shd w:val="clear" w:fill="DCE4F1"/>
           </w:tcPr>
           <w:p>
             <w:pPr>
               <w:keepNext/>
-              <w:spacing w:after="0"/>
+              <w:spacing w:line="240" w:lineRule="auto" w:before="0" w:after="0"/>
             </w:pPr>
             <w:r>
               <w:rPr>
@@ -3128,12 +3134,18 @@
         <w:tc>
           <w:tcPr>
             <w:tcW w:type="dxa" w:w="2197"/>
+            <w:tcMar>
+              <w:top w:w="40" w:type="dxa"/>
+              <w:bottom w:w="40" w:type="dxa"/>
+              <w:left w:w="100" w:type="dxa"/>
+              <w:right w:w="100" w:type="dxa"/>
+            </w:tcMar>
             <w:shd w:val="clear" w:fill="DCE4F1"/>
           </w:tcPr>
           <w:p>
             <w:pPr>
               <w:keepNext/>
-              <w:spacing w:after="0"/>
+              <w:spacing w:line="240" w:lineRule="auto" w:before="0" w:after="0"/>
             </w:pPr>
             <w:r>
               <w:rPr>
@@ -3149,12 +3161,18 @@
         <w:tc>
           <w:tcPr>
             <w:tcW w:type="dxa" w:w="2197"/>
+            <w:tcMar>
+              <w:top w:w="40" w:type="dxa"/>
+              <w:bottom w:w="40" w:type="dxa"/>
+              <w:left w:w="100" w:type="dxa"/>
+              <w:right w:w="100" w:type="dxa"/>
+            </w:tcMar>
             <w:shd w:val="clear" w:fill="DCE4F1"/>
           </w:tcPr>
           <w:p>
             <w:pPr>
               <w:keepNext/>
-              <w:spacing w:after="0"/>
+              <w:spacing w:line="240" w:lineRule="auto" w:before="0" w:after="0"/>
             </w:pPr>
             <w:r>
               <w:rPr>
@@ -3170,12 +3188,18 @@
         <w:tc>
           <w:tcPr>
             <w:tcW w:type="dxa" w:w="2197"/>
+            <w:tcMar>
+              <w:top w:w="40" w:type="dxa"/>
+              <w:bottom w:w="40" w:type="dxa"/>
+              <w:left w:w="100" w:type="dxa"/>
+              <w:right w:w="100" w:type="dxa"/>
+            </w:tcMar>
             <w:shd w:val="clear" w:fill="DCE4F1"/>
           </w:tcPr>
           <w:p>
             <w:pPr>
               <w:keepNext/>
-              <w:spacing w:after="0"/>
+              <w:spacing w:line="240" w:lineRule="auto" w:before="0" w:after="0"/>
             </w:pPr>
             <w:r>
               <w:rPr>
@@ -3196,11 +3220,17 @@
         <w:tc>
           <w:tcPr>
             <w:tcW w:type="dxa" w:w="2197"/>
+            <w:tcMar>
+              <w:top w:w="40" w:type="dxa"/>
+              <w:bottom w:w="40" w:type="dxa"/>
+              <w:left w:w="100" w:type="dxa"/>
+              <w:right w:w="100" w:type="dxa"/>
+            </w:tcMar>
           </w:tcPr>
           <w:p>
             <w:pPr>
               <w:keepNext/>
-              <w:spacing w:after="0"/>
+              <w:spacing w:line="240" w:lineRule="auto" w:before="0" w:after="0"/>
             </w:pPr>
             <w:r>
               <w:rPr>
@@ -3216,11 +3246,17 @@
         <w:tc>
           <w:tcPr>
             <w:tcW w:type="dxa" w:w="2197"/>
+            <w:tcMar>
+              <w:top w:w="40" w:type="dxa"/>
+              <w:bottom w:w="40" w:type="dxa"/>
+              <w:left w:w="100" w:type="dxa"/>
+              <w:right w:w="100" w:type="dxa"/>
+            </w:tcMar>
           </w:tcPr>
           <w:p>
             <w:pPr>
               <w:keepNext/>
-              <w:spacing w:after="0"/>
+              <w:spacing w:line="240" w:lineRule="auto" w:before="0" w:after="0"/>
             </w:pPr>
             <w:r>
               <w:rPr>
@@ -3236,11 +3272,17 @@
         <w:tc>
           <w:tcPr>
             <w:tcW w:type="dxa" w:w="2197"/>
+            <w:tcMar>
+              <w:top w:w="40" w:type="dxa"/>
+              <w:bottom w:w="40" w:type="dxa"/>
+              <w:left w:w="100" w:type="dxa"/>
+              <w:right w:w="100" w:type="dxa"/>
+            </w:tcMar>
           </w:tcPr>
           <w:p>
             <w:pPr>
               <w:keepNext/>
-              <w:spacing w:after="0"/>
+              <w:spacing w:line="240" w:lineRule="auto" w:before="0" w:after="0"/>
             </w:pPr>
             <w:r>
               <w:rPr>
@@ -3256,11 +3298,17 @@
         <w:tc>
           <w:tcPr>
             <w:tcW w:type="dxa" w:w="2197"/>
+            <w:tcMar>
+              <w:top w:w="40" w:type="dxa"/>
+              <w:bottom w:w="40" w:type="dxa"/>
+              <w:left w:w="100" w:type="dxa"/>
+              <w:right w:w="100" w:type="dxa"/>
+            </w:tcMar>
           </w:tcPr>
           <w:p>
             <w:pPr>
               <w:keepNext/>
-              <w:spacing w:after="0"/>
+              <w:spacing w:line="240" w:lineRule="auto" w:before="0" w:after="0"/>
             </w:pPr>
             <w:r>
               <w:rPr>
@@ -3281,11 +3329,17 @@
         <w:tc>
           <w:tcPr>
             <w:tcW w:type="dxa" w:w="2197"/>
+            <w:tcMar>
+              <w:top w:w="40" w:type="dxa"/>
+              <w:bottom w:w="40" w:type="dxa"/>
+              <w:left w:w="100" w:type="dxa"/>
+              <w:right w:w="100" w:type="dxa"/>
+            </w:tcMar>
           </w:tcPr>
           <w:p>
             <w:pPr>
               <w:keepNext/>
-              <w:spacing w:after="0"/>
+              <w:spacing w:line="240" w:lineRule="auto" w:before="0" w:after="0"/>
             </w:pPr>
             <w:r>
               <w:rPr>
@@ -3301,11 +3355,17 @@
         <w:tc>
           <w:tcPr>
             <w:tcW w:type="dxa" w:w="2197"/>
+            <w:tcMar>
+              <w:top w:w="40" w:type="dxa"/>
+              <w:bottom w:w="40" w:type="dxa"/>
+              <w:left w:w="100" w:type="dxa"/>
+              <w:right w:w="100" w:type="dxa"/>
+            </w:tcMar>
           </w:tcPr>
           <w:p>
             <w:pPr>
               <w:keepNext/>
-              <w:spacing w:after="0"/>
+              <w:spacing w:line="240" w:lineRule="auto" w:before="0" w:after="0"/>
             </w:pPr>
             <w:r>
               <w:rPr>
@@ -3321,11 +3381,17 @@
         <w:tc>
           <w:tcPr>
             <w:tcW w:type="dxa" w:w="2197"/>
+            <w:tcMar>
+              <w:top w:w="40" w:type="dxa"/>
+              <w:bottom w:w="40" w:type="dxa"/>
+              <w:left w:w="100" w:type="dxa"/>
+              <w:right w:w="100" w:type="dxa"/>
+            </w:tcMar>
           </w:tcPr>
           <w:p>
             <w:pPr>
               <w:keepNext/>
-              <w:spacing w:after="0"/>
+              <w:spacing w:line="240" w:lineRule="auto" w:before="0" w:after="0"/>
             </w:pPr>
             <w:r>
               <w:rPr>
@@ -3341,11 +3407,17 @@
         <w:tc>
           <w:tcPr>
             <w:tcW w:type="dxa" w:w="2197"/>
+            <w:tcMar>
+              <w:top w:w="40" w:type="dxa"/>
+              <w:bottom w:w="40" w:type="dxa"/>
+              <w:left w:w="100" w:type="dxa"/>
+              <w:right w:w="100" w:type="dxa"/>
+            </w:tcMar>
           </w:tcPr>
           <w:p>
             <w:pPr>
               <w:keepNext/>
-              <w:spacing w:after="0"/>
+              <w:spacing w:line="240" w:lineRule="auto" w:before="0" w:after="0"/>
             </w:pPr>
             <w:r>
               <w:rPr>
@@ -3366,11 +3438,17 @@
         <w:tc>
           <w:tcPr>
             <w:tcW w:type="dxa" w:w="2197"/>
+            <w:tcMar>
+              <w:top w:w="40" w:type="dxa"/>
+              <w:bottom w:w="40" w:type="dxa"/>
+              <w:left w:w="100" w:type="dxa"/>
+              <w:right w:w="100" w:type="dxa"/>
+            </w:tcMar>
           </w:tcPr>
           <w:p>
             <w:pPr>
               <w:keepNext/>
-              <w:spacing w:after="0"/>
+              <w:spacing w:line="240" w:lineRule="auto" w:before="0" w:after="0"/>
             </w:pPr>
             <w:r>
               <w:rPr>
@@ -3386,11 +3464,17 @@
         <w:tc>
           <w:tcPr>
             <w:tcW w:type="dxa" w:w="2197"/>
+            <w:tcMar>
+              <w:top w:w="40" w:type="dxa"/>
+              <w:bottom w:w="40" w:type="dxa"/>
+              <w:left w:w="100" w:type="dxa"/>
+              <w:right w:w="100" w:type="dxa"/>
+            </w:tcMar>
           </w:tcPr>
           <w:p>
             <w:pPr>
               <w:keepNext/>
-              <w:spacing w:after="0"/>
+              <w:spacing w:line="240" w:lineRule="auto" w:before="0" w:after="0"/>
             </w:pPr>
             <w:r>
               <w:rPr>
@@ -3406,11 +3490,17 @@
         <w:tc>
           <w:tcPr>
             <w:tcW w:type="dxa" w:w="2197"/>
+            <w:tcMar>
+              <w:top w:w="40" w:type="dxa"/>
+              <w:bottom w:w="40" w:type="dxa"/>
+              <w:left w:w="100" w:type="dxa"/>
+              <w:right w:w="100" w:type="dxa"/>
+            </w:tcMar>
           </w:tcPr>
           <w:p>
             <w:pPr>
               <w:keepNext/>
-              <w:spacing w:after="0"/>
+              <w:spacing w:line="240" w:lineRule="auto" w:before="0" w:after="0"/>
             </w:pPr>
             <w:r>
               <w:rPr>
@@ -3426,11 +3516,17 @@
         <w:tc>
           <w:tcPr>
             <w:tcW w:type="dxa" w:w="2197"/>
+            <w:tcMar>
+              <w:top w:w="40" w:type="dxa"/>
+              <w:bottom w:w="40" w:type="dxa"/>
+              <w:left w:w="100" w:type="dxa"/>
+              <w:right w:w="100" w:type="dxa"/>
+            </w:tcMar>
           </w:tcPr>
           <w:p>
             <w:pPr>
               <w:keepNext/>
-              <w:spacing w:after="0"/>
+              <w:spacing w:line="240" w:lineRule="auto" w:before="0" w:after="0"/>
             </w:pPr>
             <w:r>
               <w:rPr>
@@ -3451,11 +3547,17 @@
         <w:tc>
           <w:tcPr>
             <w:tcW w:type="dxa" w:w="2197"/>
+            <w:tcMar>
+              <w:top w:w="40" w:type="dxa"/>
+              <w:bottom w:w="40" w:type="dxa"/>
+              <w:left w:w="100" w:type="dxa"/>
+              <w:right w:w="100" w:type="dxa"/>
+            </w:tcMar>
           </w:tcPr>
           <w:p>
             <w:pPr>
               <w:keepNext/>
-              <w:spacing w:after="0"/>
+              <w:spacing w:line="240" w:lineRule="auto" w:before="0" w:after="0"/>
             </w:pPr>
             <w:r>
               <w:rPr>
@@ -3471,11 +3573,17 @@
         <w:tc>
           <w:tcPr>
             <w:tcW w:type="dxa" w:w="2197"/>
+            <w:tcMar>
+              <w:top w:w="40" w:type="dxa"/>
+              <w:bottom w:w="40" w:type="dxa"/>
+              <w:left w:w="100" w:type="dxa"/>
+              <w:right w:w="100" w:type="dxa"/>
+            </w:tcMar>
           </w:tcPr>
           <w:p>
             <w:pPr>
               <w:keepNext/>
-              <w:spacing w:after="0"/>
+              <w:spacing w:line="240" w:lineRule="auto" w:before="0" w:after="0"/>
             </w:pPr>
             <w:r>
               <w:rPr>
@@ -3491,11 +3599,17 @@
         <w:tc>
           <w:tcPr>
             <w:tcW w:type="dxa" w:w="2197"/>
+            <w:tcMar>
+              <w:top w:w="40" w:type="dxa"/>
+              <w:bottom w:w="40" w:type="dxa"/>
+              <w:left w:w="100" w:type="dxa"/>
+              <w:right w:w="100" w:type="dxa"/>
+            </w:tcMar>
           </w:tcPr>
           <w:p>
             <w:pPr>
               <w:keepNext/>
-              <w:spacing w:after="0"/>
+              <w:spacing w:line="240" w:lineRule="auto" w:before="0" w:after="0"/>
             </w:pPr>
             <w:r>
               <w:rPr>
@@ -3511,11 +3625,17 @@
         <w:tc>
           <w:tcPr>
             <w:tcW w:type="dxa" w:w="2197"/>
+            <w:tcMar>
+              <w:top w:w="40" w:type="dxa"/>
+              <w:bottom w:w="40" w:type="dxa"/>
+              <w:left w:w="100" w:type="dxa"/>
+              <w:right w:w="100" w:type="dxa"/>
+            </w:tcMar>
           </w:tcPr>
           <w:p>
             <w:pPr>
               <w:keepNext/>
-              <w:spacing w:after="0"/>
+              <w:spacing w:line="240" w:lineRule="auto" w:before="0" w:after="0"/>
             </w:pPr>
             <w:r>
               <w:rPr>
@@ -3536,11 +3656,17 @@
         <w:tc>
           <w:tcPr>
             <w:tcW w:type="dxa" w:w="2197"/>
+            <w:tcMar>
+              <w:top w:w="40" w:type="dxa"/>
+              <w:bottom w:w="40" w:type="dxa"/>
+              <w:left w:w="100" w:type="dxa"/>
+              <w:right w:w="100" w:type="dxa"/>
+            </w:tcMar>
           </w:tcPr>
           <w:p>
             <w:pPr>
               <w:keepNext/>
-              <w:spacing w:after="0"/>
+              <w:spacing w:line="240" w:lineRule="auto" w:before="0" w:after="0"/>
             </w:pPr>
             <w:r>
               <w:rPr>
@@ -3556,11 +3682,17 @@
         <w:tc>
           <w:tcPr>
             <w:tcW w:type="dxa" w:w="2197"/>
+            <w:tcMar>
+              <w:top w:w="40" w:type="dxa"/>
+              <w:bottom w:w="40" w:type="dxa"/>
+              <w:left w:w="100" w:type="dxa"/>
+              <w:right w:w="100" w:type="dxa"/>
+            </w:tcMar>
           </w:tcPr>
           <w:p>
             <w:pPr>
               <w:keepNext/>
-              <w:spacing w:after="0"/>
+              <w:spacing w:line="240" w:lineRule="auto" w:before="0" w:after="0"/>
             </w:pPr>
             <w:r>
               <w:rPr>
@@ -3576,11 +3708,17 @@
         <w:tc>
           <w:tcPr>
             <w:tcW w:type="dxa" w:w="2197"/>
+            <w:tcMar>
+              <w:top w:w="40" w:type="dxa"/>
+              <w:bottom w:w="40" w:type="dxa"/>
+              <w:left w:w="100" w:type="dxa"/>
+              <w:right w:w="100" w:type="dxa"/>
+            </w:tcMar>
           </w:tcPr>
           <w:p>
             <w:pPr>
               <w:keepNext/>
-              <w:spacing w:after="0"/>
+              <w:spacing w:line="240" w:lineRule="auto" w:before="0" w:after="0"/>
             </w:pPr>
             <w:r>
               <w:rPr>
@@ -3596,11 +3734,17 @@
         <w:tc>
           <w:tcPr>
             <w:tcW w:type="dxa" w:w="2197"/>
+            <w:tcMar>
+              <w:top w:w="40" w:type="dxa"/>
+              <w:bottom w:w="40" w:type="dxa"/>
+              <w:left w:w="100" w:type="dxa"/>
+              <w:right w:w="100" w:type="dxa"/>
+            </w:tcMar>
           </w:tcPr>
           <w:p>
             <w:pPr>
               <w:keepNext/>
-              <w:spacing w:after="0"/>
+              <w:spacing w:line="240" w:lineRule="auto" w:before="0" w:after="0"/>
             </w:pPr>
             <w:r>
               <w:rPr>
@@ -3621,11 +3765,17 @@
         <w:tc>
           <w:tcPr>
             <w:tcW w:type="dxa" w:w="2197"/>
+            <w:tcMar>
+              <w:top w:w="40" w:type="dxa"/>
+              <w:bottom w:w="40" w:type="dxa"/>
+              <w:left w:w="100" w:type="dxa"/>
+              <w:right w:w="100" w:type="dxa"/>
+            </w:tcMar>
           </w:tcPr>
           <w:p>
             <w:pPr>
               <w:keepNext/>
-              <w:spacing w:after="0"/>
+              <w:spacing w:line="240" w:lineRule="auto" w:before="0" w:after="0"/>
             </w:pPr>
             <w:r>
               <w:rPr>
@@ -3641,11 +3791,17 @@
         <w:tc>
           <w:tcPr>
             <w:tcW w:type="dxa" w:w="2197"/>
+            <w:tcMar>
+              <w:top w:w="40" w:type="dxa"/>
+              <w:bottom w:w="40" w:type="dxa"/>
+              <w:left w:w="100" w:type="dxa"/>
+              <w:right w:w="100" w:type="dxa"/>
+            </w:tcMar>
           </w:tcPr>
           <w:p>
             <w:pPr>
               <w:keepNext/>
-              <w:spacing w:after="0"/>
+              <w:spacing w:line="240" w:lineRule="auto" w:before="0" w:after="0"/>
             </w:pPr>
             <w:r>
               <w:rPr>
@@ -3661,11 +3817,17 @@
         <w:tc>
           <w:tcPr>
             <w:tcW w:type="dxa" w:w="2197"/>
+            <w:tcMar>
+              <w:top w:w="40" w:type="dxa"/>
+              <w:bottom w:w="40" w:type="dxa"/>
+              <w:left w:w="100" w:type="dxa"/>
+              <w:right w:w="100" w:type="dxa"/>
+            </w:tcMar>
           </w:tcPr>
           <w:p>
             <w:pPr>
               <w:keepNext/>
-              <w:spacing w:after="0"/>
+              <w:spacing w:line="240" w:lineRule="auto" w:before="0" w:after="0"/>
             </w:pPr>
             <w:r>
               <w:rPr>
@@ -3681,11 +3843,17 @@
         <w:tc>
           <w:tcPr>
             <w:tcW w:type="dxa" w:w="2197"/>
+            <w:tcMar>
+              <w:top w:w="40" w:type="dxa"/>
+              <w:bottom w:w="40" w:type="dxa"/>
+              <w:left w:w="100" w:type="dxa"/>
+              <w:right w:w="100" w:type="dxa"/>
+            </w:tcMar>
           </w:tcPr>
           <w:p>
             <w:pPr>
               <w:keepNext/>
-              <w:spacing w:after="0"/>
+              <w:spacing w:line="240" w:lineRule="auto" w:before="0" w:after="0"/>
             </w:pPr>
             <w:r>
               <w:rPr>
@@ -3706,10 +3874,16 @@
         <w:tc>
           <w:tcPr>
             <w:tcW w:type="dxa" w:w="2197"/>
+            <w:tcMar>
+              <w:top w:w="40" w:type="dxa"/>
+              <w:bottom w:w="40" w:type="dxa"/>
+              <w:left w:w="100" w:type="dxa"/>
+              <w:right w:w="100" w:type="dxa"/>
+            </w:tcMar>
           </w:tcPr>
           <w:p>
             <w:pPr>
-              <w:spacing w:after="0"/>
+              <w:spacing w:line="240" w:lineRule="auto" w:before="0" w:after="0"/>
             </w:pPr>
             <w:r>
               <w:rPr>
@@ -3725,10 +3899,16 @@
         <w:tc>
           <w:tcPr>
             <w:tcW w:type="dxa" w:w="2197"/>
+            <w:tcMar>
+              <w:top w:w="40" w:type="dxa"/>
+              <w:bottom w:w="40" w:type="dxa"/>
+              <w:left w:w="100" w:type="dxa"/>
+              <w:right w:w="100" w:type="dxa"/>
+            </w:tcMar>
           </w:tcPr>
           <w:p>
             <w:pPr>
-              <w:spacing w:after="0"/>
+              <w:spacing w:line="240" w:lineRule="auto" w:before="0" w:after="0"/>
             </w:pPr>
             <w:r>
               <w:rPr>
@@ -3744,10 +3924,16 @@
         <w:tc>
           <w:tcPr>
             <w:tcW w:type="dxa" w:w="2197"/>
+            <w:tcMar>
+              <w:top w:w="40" w:type="dxa"/>
+              <w:bottom w:w="40" w:type="dxa"/>
+              <w:left w:w="100" w:type="dxa"/>
+              <w:right w:w="100" w:type="dxa"/>
+            </w:tcMar>
           </w:tcPr>
           <w:p>
             <w:pPr>
-              <w:spacing w:after="0"/>
+              <w:spacing w:line="240" w:lineRule="auto" w:before="0" w:after="0"/>
             </w:pPr>
             <w:r>
               <w:rPr>
@@ -3763,10 +3949,16 @@
         <w:tc>
           <w:tcPr>
             <w:tcW w:type="dxa" w:w="2197"/>
+            <w:tcMar>
+              <w:top w:w="40" w:type="dxa"/>
+              <w:bottom w:w="40" w:type="dxa"/>
+              <w:left w:w="100" w:type="dxa"/>
+              <w:right w:w="100" w:type="dxa"/>
+            </w:tcMar>
           </w:tcPr>
           <w:p>
             <w:pPr>
-              <w:spacing w:after="0"/>
+              <w:spacing w:line="240" w:lineRule="auto" w:before="0" w:after="0"/>
             </w:pPr>
             <w:r>
               <w:rPr>
@@ -4071,12 +4263,18 @@
         <w:tc>
           <w:tcPr>
             <w:tcW w:type="dxa" w:w="1757"/>
+            <w:tcMar>
+              <w:top w:w="40" w:type="dxa"/>
+              <w:bottom w:w="40" w:type="dxa"/>
+              <w:left w:w="100" w:type="dxa"/>
+              <w:right w:w="100" w:type="dxa"/>
+            </w:tcMar>
             <w:shd w:val="clear" w:fill="DCE4F1"/>
           </w:tcPr>
           <w:p>
             <w:pPr>
               <w:keepNext/>
-              <w:spacing w:after="0"/>
+              <w:spacing w:line="240" w:lineRule="auto" w:before="0" w:after="0"/>
             </w:pPr>
             <w:r>
               <w:rPr>
@@ -4092,12 +4290,18 @@
         <w:tc>
           <w:tcPr>
             <w:tcW w:type="dxa" w:w="1757"/>
+            <w:tcMar>
+              <w:top w:w="40" w:type="dxa"/>
+              <w:bottom w:w="40" w:type="dxa"/>
+              <w:left w:w="100" w:type="dxa"/>
+              <w:right w:w="100" w:type="dxa"/>
+            </w:tcMar>
             <w:shd w:val="clear" w:fill="DCE4F1"/>
           </w:tcPr>
           <w:p>
             <w:pPr>
               <w:keepNext/>
-              <w:spacing w:after="0"/>
+              <w:spacing w:line="240" w:lineRule="auto" w:before="0" w:after="0"/>
             </w:pPr>
             <w:r>
               <w:rPr>
@@ -4113,12 +4317,18 @@
         <w:tc>
           <w:tcPr>
             <w:tcW w:type="dxa" w:w="1757"/>
+            <w:tcMar>
+              <w:top w:w="40" w:type="dxa"/>
+              <w:bottom w:w="40" w:type="dxa"/>
+              <w:left w:w="100" w:type="dxa"/>
+              <w:right w:w="100" w:type="dxa"/>
+            </w:tcMar>
             <w:shd w:val="clear" w:fill="DCE4F1"/>
           </w:tcPr>
           <w:p>
             <w:pPr>
               <w:keepNext/>
-              <w:spacing w:after="0"/>
+              <w:spacing w:line="240" w:lineRule="auto" w:before="0" w:after="0"/>
             </w:pPr>
             <w:r>
               <w:rPr>
@@ -4134,12 +4344,18 @@
         <w:tc>
           <w:tcPr>
             <w:tcW w:type="dxa" w:w="1757"/>
+            <w:tcMar>
+              <w:top w:w="40" w:type="dxa"/>
+              <w:bottom w:w="40" w:type="dxa"/>
+              <w:left w:w="100" w:type="dxa"/>
+              <w:right w:w="100" w:type="dxa"/>
+            </w:tcMar>
             <w:shd w:val="clear" w:fill="DCE4F1"/>
           </w:tcPr>
           <w:p>
             <w:pPr>
               <w:keepNext/>
-              <w:spacing w:after="0"/>
+              <w:spacing w:line="240" w:lineRule="auto" w:before="0" w:after="0"/>
             </w:pPr>
             <w:r>
               <w:rPr>
@@ -4155,12 +4371,18 @@
         <w:tc>
           <w:tcPr>
             <w:tcW w:type="dxa" w:w="1757"/>
+            <w:tcMar>
+              <w:top w:w="40" w:type="dxa"/>
+              <w:bottom w:w="40" w:type="dxa"/>
+              <w:left w:w="100" w:type="dxa"/>
+              <w:right w:w="100" w:type="dxa"/>
+            </w:tcMar>
             <w:shd w:val="clear" w:fill="DCE4F1"/>
           </w:tcPr>
           <w:p>
             <w:pPr>
               <w:keepNext/>
-              <w:spacing w:after="0"/>
+              <w:spacing w:line="240" w:lineRule="auto" w:before="0" w:after="0"/>
             </w:pPr>
             <w:r>
               <w:rPr>
@@ -4181,11 +4403,17 @@
         <w:tc>
           <w:tcPr>
             <w:tcW w:type="dxa" w:w="1757"/>
+            <w:tcMar>
+              <w:top w:w="40" w:type="dxa"/>
+              <w:bottom w:w="40" w:type="dxa"/>
+              <w:left w:w="100" w:type="dxa"/>
+              <w:right w:w="100" w:type="dxa"/>
+            </w:tcMar>
           </w:tcPr>
           <w:p>
             <w:pPr>
               <w:keepNext/>
-              <w:spacing w:after="0"/>
+              <w:spacing w:line="240" w:lineRule="auto" w:before="0" w:after="0"/>
             </w:pPr>
             <w:r>
               <w:rPr>
@@ -4201,11 +4429,17 @@
         <w:tc>
           <w:tcPr>
             <w:tcW w:type="dxa" w:w="1757"/>
+            <w:tcMar>
+              <w:top w:w="40" w:type="dxa"/>
+              <w:bottom w:w="40" w:type="dxa"/>
+              <w:left w:w="100" w:type="dxa"/>
+              <w:right w:w="100" w:type="dxa"/>
+            </w:tcMar>
           </w:tcPr>
           <w:p>
             <w:pPr>
               <w:keepNext/>
-              <w:spacing w:after="0"/>
+              <w:spacing w:line="240" w:lineRule="auto" w:before="0" w:after="0"/>
             </w:pPr>
             <w:r>
               <w:rPr>
@@ -4221,11 +4455,17 @@
         <w:tc>
           <w:tcPr>
             <w:tcW w:type="dxa" w:w="1757"/>
+            <w:tcMar>
+              <w:top w:w="40" w:type="dxa"/>
+              <w:bottom w:w="40" w:type="dxa"/>
+              <w:left w:w="100" w:type="dxa"/>
+              <w:right w:w="100" w:type="dxa"/>
+            </w:tcMar>
           </w:tcPr>
           <w:p>
             <w:pPr>
               <w:keepNext/>
-              <w:spacing w:after="0"/>
+              <w:spacing w:line="240" w:lineRule="auto" w:before="0" w:after="0"/>
             </w:pPr>
             <w:r>
               <w:rPr>
@@ -4241,11 +4481,17 @@
         <w:tc>
           <w:tcPr>
             <w:tcW w:type="dxa" w:w="1757"/>
+            <w:tcMar>
+              <w:top w:w="40" w:type="dxa"/>
+              <w:bottom w:w="40" w:type="dxa"/>
+              <w:left w:w="100" w:type="dxa"/>
+              <w:right w:w="100" w:type="dxa"/>
+            </w:tcMar>
           </w:tcPr>
           <w:p>
             <w:pPr>
               <w:keepNext/>
-              <w:spacing w:after="0"/>
+              <w:spacing w:line="240" w:lineRule="auto" w:before="0" w:after="0"/>
             </w:pPr>
             <w:r>
               <w:rPr>
@@ -4261,11 +4507,17 @@
         <w:tc>
           <w:tcPr>
             <w:tcW w:type="dxa" w:w="1757"/>
+            <w:tcMar>
+              <w:top w:w="40" w:type="dxa"/>
+              <w:bottom w:w="40" w:type="dxa"/>
+              <w:left w:w="100" w:type="dxa"/>
+              <w:right w:w="100" w:type="dxa"/>
+            </w:tcMar>
           </w:tcPr>
           <w:p>
             <w:pPr>
               <w:keepNext/>
-              <w:spacing w:after="0"/>
+              <w:spacing w:line="240" w:lineRule="auto" w:before="0" w:after="0"/>
             </w:pPr>
             <w:r>
               <w:rPr>
@@ -4286,11 +4538,17 @@
         <w:tc>
           <w:tcPr>
             <w:tcW w:type="dxa" w:w="1757"/>
+            <w:tcMar>
+              <w:top w:w="40" w:type="dxa"/>
+              <w:bottom w:w="40" w:type="dxa"/>
+              <w:left w:w="100" w:type="dxa"/>
+              <w:right w:w="100" w:type="dxa"/>
+            </w:tcMar>
           </w:tcPr>
           <w:p>
             <w:pPr>
               <w:keepNext/>
-              <w:spacing w:after="0"/>
+              <w:spacing w:line="240" w:lineRule="auto" w:before="0" w:after="0"/>
             </w:pPr>
             <w:r>
               <w:rPr>
@@ -4306,11 +4564,17 @@
         <w:tc>
           <w:tcPr>
             <w:tcW w:type="dxa" w:w="1757"/>
+            <w:tcMar>
+              <w:top w:w="40" w:type="dxa"/>
+              <w:bottom w:w="40" w:type="dxa"/>
+              <w:left w:w="100" w:type="dxa"/>
+              <w:right w:w="100" w:type="dxa"/>
+            </w:tcMar>
           </w:tcPr>
           <w:p>
             <w:pPr>
               <w:keepNext/>
-              <w:spacing w:after="0"/>
+              <w:spacing w:line="240" w:lineRule="auto" w:before="0" w:after="0"/>
             </w:pPr>
             <w:r>
               <w:rPr>
@@ -4326,11 +4590,17 @@
         <w:tc>
           <w:tcPr>
             <w:tcW w:type="dxa" w:w="1757"/>
+            <w:tcMar>
+              <w:top w:w="40" w:type="dxa"/>
+              <w:bottom w:w="40" w:type="dxa"/>
+              <w:left w:w="100" w:type="dxa"/>
+              <w:right w:w="100" w:type="dxa"/>
+            </w:tcMar>
           </w:tcPr>
           <w:p>
             <w:pPr>
               <w:keepNext/>
-              <w:spacing w:after="0"/>
+              <w:spacing w:line="240" w:lineRule="auto" w:before="0" w:after="0"/>
             </w:pPr>
             <w:r>
               <w:rPr>
@@ -4346,11 +4616,17 @@
         <w:tc>
           <w:tcPr>
             <w:tcW w:type="dxa" w:w="1757"/>
+            <w:tcMar>
+              <w:top w:w="40" w:type="dxa"/>
+              <w:bottom w:w="40" w:type="dxa"/>
+              <w:left w:w="100" w:type="dxa"/>
+              <w:right w:w="100" w:type="dxa"/>
+            </w:tcMar>
           </w:tcPr>
           <w:p>
             <w:pPr>
               <w:keepNext/>
-              <w:spacing w:after="0"/>
+              <w:spacing w:line="240" w:lineRule="auto" w:before="0" w:after="0"/>
             </w:pPr>
             <w:r>
               <w:rPr>
@@ -4366,11 +4642,17 @@
         <w:tc>
           <w:tcPr>
             <w:tcW w:type="dxa" w:w="1757"/>
+            <w:tcMar>
+              <w:top w:w="40" w:type="dxa"/>
+              <w:bottom w:w="40" w:type="dxa"/>
+              <w:left w:w="100" w:type="dxa"/>
+              <w:right w:w="100" w:type="dxa"/>
+            </w:tcMar>
           </w:tcPr>
           <w:p>
             <w:pPr>
               <w:keepNext/>
-              <w:spacing w:after="0"/>
+              <w:spacing w:line="240" w:lineRule="auto" w:before="0" w:after="0"/>
             </w:pPr>
             <w:r>
               <w:rPr>
@@ -4391,11 +4673,17 @@
         <w:tc>
           <w:tcPr>
             <w:tcW w:type="dxa" w:w="1757"/>
+            <w:tcMar>
+              <w:top w:w="40" w:type="dxa"/>
+              <w:bottom w:w="40" w:type="dxa"/>
+              <w:left w:w="100" w:type="dxa"/>
+              <w:right w:w="100" w:type="dxa"/>
+            </w:tcMar>
           </w:tcPr>
           <w:p>
             <w:pPr>
               <w:keepNext/>
-              <w:spacing w:after="0"/>
+              <w:spacing w:line="240" w:lineRule="auto" w:before="0" w:after="0"/>
             </w:pPr>
             <w:r>
               <w:rPr>
@@ -4411,11 +4699,17 @@
         <w:tc>
           <w:tcPr>
             <w:tcW w:type="dxa" w:w="1757"/>
+            <w:tcMar>
+              <w:top w:w="40" w:type="dxa"/>
+              <w:bottom w:w="40" w:type="dxa"/>
+              <w:left w:w="100" w:type="dxa"/>
+              <w:right w:w="100" w:type="dxa"/>
+            </w:tcMar>
           </w:tcPr>
           <w:p>
             <w:pPr>
               <w:keepNext/>
-              <w:spacing w:after="0"/>
+              <w:spacing w:line="240" w:lineRule="auto" w:before="0" w:after="0"/>
             </w:pPr>
             <w:r>
               <w:rPr>
@@ -4431,11 +4725,17 @@
         <w:tc>
           <w:tcPr>
             <w:tcW w:type="dxa" w:w="1757"/>
+            <w:tcMar>
+              <w:top w:w="40" w:type="dxa"/>
+              <w:bottom w:w="40" w:type="dxa"/>
+              <w:left w:w="100" w:type="dxa"/>
+              <w:right w:w="100" w:type="dxa"/>
+            </w:tcMar>
           </w:tcPr>
           <w:p>
             <w:pPr>
               <w:keepNext/>
-              <w:spacing w:after="0"/>
+              <w:spacing w:line="240" w:lineRule="auto" w:before="0" w:after="0"/>
             </w:pPr>
             <w:r>
               <w:rPr>
@@ -4451,11 +4751,17 @@
         <w:tc>
           <w:tcPr>
             <w:tcW w:type="dxa" w:w="1757"/>
+            <w:tcMar>
+              <w:top w:w="40" w:type="dxa"/>
+              <w:bottom w:w="40" w:type="dxa"/>
+              <w:left w:w="100" w:type="dxa"/>
+              <w:right w:w="100" w:type="dxa"/>
+            </w:tcMar>
           </w:tcPr>
           <w:p>
             <w:pPr>
               <w:keepNext/>
-              <w:spacing w:after="0"/>
+              <w:spacing w:line="240" w:lineRule="auto" w:before="0" w:after="0"/>
             </w:pPr>
             <w:r>
               <w:rPr>
@@ -4471,11 +4777,17 @@
         <w:tc>
           <w:tcPr>
             <w:tcW w:type="dxa" w:w="1757"/>
+            <w:tcMar>
+              <w:top w:w="40" w:type="dxa"/>
+              <w:bottom w:w="40" w:type="dxa"/>
+              <w:left w:w="100" w:type="dxa"/>
+              <w:right w:w="100" w:type="dxa"/>
+            </w:tcMar>
           </w:tcPr>
           <w:p>
             <w:pPr>
               <w:keepNext/>
-              <w:spacing w:after="0"/>
+              <w:spacing w:line="240" w:lineRule="auto" w:before="0" w:after="0"/>
             </w:pPr>
             <w:r>
               <w:rPr>
@@ -4496,11 +4808,17 @@
         <w:tc>
           <w:tcPr>
             <w:tcW w:type="dxa" w:w="1757"/>
+            <w:tcMar>
+              <w:top w:w="40" w:type="dxa"/>
+              <w:bottom w:w="40" w:type="dxa"/>
+              <w:left w:w="100" w:type="dxa"/>
+              <w:right w:w="100" w:type="dxa"/>
+            </w:tcMar>
           </w:tcPr>
           <w:p>
             <w:pPr>
               <w:keepNext/>
-              <w:spacing w:after="0"/>
+              <w:spacing w:line="240" w:lineRule="auto" w:before="0" w:after="0"/>
             </w:pPr>
             <w:r>
               <w:rPr>
@@ -4516,11 +4834,17 @@
         <w:tc>
           <w:tcPr>
             <w:tcW w:type="dxa" w:w="1757"/>
+            <w:tcMar>
+              <w:top w:w="40" w:type="dxa"/>
+              <w:bottom w:w="40" w:type="dxa"/>
+              <w:left w:w="100" w:type="dxa"/>
+              <w:right w:w="100" w:type="dxa"/>
+            </w:tcMar>
           </w:tcPr>
           <w:p>
             <w:pPr>
               <w:keepNext/>
-              <w:spacing w:after="0"/>
+              <w:spacing w:line="240" w:lineRule="auto" w:before="0" w:after="0"/>
             </w:pPr>
             <w:r>
               <w:rPr>
@@ -4536,11 +4860,17 @@
         <w:tc>
           <w:tcPr>
             <w:tcW w:type="dxa" w:w="1757"/>
+            <w:tcMar>
+              <w:top w:w="40" w:type="dxa"/>
+              <w:bottom w:w="40" w:type="dxa"/>
+              <w:left w:w="100" w:type="dxa"/>
+              <w:right w:w="100" w:type="dxa"/>
+            </w:tcMar>
           </w:tcPr>
           <w:p>
             <w:pPr>
               <w:keepNext/>
-              <w:spacing w:after="0"/>
+              <w:spacing w:line="240" w:lineRule="auto" w:before="0" w:after="0"/>
             </w:pPr>
             <w:r>
               <w:rPr>
@@ -4556,11 +4886,17 @@
         <w:tc>
           <w:tcPr>
             <w:tcW w:type="dxa" w:w="1757"/>
+            <w:tcMar>
+              <w:top w:w="40" w:type="dxa"/>
+              <w:bottom w:w="40" w:type="dxa"/>
+              <w:left w:w="100" w:type="dxa"/>
+              <w:right w:w="100" w:type="dxa"/>
+            </w:tcMar>
           </w:tcPr>
           <w:p>
             <w:pPr>
               <w:keepNext/>
-              <w:spacing w:after="0"/>
+              <w:spacing w:line="240" w:lineRule="auto" w:before="0" w:after="0"/>
             </w:pPr>
             <w:r>
               <w:rPr>
@@ -4576,11 +4912,17 @@
         <w:tc>
           <w:tcPr>
             <w:tcW w:type="dxa" w:w="1757"/>
+            <w:tcMar>
+              <w:top w:w="40" w:type="dxa"/>
+              <w:bottom w:w="40" w:type="dxa"/>
+              <w:left w:w="100" w:type="dxa"/>
+              <w:right w:w="100" w:type="dxa"/>
+            </w:tcMar>
           </w:tcPr>
           <w:p>
             <w:pPr>
               <w:keepNext/>
-              <w:spacing w:after="0"/>
+              <w:spacing w:line="240" w:lineRule="auto" w:before="0" w:after="0"/>
             </w:pPr>
             <w:r>
               <w:rPr>
@@ -4601,10 +4943,16 @@
         <w:tc>
           <w:tcPr>
             <w:tcW w:type="dxa" w:w="1757"/>
+            <w:tcMar>
+              <w:top w:w="40" w:type="dxa"/>
+              <w:bottom w:w="40" w:type="dxa"/>
+              <w:left w:w="100" w:type="dxa"/>
+              <w:right w:w="100" w:type="dxa"/>
+            </w:tcMar>
           </w:tcPr>
           <w:p>
             <w:pPr>
-              <w:spacing w:after="0"/>
+              <w:spacing w:line="240" w:lineRule="auto" w:before="0" w:after="0"/>
             </w:pPr>
             <w:r>
               <w:rPr>
@@ -4620,10 +4968,16 @@
         <w:tc>
           <w:tcPr>
             <w:tcW w:type="dxa" w:w="1757"/>
+            <w:tcMar>
+              <w:top w:w="40" w:type="dxa"/>
+              <w:bottom w:w="40" w:type="dxa"/>
+              <w:left w:w="100" w:type="dxa"/>
+              <w:right w:w="100" w:type="dxa"/>
+            </w:tcMar>
           </w:tcPr>
           <w:p>
             <w:pPr>
-              <w:spacing w:after="0"/>
+              <w:spacing w:line="240" w:lineRule="auto" w:before="0" w:after="0"/>
             </w:pPr>
             <w:r>
               <w:rPr>
@@ -4639,10 +4993,16 @@
         <w:tc>
           <w:tcPr>
             <w:tcW w:type="dxa" w:w="1757"/>
+            <w:tcMar>
+              <w:top w:w="40" w:type="dxa"/>
+              <w:bottom w:w="40" w:type="dxa"/>
+              <w:left w:w="100" w:type="dxa"/>
+              <w:right w:w="100" w:type="dxa"/>
+            </w:tcMar>
           </w:tcPr>
           <w:p>
             <w:pPr>
-              <w:spacing w:after="0"/>
+              <w:spacing w:line="240" w:lineRule="auto" w:before="0" w:after="0"/>
             </w:pPr>
             <w:r>
               <w:rPr>
@@ -4658,10 +5018,16 @@
         <w:tc>
           <w:tcPr>
             <w:tcW w:type="dxa" w:w="1757"/>
+            <w:tcMar>
+              <w:top w:w="40" w:type="dxa"/>
+              <w:bottom w:w="40" w:type="dxa"/>
+              <w:left w:w="100" w:type="dxa"/>
+              <w:right w:w="100" w:type="dxa"/>
+            </w:tcMar>
           </w:tcPr>
           <w:p>
             <w:pPr>
-              <w:spacing w:after="0"/>
+              <w:spacing w:line="240" w:lineRule="auto" w:before="0" w:after="0"/>
             </w:pPr>
             <w:r>
               <w:rPr>
@@ -4677,10 +5043,16 @@
         <w:tc>
           <w:tcPr>
             <w:tcW w:type="dxa" w:w="1757"/>
+            <w:tcMar>
+              <w:top w:w="40" w:type="dxa"/>
+              <w:bottom w:w="40" w:type="dxa"/>
+              <w:left w:w="100" w:type="dxa"/>
+              <w:right w:w="100" w:type="dxa"/>
+            </w:tcMar>
           </w:tcPr>
           <w:p>
             <w:pPr>
-              <w:spacing w:after="0"/>
+              <w:spacing w:line="240" w:lineRule="auto" w:before="0" w:after="0"/>
             </w:pPr>
             <w:r>
               <w:rPr>
@@ -4820,7 +5192,7 @@
       <w:r>
         <w:drawing>
           <wp:inline xmlns:a="http://schemas.openxmlformats.org/drawingml/2006/main" xmlns:pic="http://schemas.openxmlformats.org/drawingml/2006/picture">
-            <wp:extent cx="5472000" cy="3681529"/>
+            <wp:extent cx="5350819" cy="3600000"/>
             <wp:docPr id="1858245153" name="Picture 1858245153"/>
             <wp:cNvGraphicFramePr>
               <a:graphicFrameLocks noChangeAspect="1"/>
@@ -4841,7 +5213,7 @@
                   <pic:spPr>
                     <a:xfrm>
                       <a:off x="0" y="0"/>
-                      <a:ext cx="5472000" cy="3681529"/>
+                      <a:ext cx="5350819" cy="3600000"/>
                     </a:xfrm>
                     <a:prstGeom prst="rect"/>
                   </pic:spPr>
@@ -5596,7 +5968,7 @@
       <w:r>
         <w:drawing>
           <wp:inline xmlns:a="http://schemas.openxmlformats.org/drawingml/2006/main" xmlns:pic="http://schemas.openxmlformats.org/drawingml/2006/picture">
-            <wp:extent cx="3340805" cy="4499999"/>
+            <wp:extent cx="5472000" cy="2622306"/>
             <wp:docPr id="1858245155" name="Picture 1858245155"/>
             <wp:cNvGraphicFramePr>
               <a:graphicFrameLocks noChangeAspect="1"/>
@@ -5617,7 +5989,7 @@
                   <pic:spPr>
                     <a:xfrm>
                       <a:off x="0" y="0"/>
-                      <a:ext cx="3340805" cy="4499999"/>
+                      <a:ext cx="5472000" cy="2622306"/>
                     </a:xfrm>
                     <a:prstGeom prst="rect"/>
                   </pic:spPr>

--- a/Optimalisasi-dan-Automasi/Modul-Word/Modul-10-Optimasi-Berbasis-ANOVA.docx
+++ b/Optimalisasi-dan-Automasi/Modul-Word/Modul-10-Optimasi-Berbasis-ANOVA.docx
@@ -5192,7 +5192,7 @@
       <w:r>
         <w:drawing>
           <wp:inline xmlns:a="http://schemas.openxmlformats.org/drawingml/2006/main" xmlns:pic="http://schemas.openxmlformats.org/drawingml/2006/picture">
-            <wp:extent cx="5350819" cy="3600000"/>
+            <wp:extent cx="5472000" cy="3681529"/>
             <wp:docPr id="1858245153" name="Picture 1858245153"/>
             <wp:cNvGraphicFramePr>
               <a:graphicFrameLocks noChangeAspect="1"/>
@@ -5213,7 +5213,7 @@
                   <pic:spPr>
                     <a:xfrm>
                       <a:off x="0" y="0"/>
-                      <a:ext cx="5350819" cy="3600000"/>
+                      <a:ext cx="5472000" cy="3681529"/>
                     </a:xfrm>
                     <a:prstGeom prst="rect"/>
                   </pic:spPr>

--- a/Optimalisasi-dan-Automasi/Modul-Word/Modul-10-Optimasi-Berbasis-ANOVA.docx
+++ b/Optimalisasi-dan-Automasi/Modul-Word/Modul-10-Optimasi-Berbasis-ANOVA.docx
@@ -8865,9 +8865,11 @@
     <w:sectPr>
       <w:headerReference w:type="default" r:id="rId15"/>
       <w:footerReference w:type="default" r:id="rId16"/>
+      <w:footerReference w:type="first" r:id="rId28"/>
       <w:pgSz w:w="11906" w:h="16838" w:code="9"/>
       <w:pgMar w:top="1701" w:right="1418" w:bottom="1418" w:left="1701" w:header="709" w:footer="709" w:gutter="0"/>
       <w:cols w:space="708"/>
+      <w:titlePg/>
       <w:docGrid w:linePitch="360"/>
     </w:sectPr>
   </w:body>
@@ -9422,6 +9424,16 @@
         </mc:Fallback>
       </mc:AlternateContent>
     </w:r>
+  </w:p>
+</w:ftr>
+</file>
+
+<file path=word/footer2.xml><?xml version="1.0" encoding="utf-8"?>
+<w:ftr xmlns:m="http://schemas.openxmlformats.org/officeDocument/2006/math" xmlns:mc="http://schemas.openxmlformats.org/markup-compatibility/2006" xmlns:mo="http://schemas.microsoft.com/office/mac/office/2008/main" xmlns:mv="urn:schemas-microsoft-com:mac:vml" xmlns:o="urn:schemas-microsoft-com:office:office" xmlns:r="http://schemas.openxmlformats.org/officeDocument/2006/relationships" xmlns:v="urn:schemas-microsoft-com:vml" xmlns:w10="urn:schemas-microsoft-com:office:word" xmlns:w14="http://schemas.microsoft.com/office/word/2010/wordml" xmlns:w="http://schemas.openxmlformats.org/wordprocessingml/2006/main" xmlns:wne="http://schemas.microsoft.com/office/word/2006/wordml" xmlns:wp14="http://schemas.microsoft.com/office/word/2010/wordprocessingDrawing" xmlns:wp="http://schemas.openxmlformats.org/drawingml/2006/wordprocessingDrawing" xmlns:wpc="http://schemas.microsoft.com/office/word/2010/wordprocessingCanvas" xmlns:wpg="http://schemas.microsoft.com/office/word/2010/wordprocessingGroup" xmlns:wpi="http://schemas.microsoft.com/office/word/2010/wordprocessingInk" xmlns:wps="http://schemas.microsoft.com/office/word/2010/wordprocessingShape" mc:Ignorable="w14 wp14">
+  <w:p>
+    <w:pPr>
+      <w:pStyle w:val="Footer"/>
+    </w:pPr>
   </w:p>
 </w:ftr>
 </file>

--- a/Optimalisasi-dan-Automasi/Modul-Word/Modul-10-Optimasi-Berbasis-ANOVA.docx
+++ b/Optimalisasi-dan-Automasi/Modul-Word/Modul-10-Optimasi-Berbasis-ANOVA.docx
@@ -468,7 +468,7 @@
                                 <w:szCs w:val="20"/>
                                 <w:lang w:val="fi-FI"/>
                               </w:rPr>
-                              <w:t xml:space="preserve">Sub-CPMK 4.1 – Mampu menganalisis penggunaan teknologi 4.0 untuk meningkatkan kinerja</w:t>
+                              <w:t xml:space="preserve">Sub-CPMK 3.2 – Mampu menganalisis penggunaan teknologi 4.0 untuk meningkatkan kinerja</w:t>
                             </w:r>
                             <w:r>
                               <w:rPr>
@@ -523,7 +523,7 @@
                           <w:szCs w:val="20"/>
                           <w:lang w:val="fi-FI"/>
                         </w:rPr>
-                        <w:t xml:space="preserve">Sub-CPMK 4.1 – Mampu menganalisis penggunaan teknologi 4.0 untuk meningkatkan kinerja</w:t>
+                        <w:t xml:space="preserve">Sub-CPMK 3.2 – Mampu menganalisis penggunaan teknologi 4.0 untuk meningkatkan kinerja</w:t>
                       </w:r>
                       <w:r>
                         <w:rPr>
@@ -2767,16 +2767,16 @@
           <w:i w:val="0"/>
           <w:sz w:val="22"/>
         </w:rPr>
-        <w:t xml:space="preserve">Sub-CPMK 4.1: </w:t>
-      </w:r>
-      <w:r>
-        <w:rPr>
-          <w:rFonts w:ascii="Arial" w:hAnsi="Arial" w:cs="Arial"/>
-          <w:b w:val="0"/>
-          <w:i w:val="0"/>
-          <w:sz w:val="22"/>
-        </w:rPr>
-        <w:t>Mampu menganalisis penggunaan teknologi 4.0 untuk meningkatkan kinerja, yaitu menganalisis hasil eksperimen berbasis ANOVA sebagai basis pengambilan keputusan berbasis bukti statistik sebelum parameter optimal diimplementasikan pada sistem otomasi (CPMK 4).</w:t>
+        <w:t xml:space="preserve">Sub-CPMK 3.2: </w:t>
+      </w:r>
+      <w:r>
+        <w:rPr>
+          <w:rFonts w:ascii="Arial" w:hAnsi="Arial" w:cs="Arial"/>
+          <w:b w:val="0"/>
+          <w:i w:val="0"/>
+          <w:sz w:val="22"/>
+        </w:rPr>
+        <w:t>Mampu menganalisis penggunaan teknologi 4.0 untuk meningkatkan kinerja, yaitu menganalisis hasil eksperimen berbasis ANOVA sebagai basis pengambilan keputusan berbasis bukti statistik sebelum parameter optimal diimplementasikan pada sistem otomasi (CPMK 3).</w:t>
       </w:r>
     </w:p>
     <w:p>

--- a/Optimalisasi-dan-Automasi/Modul-Word/Modul-10-Optimasi-Berbasis-ANOVA.docx
+++ b/Optimalisasi-dan-Automasi/Modul-Word/Modul-10-Optimasi-Berbasis-ANOVA.docx
@@ -468,7 +468,7 @@
                                 <w:szCs w:val="20"/>
                                 <w:lang w:val="fi-FI"/>
                               </w:rPr>
-                              <w:t xml:space="preserve">Sub-CPMK 3.2 – Mampu menganalisis penggunaan teknologi 4.0 untuk meningkatkan kinerja</w:t>
+                              <w:t xml:space="preserve">Sub-CPMK 4.1 – Mampu menganalisis penggunaan teknologi 4.0 untuk meningkatkan kinerja</w:t>
                             </w:r>
                             <w:r>
                               <w:rPr>
@@ -523,7 +523,7 @@
                           <w:szCs w:val="20"/>
                           <w:lang w:val="fi-FI"/>
                         </w:rPr>
-                        <w:t xml:space="preserve">Sub-CPMK 3.2 – Mampu menganalisis penggunaan teknologi 4.0 untuk meningkatkan kinerja</w:t>
+                        <w:t xml:space="preserve">Sub-CPMK 4.1 – Mampu menganalisis penggunaan teknologi 4.0 untuk meningkatkan kinerja</w:t>
                       </w:r>
                       <w:r>
                         <w:rPr>
@@ -2767,16 +2767,16 @@
           <w:i w:val="0"/>
           <w:sz w:val="22"/>
         </w:rPr>
-        <w:t xml:space="preserve">Sub-CPMK 3.2: </w:t>
-      </w:r>
-      <w:r>
-        <w:rPr>
-          <w:rFonts w:ascii="Arial" w:hAnsi="Arial" w:cs="Arial"/>
-          <w:b w:val="0"/>
-          <w:i w:val="0"/>
-          <w:sz w:val="22"/>
-        </w:rPr>
-        <w:t>Mampu menganalisis penggunaan teknologi 4.0 untuk meningkatkan kinerja, yaitu menganalisis hasil eksperimen berbasis ANOVA sebagai basis pengambilan keputusan berbasis bukti statistik sebelum parameter optimal diimplementasikan pada sistem otomasi (CPMK 3).</w:t>
+        <w:t xml:space="preserve">Sub-CPMK 4.1: </w:t>
+      </w:r>
+      <w:r>
+        <w:rPr>
+          <w:rFonts w:ascii="Arial" w:hAnsi="Arial" w:cs="Arial"/>
+          <w:b w:val="0"/>
+          <w:i w:val="0"/>
+          <w:sz w:val="22"/>
+        </w:rPr>
+        <w:t>Mampu menganalisis penggunaan teknologi 4.0 untuk meningkatkan kinerja, yaitu menganalisis hasil eksperimen berbasis ANOVA sebagai basis pengambilan keputusan berbasis bukti statistik sebelum parameter optimal diimplementasikan pada sistem otomasi (CPMK 4).</w:t>
       </w:r>
     </w:p>
     <w:p>

--- a/Optimalisasi-dan-Automasi/Modul-Word/Modul-10-Optimasi-Berbasis-ANOVA.docx
+++ b/Optimalisasi-dan-Automasi/Modul-Word/Modul-10-Optimasi-Berbasis-ANOVA.docx
@@ -5771,7 +5771,7 @@
           <w:color w:val="444444"/>
           <w:sz w:val="20"/>
         </w:rPr>
-        <w:t>Gambar 7. Cuplikan kode one-way ANOVA cutting speed CNC menggunakan scipy.stats.f_oneway.</w:t>
+        <w:t xml:space="preserve">Gambar 7. Potongan kode one-way ANOVA cutting speed CNC menggunakan scipy.stats.f_oneway.</w:t>
       </w:r>
     </w:p>
     <w:p>
@@ -5786,7 +5786,7 @@
           <w:i w:val="0"/>
           <w:sz w:val="22"/>
         </w:rPr>
-        <w:t>Gambar 7 menunjukkan cuplikan kode inti Cell 1.</w:t>
+        <w:t xml:space="preserve">Gambar 7 menunjukkan potongan kode inti Cell 1.</w:t>
       </w:r>
     </w:p>
     <w:p>

--- a/Optimalisasi-dan-Automasi/Modul-Word/Modul-10-Optimasi-Berbasis-ANOVA.docx
+++ b/Optimalisasi-dan-Automasi/Modul-Word/Modul-10-Optimasi-Berbasis-ANOVA.docx
@@ -1379,7 +1379,7 @@
                                 <w:szCs w:val="20"/>
                                 <w:lang w:val="en-US"/>
                               </w:rPr>
-                              <w:t>myclass.mercubuana.ac.id</w:t>
+                              <w:t xml:space="preserve">myclass.mercubuana.ac·id</w:t>
                             </w:r>
                           </w:p>
                         </w:txbxContent>
@@ -1426,7 +1426,7 @@
                           <w:szCs w:val="20"/>
                           <w:lang w:val="en-US"/>
                         </w:rPr>
-                        <w:t>myclass.mercubuana.ac.id</w:t>
+                        <w:t xml:space="preserve">myclass.mercubuana.ac·id</w:t>
                       </w:r>
                     </w:p>
                   </w:txbxContent>
@@ -2512,7 +2512,7 @@
                                 <w:sz w:val="20"/>
                                 <w:szCs w:val="20"/>
                               </w:rPr>
-                              <w:t>www.mercubuana.ac.id</w:t>
+                              <w:t xml:space="preserve">www.mercubuana.ac·id</w:t>
                             </w:r>
                           </w:p>
                         </w:txbxContent>
@@ -2558,7 +2558,7 @@
                           <w:sz w:val="20"/>
                           <w:szCs w:val="20"/>
                         </w:rPr>
-                        <w:t>www.mercubuana.ac.id</w:t>
+                        <w:t xml:space="preserve">www.mercubuana.ac·id</w:t>
                       </w:r>
                     </w:p>
                   </w:txbxContent>
@@ -2840,6 +2840,15 @@
         </w:rPr>
         <w:t>ANOVA dikembangkan oleh Ronald A. Fisher (1925) di Rothamsted Experimental Station. Ide dasarnya: total variasi data dipecah menjadi variasi ANTAR grup (disebabkan faktor yang diuji) dan variasi DALAM grup (noise pengukuran).</w:t>
       </w:r>
+      <w:r>
+        <w:rPr>
+          <w:rFonts w:ascii="Arial" w:hAnsi="Arial" w:cs="Arial"/>
+          <w:b w:val="0"/>
+          <w:i w:val="0"/>
+          <w:sz w:val="22"/>
+        </w:rPr>
+        <w:t xml:space="preserve"> Hubungan ini dirangkum dalam Persamaan (1).</w:t>
+      </w:r>
     </w:p>
     <w:p>
       <w:pPr>
@@ -2854,7 +2863,327 @@
           <w:color w:val="305496"/>
           <w:sz w:val="22"/>
         </w:rPr>
-        <w:t>H0: μ1=μ2=...=μk      SS_total=SS_between+SS_within      df_b=k-1, df_w=N-k      MS_b=SS_b/df_b      F=MS_b/MS_w      p&lt;α → tolak H0</w:t>
+        <w:t xml:space="preserve">H0: μ1=μ2=...=μk      </w:t>
+      </w:r>
+      <w:r>
+        <w:rPr>
+          <w:rFonts w:ascii="Arial" w:hAnsi="Arial" w:cs="Arial"/>
+          <w:b/>
+          <w:i/>
+          <w:color w:val="305496"/>
+          <w:sz w:val="22"/>
+        </w:rPr>
+        <w:t xml:space="preserve">SS</w:t>
+      </w:r>
+      <w:r>
+        <w:rPr>
+          <w:rFonts w:ascii="Arial" w:hAnsi="Arial" w:cs="Arial"/>
+          <w:b/>
+          <w:i/>
+          <w:color w:val="305496"/>
+          <w:sz w:val="22"/>
+          <w:vertAlign w:val="subscript"/>
+        </w:rPr>
+        <w:t xml:space="preserve">total</w:t>
+      </w:r>
+      <w:r>
+        <w:rPr>
+          <w:rFonts w:ascii="Arial" w:hAnsi="Arial" w:cs="Arial"/>
+          <w:b/>
+          <w:i/>
+          <w:color w:val="305496"/>
+          <w:sz w:val="22"/>
+        </w:rPr>
+        <w:t xml:space="preserve">=</w:t>
+      </w:r>
+      <w:r>
+        <w:rPr>
+          <w:rFonts w:ascii="Arial" w:hAnsi="Arial" w:cs="Arial"/>
+          <w:b/>
+          <w:i/>
+          <w:color w:val="305496"/>
+          <w:sz w:val="22"/>
+        </w:rPr>
+        <w:t xml:space="preserve">SS</w:t>
+      </w:r>
+      <w:r>
+        <w:rPr>
+          <w:rFonts w:ascii="Arial" w:hAnsi="Arial" w:cs="Arial"/>
+          <w:b/>
+          <w:i/>
+          <w:color w:val="305496"/>
+          <w:sz w:val="22"/>
+          <w:vertAlign w:val="subscript"/>
+        </w:rPr>
+        <w:t xml:space="preserve">between</w:t>
+      </w:r>
+      <w:r>
+        <w:rPr>
+          <w:rFonts w:ascii="Arial" w:hAnsi="Arial" w:cs="Arial"/>
+          <w:b/>
+          <w:i/>
+          <w:color w:val="305496"/>
+          <w:sz w:val="22"/>
+        </w:rPr>
+        <w:t xml:space="preserve">+</w:t>
+      </w:r>
+      <w:r>
+        <w:rPr>
+          <w:rFonts w:ascii="Arial" w:hAnsi="Arial" w:cs="Arial"/>
+          <w:b/>
+          <w:i/>
+          <w:color w:val="305496"/>
+          <w:sz w:val="22"/>
+        </w:rPr>
+        <w:t xml:space="preserve">SS</w:t>
+      </w:r>
+      <w:r>
+        <w:rPr>
+          <w:rFonts w:ascii="Arial" w:hAnsi="Arial" w:cs="Arial"/>
+          <w:b/>
+          <w:i/>
+          <w:color w:val="305496"/>
+          <w:sz w:val="22"/>
+          <w:vertAlign w:val="subscript"/>
+        </w:rPr>
+        <w:t xml:space="preserve">within</w:t>
+      </w:r>
+      <w:r>
+        <w:rPr>
+          <w:rFonts w:ascii="Arial" w:hAnsi="Arial" w:cs="Arial"/>
+          <w:b/>
+          <w:i/>
+          <w:color w:val="305496"/>
+          <w:sz w:val="22"/>
+        </w:rPr>
+        <w:t xml:space="preserve">      </w:t>
+      </w:r>
+      <w:r>
+        <w:rPr>
+          <w:rFonts w:ascii="Arial" w:hAnsi="Arial" w:cs="Arial"/>
+          <w:b/>
+          <w:i/>
+          <w:color w:val="305496"/>
+          <w:sz w:val="22"/>
+        </w:rPr>
+        <w:t xml:space="preserve">df</w:t>
+      </w:r>
+      <w:r>
+        <w:rPr>
+          <w:rFonts w:ascii="Arial" w:hAnsi="Arial" w:cs="Arial"/>
+          <w:b/>
+          <w:i/>
+          <w:color w:val="305496"/>
+          <w:sz w:val="22"/>
+          <w:vertAlign w:val="subscript"/>
+        </w:rPr>
+        <w:t xml:space="preserve">b</w:t>
+      </w:r>
+      <w:r>
+        <w:rPr>
+          <w:rFonts w:ascii="Arial" w:hAnsi="Arial" w:cs="Arial"/>
+          <w:b/>
+          <w:i/>
+          <w:color w:val="305496"/>
+          <w:sz w:val="22"/>
+        </w:rPr>
+        <w:t xml:space="preserve">=k-1, </w:t>
+      </w:r>
+      <w:r>
+        <w:rPr>
+          <w:rFonts w:ascii="Arial" w:hAnsi="Arial" w:cs="Arial"/>
+          <w:b/>
+          <w:i/>
+          <w:color w:val="305496"/>
+          <w:sz w:val="22"/>
+        </w:rPr>
+        <w:t xml:space="preserve">df</w:t>
+      </w:r>
+      <w:r>
+        <w:rPr>
+          <w:rFonts w:ascii="Arial" w:hAnsi="Arial" w:cs="Arial"/>
+          <w:b/>
+          <w:i/>
+          <w:color w:val="305496"/>
+          <w:sz w:val="22"/>
+          <w:vertAlign w:val="subscript"/>
+        </w:rPr>
+        <w:t xml:space="preserve">w</w:t>
+      </w:r>
+      <w:r>
+        <w:rPr>
+          <w:rFonts w:ascii="Arial" w:hAnsi="Arial" w:cs="Arial"/>
+          <w:b/>
+          <w:i/>
+          <w:color w:val="305496"/>
+          <w:sz w:val="22"/>
+        </w:rPr>
+        <w:t xml:space="preserve">=N-k      </w:t>
+      </w:r>
+      <w:r>
+        <w:rPr>
+          <w:rFonts w:ascii="Arial" w:hAnsi="Arial" w:cs="Arial"/>
+          <w:b/>
+          <w:i/>
+          <w:color w:val="305496"/>
+          <w:sz w:val="22"/>
+        </w:rPr>
+        <w:t xml:space="preserve">MS</w:t>
+      </w:r>
+      <w:r>
+        <w:rPr>
+          <w:rFonts w:ascii="Arial" w:hAnsi="Arial" w:cs="Arial"/>
+          <w:b/>
+          <w:i/>
+          <w:color w:val="305496"/>
+          <w:sz w:val="22"/>
+          <w:vertAlign w:val="subscript"/>
+        </w:rPr>
+        <w:t xml:space="preserve">b</w:t>
+      </w:r>
+      <w:r>
+        <w:rPr>
+          <w:rFonts w:ascii="Arial" w:hAnsi="Arial" w:cs="Arial"/>
+          <w:b/>
+          <w:i/>
+          <w:color w:val="305496"/>
+          <w:sz w:val="22"/>
+        </w:rPr>
+        <w:t xml:space="preserve">=</w:t>
+      </w:r>
+      <w:r>
+        <w:rPr>
+          <w:rFonts w:ascii="Arial" w:hAnsi="Arial" w:cs="Arial"/>
+          <w:b/>
+          <w:i/>
+          <w:color w:val="305496"/>
+          <w:sz w:val="22"/>
+        </w:rPr>
+        <w:t xml:space="preserve">SS</w:t>
+      </w:r>
+      <w:r>
+        <w:rPr>
+          <w:rFonts w:ascii="Arial" w:hAnsi="Arial" w:cs="Arial"/>
+          <w:b/>
+          <w:i/>
+          <w:color w:val="305496"/>
+          <w:sz w:val="22"/>
+          <w:vertAlign w:val="subscript"/>
+        </w:rPr>
+        <w:t xml:space="preserve">b</w:t>
+      </w:r>
+      <w:r>
+        <w:rPr>
+          <w:rFonts w:ascii="Arial" w:hAnsi="Arial" w:cs="Arial"/>
+          <w:b/>
+          <w:i/>
+          <w:color w:val="305496"/>
+          <w:sz w:val="22"/>
+        </w:rPr>
+        <w:t xml:space="preserve">/</w:t>
+      </w:r>
+      <w:r>
+        <w:rPr>
+          <w:rFonts w:ascii="Arial" w:hAnsi="Arial" w:cs="Arial"/>
+          <w:b/>
+          <w:i/>
+          <w:color w:val="305496"/>
+          <w:sz w:val="22"/>
+        </w:rPr>
+        <w:t xml:space="preserve">df</w:t>
+      </w:r>
+      <w:r>
+        <w:rPr>
+          <w:rFonts w:ascii="Arial" w:hAnsi="Arial" w:cs="Arial"/>
+          <w:b/>
+          <w:i/>
+          <w:color w:val="305496"/>
+          <w:sz w:val="22"/>
+          <w:vertAlign w:val="subscript"/>
+        </w:rPr>
+        <w:t xml:space="preserve">b</w:t>
+      </w:r>
+      <w:r>
+        <w:rPr>
+          <w:rFonts w:ascii="Arial" w:hAnsi="Arial" w:cs="Arial"/>
+          <w:b/>
+          <w:i/>
+          <w:color w:val="305496"/>
+          <w:sz w:val="22"/>
+        </w:rPr>
+        <w:t xml:space="preserve">      F=</w:t>
+      </w:r>
+      <w:r>
+        <w:rPr>
+          <w:rFonts w:ascii="Arial" w:hAnsi="Arial" w:cs="Arial"/>
+          <w:b/>
+          <w:i/>
+          <w:color w:val="305496"/>
+          <w:sz w:val="22"/>
+        </w:rPr>
+        <w:t xml:space="preserve">MS</w:t>
+      </w:r>
+      <w:r>
+        <w:rPr>
+          <w:rFonts w:ascii="Arial" w:hAnsi="Arial" w:cs="Arial"/>
+          <w:b/>
+          <w:i/>
+          <w:color w:val="305496"/>
+          <w:sz w:val="22"/>
+          <w:vertAlign w:val="subscript"/>
+        </w:rPr>
+        <w:t xml:space="preserve">b</w:t>
+      </w:r>
+      <w:r>
+        <w:rPr>
+          <w:rFonts w:ascii="Arial" w:hAnsi="Arial" w:cs="Arial"/>
+          <w:b/>
+          <w:i/>
+          <w:color w:val="305496"/>
+          <w:sz w:val="22"/>
+        </w:rPr>
+        <w:t xml:space="preserve">/</w:t>
+      </w:r>
+      <w:r>
+        <w:rPr>
+          <w:rFonts w:ascii="Arial" w:hAnsi="Arial" w:cs="Arial"/>
+          <w:b/>
+          <w:i/>
+          <w:color w:val="305496"/>
+          <w:sz w:val="22"/>
+        </w:rPr>
+        <w:t xml:space="preserve">MS</w:t>
+      </w:r>
+      <w:r>
+        <w:rPr>
+          <w:rFonts w:ascii="Arial" w:hAnsi="Arial" w:cs="Arial"/>
+          <w:b/>
+          <w:i/>
+          <w:color w:val="305496"/>
+          <w:sz w:val="22"/>
+          <w:vertAlign w:val="subscript"/>
+        </w:rPr>
+        <w:t xml:space="preserve">w</w:t>
+      </w:r>
+      <w:r>
+        <w:rPr>
+          <w:rFonts w:ascii="Arial" w:hAnsi="Arial" w:cs="Arial"/>
+          <w:b/>
+          <w:i/>
+          <w:color w:val="305496"/>
+          <w:sz w:val="22"/>
+        </w:rPr>
+        <w:t xml:space="preserve">      p&lt;α → tolak H0</w:t>
+      </w:r>
+      <w:r>
+        <w:rPr>
+          <w:rFonts w:ascii="Arial" w:hAnsi="Arial" w:cs="Arial"/>
+          <w:b/>
+          <w:i/>
+          <w:color w:val="305496"/>
+          <w:sz w:val="22"/>
+        </w:rPr>
+        <w:t xml:space="preserve">   (1)</w:t>
       </w:r>
     </w:p>
     <w:p>
@@ -2926,7 +3255,63 @@
           <w:i w:val="0"/>
           <w:sz w:val="22"/>
         </w:rPr>
-        <w:t>Gambar 2 mengilustrasikan partisi varians pada studi kasus cutting speed CNC (3 level: 80, 100, 120 m/min, n=5 replikasi). Variasi dalam grup (SS_within) mencerminkan noise pengukuran, sedangkan variasi antar grup (SS_between) mencerminkan efek nyata dari perubahan cutting speed.</w:t>
+        <w:t xml:space="preserve">Gambar 2 mengilustrasikan partisi varians pada studi kasus cutting speed CNC (3 level: 80, 100, 120 m/min, n=5 replikasi). Variasi dalam grup (</w:t>
+      </w:r>
+      <w:r>
+        <w:rPr>
+          <w:rFonts w:ascii="Arial" w:hAnsi="Arial" w:cs="Arial"/>
+          <w:b w:val="0"/>
+          <w:i w:val="0"/>
+          <w:sz w:val="22"/>
+        </w:rPr>
+        <w:t xml:space="preserve">SS</w:t>
+      </w:r>
+      <w:r>
+        <w:rPr>
+          <w:rFonts w:ascii="Arial" w:hAnsi="Arial" w:cs="Arial"/>
+          <w:b w:val="0"/>
+          <w:i w:val="0"/>
+          <w:sz w:val="22"/>
+          <w:vertAlign w:val="subscript"/>
+        </w:rPr>
+        <w:t xml:space="preserve">within</w:t>
+      </w:r>
+      <w:r>
+        <w:rPr>
+          <w:rFonts w:ascii="Arial" w:hAnsi="Arial" w:cs="Arial"/>
+          <w:b w:val="0"/>
+          <w:i w:val="0"/>
+          <w:sz w:val="22"/>
+        </w:rPr>
+        <w:t xml:space="preserve">) mencerminkan noise pengukuran, sedangkan variasi antar grup (</w:t>
+      </w:r>
+      <w:r>
+        <w:rPr>
+          <w:rFonts w:ascii="Arial" w:hAnsi="Arial" w:cs="Arial"/>
+          <w:b w:val="0"/>
+          <w:i w:val="0"/>
+          <w:sz w:val="22"/>
+        </w:rPr>
+        <w:t xml:space="preserve">SS</w:t>
+      </w:r>
+      <w:r>
+        <w:rPr>
+          <w:rFonts w:ascii="Arial" w:hAnsi="Arial" w:cs="Arial"/>
+          <w:b w:val="0"/>
+          <w:i w:val="0"/>
+          <w:sz w:val="22"/>
+          <w:vertAlign w:val="subscript"/>
+        </w:rPr>
+        <w:t xml:space="preserve">between</w:t>
+      </w:r>
+      <w:r>
+        <w:rPr>
+          <w:rFonts w:ascii="Arial" w:hAnsi="Arial" w:cs="Arial"/>
+          <w:b w:val="0"/>
+          <w:i w:val="0"/>
+          <w:sz w:val="22"/>
+        </w:rPr>
+        <w:t xml:space="preserve">) mencerminkan efek nyata dari perubahan cutting speed.</w:t>
       </w:r>
     </w:p>
     <w:p>
@@ -2950,7 +3335,203 @@
           <w:i w:val="0"/>
           <w:sz w:val="22"/>
         </w:rPr>
-        <w:t>Untuk data cutting speed di atas: SS_between=0,96, SS_within=0,64, df_b=2, df_w=12, MS_b=0,48, MS_w=0,053, sehingga F=(0,48/0,053)=9,0 dengan p=0,004. Karena p&lt;0,05, H0 ditolak: cutting speed berpengaruh signifikan terhadap surface roughness. Uji Tukey HSD lebih lanjut menunjukkan level 100 vs 80 berbeda signifikan (p=0,003), sedangkan 120 vs 80 tidak (p=0,21).</w:t>
+        <w:t xml:space="preserve">Untuk data cutting speed di atas: </w:t>
+      </w:r>
+      <w:r>
+        <w:rPr>
+          <w:rFonts w:ascii="Arial" w:hAnsi="Arial" w:cs="Arial"/>
+          <w:b w:val="0"/>
+          <w:i w:val="0"/>
+          <w:sz w:val="22"/>
+        </w:rPr>
+        <w:t xml:space="preserve">SS</w:t>
+      </w:r>
+      <w:r>
+        <w:rPr>
+          <w:rFonts w:ascii="Arial" w:hAnsi="Arial" w:cs="Arial"/>
+          <w:b w:val="0"/>
+          <w:i w:val="0"/>
+          <w:sz w:val="22"/>
+          <w:vertAlign w:val="subscript"/>
+        </w:rPr>
+        <w:t xml:space="preserve">between</w:t>
+      </w:r>
+      <w:r>
+        <w:rPr>
+          <w:rFonts w:ascii="Arial" w:hAnsi="Arial" w:cs="Arial"/>
+          <w:b w:val="0"/>
+          <w:i w:val="0"/>
+          <w:sz w:val="22"/>
+        </w:rPr>
+        <w:t xml:space="preserve">=0,96, </w:t>
+      </w:r>
+      <w:r>
+        <w:rPr>
+          <w:rFonts w:ascii="Arial" w:hAnsi="Arial" w:cs="Arial"/>
+          <w:b w:val="0"/>
+          <w:i w:val="0"/>
+          <w:sz w:val="22"/>
+        </w:rPr>
+        <w:t xml:space="preserve">SS</w:t>
+      </w:r>
+      <w:r>
+        <w:rPr>
+          <w:rFonts w:ascii="Arial" w:hAnsi="Arial" w:cs="Arial"/>
+          <w:b w:val="0"/>
+          <w:i w:val="0"/>
+          <w:sz w:val="22"/>
+          <w:vertAlign w:val="subscript"/>
+        </w:rPr>
+        <w:t xml:space="preserve">within</w:t>
+      </w:r>
+      <w:r>
+        <w:rPr>
+          <w:rFonts w:ascii="Arial" w:hAnsi="Arial" w:cs="Arial"/>
+          <w:b w:val="0"/>
+          <w:i w:val="0"/>
+          <w:sz w:val="22"/>
+        </w:rPr>
+        <w:t xml:space="preserve">=0,64, </w:t>
+      </w:r>
+      <w:r>
+        <w:rPr>
+          <w:rFonts w:ascii="Arial" w:hAnsi="Arial" w:cs="Arial"/>
+          <w:b w:val="0"/>
+          <w:i w:val="0"/>
+          <w:sz w:val="22"/>
+        </w:rPr>
+        <w:t xml:space="preserve">df</w:t>
+      </w:r>
+      <w:r>
+        <w:rPr>
+          <w:rFonts w:ascii="Arial" w:hAnsi="Arial" w:cs="Arial"/>
+          <w:b w:val="0"/>
+          <w:i w:val="0"/>
+          <w:sz w:val="22"/>
+          <w:vertAlign w:val="subscript"/>
+        </w:rPr>
+        <w:t xml:space="preserve">b</w:t>
+      </w:r>
+      <w:r>
+        <w:rPr>
+          <w:rFonts w:ascii="Arial" w:hAnsi="Arial" w:cs="Arial"/>
+          <w:b w:val="0"/>
+          <w:i w:val="0"/>
+          <w:sz w:val="22"/>
+        </w:rPr>
+        <w:t xml:space="preserve">=2, </w:t>
+      </w:r>
+      <w:r>
+        <w:rPr>
+          <w:rFonts w:ascii="Arial" w:hAnsi="Arial" w:cs="Arial"/>
+          <w:b w:val="0"/>
+          <w:i w:val="0"/>
+          <w:sz w:val="22"/>
+        </w:rPr>
+        <w:t xml:space="preserve">df</w:t>
+      </w:r>
+      <w:r>
+        <w:rPr>
+          <w:rFonts w:ascii="Arial" w:hAnsi="Arial" w:cs="Arial"/>
+          <w:b w:val="0"/>
+          <w:i w:val="0"/>
+          <w:sz w:val="22"/>
+          <w:vertAlign w:val="subscript"/>
+        </w:rPr>
+        <w:t xml:space="preserve">w</w:t>
+      </w:r>
+      <w:r>
+        <w:rPr>
+          <w:rFonts w:ascii="Arial" w:hAnsi="Arial" w:cs="Arial"/>
+          <w:b w:val="0"/>
+          <w:i w:val="0"/>
+          <w:sz w:val="22"/>
+        </w:rPr>
+        <w:t xml:space="preserve">=12, </w:t>
+      </w:r>
+      <w:r>
+        <w:rPr>
+          <w:rFonts w:ascii="Arial" w:hAnsi="Arial" w:cs="Arial"/>
+          <w:b w:val="0"/>
+          <w:i w:val="0"/>
+          <w:sz w:val="22"/>
+        </w:rPr>
+        <w:t xml:space="preserve">MS</w:t>
+      </w:r>
+      <w:r>
+        <w:rPr>
+          <w:rFonts w:ascii="Arial" w:hAnsi="Arial" w:cs="Arial"/>
+          <w:b w:val="0"/>
+          <w:i w:val="0"/>
+          <w:sz w:val="22"/>
+          <w:vertAlign w:val="subscript"/>
+        </w:rPr>
+        <w:t xml:space="preserve">b</w:t>
+      </w:r>
+      <w:r>
+        <w:rPr>
+          <w:rFonts w:ascii="Arial" w:hAnsi="Arial" w:cs="Arial"/>
+          <w:b w:val="0"/>
+          <w:i w:val="0"/>
+          <w:sz w:val="22"/>
+        </w:rPr>
+        <w:t xml:space="preserve">=0,48, </w:t>
+      </w:r>
+      <w:r>
+        <w:rPr>
+          <w:rFonts w:ascii="Arial" w:hAnsi="Arial" w:cs="Arial"/>
+          <w:b w:val="0"/>
+          <w:i w:val="0"/>
+          <w:sz w:val="22"/>
+        </w:rPr>
+        <w:t xml:space="preserve">MS</w:t>
+      </w:r>
+      <w:r>
+        <w:rPr>
+          <w:rFonts w:ascii="Arial" w:hAnsi="Arial" w:cs="Arial"/>
+          <w:b w:val="0"/>
+          <w:i w:val="0"/>
+          <w:sz w:val="22"/>
+          <w:vertAlign w:val="subscript"/>
+        </w:rPr>
+        <w:t xml:space="preserve">w</w:t>
+      </w:r>
+      <w:r>
+        <w:rPr>
+          <w:rFonts w:ascii="Arial" w:hAnsi="Arial" w:cs="Arial"/>
+          <w:b w:val="0"/>
+          <w:i w:val="0"/>
+          <w:sz w:val="22"/>
+        </w:rPr>
+        <w:t xml:space="preserve">=0,053, sehingga F=(0,48/0,053)=9,0 dengan p=0,004. Karena p&lt;0,05, </w:t>
+      </w:r>
+      <w:r>
+        <w:rPr>
+          <w:rFonts w:ascii="Arial" w:hAnsi="Arial" w:cs="Arial"/>
+          <w:b w:val="0"/>
+          <w:i w:val="0"/>
+          <w:sz w:val="22"/>
+        </w:rPr>
+        <w:t xml:space="preserve">H</w:t>
+      </w:r>
+      <w:r>
+        <w:rPr>
+          <w:rFonts w:ascii="Arial" w:hAnsi="Arial" w:cs="Arial"/>
+          <w:b w:val="0"/>
+          <w:i w:val="0"/>
+          <w:sz w:val="22"/>
+          <w:vertAlign w:val="subscript"/>
+        </w:rPr>
+        <w:t xml:space="preserve">0</w:t>
+      </w:r>
+      <w:r>
+        <w:rPr>
+          <w:rFonts w:ascii="Arial" w:hAnsi="Arial" w:cs="Arial"/>
+          <w:b w:val="0"/>
+          <w:i w:val="0"/>
+          <w:sz w:val="22"/>
+        </w:rPr>
+        <w:t xml:space="preserve"> ditolak: cutting speed berpengaruh signifikan terhadap surface roughness. Uji Tukey HSD lebih lanjut menunjukkan level 100 vs 80 berbeda signifikan (p=0,003), sedangkan 120 vs 80 tidak (p=0,21).</w:t>
       </w:r>
     </w:p>
     <w:p>
@@ -3007,7 +3588,100 @@
           <w:color w:val="444444"/>
           <w:sz w:val="20"/>
         </w:rPr>
-        <w:t>Gambar 3. Distribusi F (df_b=2, df_w=12) dengan daerah kritis α=0,05; F observed=9,0 jauh melewati F_crit=3,89 sehingga H0 ditolak.</w:t>
+        <w:t xml:space="preserve">Gambar 3. Distribusi F (</w:t>
+      </w:r>
+      <w:r>
+        <w:rPr>
+          <w:rFonts w:ascii="Arial" w:hAnsi="Arial" w:cs="Arial"/>
+          <w:b w:val="0"/>
+          <w:i/>
+          <w:color w:val="444444"/>
+          <w:sz w:val="20"/>
+        </w:rPr>
+        <w:t xml:space="preserve">df</w:t>
+      </w:r>
+      <w:r>
+        <w:rPr>
+          <w:rFonts w:ascii="Arial" w:hAnsi="Arial" w:cs="Arial"/>
+          <w:b w:val="0"/>
+          <w:i/>
+          <w:color w:val="444444"/>
+          <w:sz w:val="20"/>
+          <w:vertAlign w:val="subscript"/>
+        </w:rPr>
+        <w:t xml:space="preserve">b</w:t>
+      </w:r>
+      <w:r>
+        <w:rPr>
+          <w:rFonts w:ascii="Arial" w:hAnsi="Arial" w:cs="Arial"/>
+          <w:b w:val="0"/>
+          <w:i/>
+          <w:color w:val="444444"/>
+          <w:sz w:val="20"/>
+        </w:rPr>
+        <w:t xml:space="preserve">=2, </w:t>
+      </w:r>
+      <w:r>
+        <w:rPr>
+          <w:rFonts w:ascii="Arial" w:hAnsi="Arial" w:cs="Arial"/>
+          <w:b w:val="0"/>
+          <w:i/>
+          <w:color w:val="444444"/>
+          <w:sz w:val="20"/>
+        </w:rPr>
+        <w:t xml:space="preserve">df</w:t>
+      </w:r>
+      <w:r>
+        <w:rPr>
+          <w:rFonts w:ascii="Arial" w:hAnsi="Arial" w:cs="Arial"/>
+          <w:b w:val="0"/>
+          <w:i/>
+          <w:color w:val="444444"/>
+          <w:sz w:val="20"/>
+          <w:vertAlign w:val="subscript"/>
+        </w:rPr>
+        <w:t xml:space="preserve">w</w:t>
+      </w:r>
+      <w:r>
+        <w:rPr>
+          <w:rFonts w:ascii="Arial" w:hAnsi="Arial" w:cs="Arial"/>
+          <w:b w:val="0"/>
+          <w:i/>
+          <w:color w:val="444444"/>
+          <w:sz w:val="20"/>
+        </w:rPr>
+        <w:t xml:space="preserve">=12) dengan daerah kritis α=0,05; F observed=9,0 jauh melewati </w:t>
+      </w:r>
+      <w:r>
+        <w:rPr>
+          <w:rFonts w:ascii="Arial" w:hAnsi="Arial" w:cs="Arial"/>
+          <w:b w:val="0"/>
+          <w:i/>
+          <w:color w:val="444444"/>
+          <w:sz w:val="20"/>
+        </w:rPr>
+        <w:t xml:space="preserve">F</w:t>
+      </w:r>
+      <w:r>
+        <w:rPr>
+          <w:rFonts w:ascii="Arial" w:hAnsi="Arial" w:cs="Arial"/>
+          <w:b w:val="0"/>
+          <w:i/>
+          <w:color w:val="444444"/>
+          <w:sz w:val="20"/>
+          <w:vertAlign w:val="subscript"/>
+        </w:rPr>
+        <w:t xml:space="preserve">crit</w:t>
+      </w:r>
+      <w:r>
+        <w:rPr>
+          <w:rFonts w:ascii="Arial" w:hAnsi="Arial" w:cs="Arial"/>
+          <w:b w:val="0"/>
+          <w:i/>
+          <w:color w:val="444444"/>
+          <w:sz w:val="20"/>
+        </w:rPr>
+        <w:t xml:space="preserve">=3,89 sehingga H0 ditolak.</w:t>
       </w:r>
     </w:p>
     <w:p>
@@ -3022,7 +3696,35 @@
           <w:i w:val="0"/>
           <w:sz w:val="22"/>
         </w:rPr>
-        <w:t>Gambar 3 memperlihatkan posisi F observed relatif terhadap daerah kritis distribusi F; semakin jauh F observed berada di kanan F_crit, semakin kuat bukti bahwa faktor yang diuji berpengaruh nyata.</w:t>
+        <w:t xml:space="preserve">Gambar 3 memperlihatkan posisi F observed relatif terhadap daerah kritis distribusi F; semakin jauh F observed berada di kanan </w:t>
+      </w:r>
+      <w:r>
+        <w:rPr>
+          <w:rFonts w:ascii="Arial" w:hAnsi="Arial" w:cs="Arial"/>
+          <w:b w:val="0"/>
+          <w:i w:val="0"/>
+          <w:sz w:val="22"/>
+        </w:rPr>
+        <w:t xml:space="preserve">F</w:t>
+      </w:r>
+      <w:r>
+        <w:rPr>
+          <w:rFonts w:ascii="Arial" w:hAnsi="Arial" w:cs="Arial"/>
+          <w:b w:val="0"/>
+          <w:i w:val="0"/>
+          <w:sz w:val="22"/>
+          <w:vertAlign w:val="subscript"/>
+        </w:rPr>
+        <w:t xml:space="preserve">crit</w:t>
+      </w:r>
+      <w:r>
+        <w:rPr>
+          <w:rFonts w:ascii="Arial" w:hAnsi="Arial" w:cs="Arial"/>
+          <w:b w:val="0"/>
+          <w:i w:val="0"/>
+          <w:sz w:val="22"/>
+        </w:rPr>
+        <w:t xml:space="preserve">, semakin kuat bukti bahwa faktor yang diuji berpengaruh nyata.</w:t>
       </w:r>
     </w:p>
     <w:p>
@@ -3046,7 +3748,35 @@
           <w:i w:val="0"/>
           <w:sz w:val="22"/>
         </w:rPr>
-        <w:t>Implementasi praktis memakai `scipy.stats.f_oneway` untuk uji cepat, `statsmodels.formula.api.ols` beserta `anova_lm` untuk tabel ANOVA lengkap, dan library `pingouin` untuk laporan ANOVA siap pakai termasuk effect size.</w:t>
+        <w:t xml:space="preserve">Implementasi praktis memakai `scipy.stats.</w:t>
+      </w:r>
+      <w:r>
+        <w:rPr>
+          <w:rFonts w:ascii="Arial" w:hAnsi="Arial" w:cs="Arial"/>
+          <w:b w:val="0"/>
+          <w:i w:val="0"/>
+          <w:sz w:val="22"/>
+        </w:rPr>
+        <w:t xml:space="preserve">f</w:t>
+      </w:r>
+      <w:r>
+        <w:rPr>
+          <w:rFonts w:ascii="Arial" w:hAnsi="Arial" w:cs="Arial"/>
+          <w:b w:val="0"/>
+          <w:i w:val="0"/>
+          <w:sz w:val="22"/>
+          <w:vertAlign w:val="subscript"/>
+        </w:rPr>
+        <w:t xml:space="preserve">oneway</w:t>
+      </w:r>
+      <w:r>
+        <w:rPr>
+          <w:rFonts w:ascii="Arial" w:hAnsi="Arial" w:cs="Arial"/>
+          <w:b w:val="0"/>
+          <w:i w:val="0"/>
+          <w:sz w:val="22"/>
+        </w:rPr>
+        <w:t xml:space="preserve">` untuk uji cepat, `statsmodels.formula.api·ols` beserta `anova_lm` untuk tabel ANOVA lengkap, dan library `pingouin` untuk laporan ANOVA siap pakai termasuk effect size.</w:t>
       </w:r>
     </w:p>
     <w:p>
@@ -3265,7 +3995,63 @@
                 <w:i w:val="0"/>
                 <w:sz w:val="19"/>
               </w:rPr>
-              <w:t>Tetapkan H0, H1, α, faktor, level</w:t>
+              <w:t xml:space="preserve">Tetapkan </w:t>
+            </w:r>
+            <w:r>
+              <w:rPr>
+                <w:rFonts w:ascii="Arial" w:hAnsi="Arial" w:cs="Arial"/>
+                <w:b w:val="0"/>
+                <w:i w:val="0"/>
+                <w:sz w:val="19"/>
+              </w:rPr>
+              <w:t xml:space="preserve">H</w:t>
+            </w:r>
+            <w:r>
+              <w:rPr>
+                <w:rFonts w:ascii="Arial" w:hAnsi="Arial" w:cs="Arial"/>
+                <w:b w:val="0"/>
+                <w:i w:val="0"/>
+                <w:sz w:val="19"/>
+                <w:vertAlign w:val="subscript"/>
+              </w:rPr>
+              <w:t xml:space="preserve">0</w:t>
+            </w:r>
+            <w:r>
+              <w:rPr>
+                <w:rFonts w:ascii="Arial" w:hAnsi="Arial" w:cs="Arial"/>
+                <w:b w:val="0"/>
+                <w:i w:val="0"/>
+                <w:sz w:val="19"/>
+              </w:rPr>
+              <w:t xml:space="preserve">, </w:t>
+            </w:r>
+            <w:r>
+              <w:rPr>
+                <w:rFonts w:ascii="Arial" w:hAnsi="Arial" w:cs="Arial"/>
+                <w:b w:val="0"/>
+                <w:i w:val="0"/>
+                <w:sz w:val="19"/>
+              </w:rPr>
+              <w:t xml:space="preserve">H</w:t>
+            </w:r>
+            <w:r>
+              <w:rPr>
+                <w:rFonts w:ascii="Arial" w:hAnsi="Arial" w:cs="Arial"/>
+                <w:b w:val="0"/>
+                <w:i w:val="0"/>
+                <w:sz w:val="19"/>
+                <w:vertAlign w:val="subscript"/>
+              </w:rPr>
+              <w:t xml:space="preserve">1</w:t>
+            </w:r>
+            <w:r>
+              <w:rPr>
+                <w:rFonts w:ascii="Arial" w:hAnsi="Arial" w:cs="Arial"/>
+                <w:b w:val="0"/>
+                <w:i w:val="0"/>
+                <w:sz w:val="19"/>
+              </w:rPr>
+              <w:t xml:space="preserve">, α, faktor, level</w:t>
             </w:r>
           </w:p>
         </w:tc>
@@ -3727,7 +4513,26 @@
                 <w:i w:val="0"/>
                 <w:sz w:val="19"/>
               </w:rPr>
-              <w:t>scipy.stats.f_oneway</w:t>
+              <w:t xml:space="preserve">scipy.stats.</w:t>
+            </w:r>
+            <w:r>
+              <w:rPr>
+                <w:rFonts w:ascii="Arial" w:hAnsi="Arial" w:cs="Arial"/>
+                <w:b w:val="0"/>
+                <w:i w:val="0"/>
+                <w:sz w:val="19"/>
+              </w:rPr>
+              <w:t xml:space="preserve">f</w:t>
+            </w:r>
+            <w:r>
+              <w:rPr>
+                <w:rFonts w:ascii="Arial" w:hAnsi="Arial" w:cs="Arial"/>
+                <w:b w:val="0"/>
+                <w:i w:val="0"/>
+                <w:sz w:val="19"/>
+                <w:vertAlign w:val="subscript"/>
+              </w:rPr>
+              <w:t xml:space="preserve">oneway</w:t>
             </w:r>
           </w:p>
         </w:tc>
@@ -3917,7 +4722,82 @@
                 <w:i w:val="0"/>
                 <w:sz w:val="19"/>
               </w:rPr>
-              <w:t>eta_kuadrat = SS_b / SS_total</w:t>
+              <w:t xml:space="preserve"/>
+            </w:r>
+            <w:r>
+              <w:rPr>
+                <w:rFonts w:ascii="Arial" w:hAnsi="Arial" w:cs="Arial"/>
+                <w:b w:val="0"/>
+                <w:i w:val="0"/>
+                <w:sz w:val="19"/>
+              </w:rPr>
+              <w:t xml:space="preserve">η</w:t>
+            </w:r>
+            <w:r>
+              <w:rPr>
+                <w:rFonts w:ascii="Arial" w:hAnsi="Arial" w:cs="Arial"/>
+                <w:b w:val="0"/>
+                <w:i w:val="0"/>
+                <w:sz w:val="19"/>
+                <w:vertAlign w:val="subscript"/>
+              </w:rPr>
+              <w:t xml:space="preserve">kuadrat</w:t>
+            </w:r>
+            <w:r>
+              <w:rPr>
+                <w:rFonts w:ascii="Arial" w:hAnsi="Arial" w:cs="Arial"/>
+                <w:b w:val="0"/>
+                <w:i w:val="0"/>
+                <w:sz w:val="19"/>
+              </w:rPr>
+              <w:t xml:space="preserve"> = </w:t>
+            </w:r>
+            <w:r>
+              <w:rPr>
+                <w:rFonts w:ascii="Arial" w:hAnsi="Arial" w:cs="Arial"/>
+                <w:b w:val="0"/>
+                <w:i w:val="0"/>
+                <w:sz w:val="19"/>
+              </w:rPr>
+              <w:t xml:space="preserve">SS</w:t>
+            </w:r>
+            <w:r>
+              <w:rPr>
+                <w:rFonts w:ascii="Arial" w:hAnsi="Arial" w:cs="Arial"/>
+                <w:b w:val="0"/>
+                <w:i w:val="0"/>
+                <w:sz w:val="19"/>
+                <w:vertAlign w:val="subscript"/>
+              </w:rPr>
+              <w:t xml:space="preserve">b</w:t>
+            </w:r>
+            <w:r>
+              <w:rPr>
+                <w:rFonts w:ascii="Arial" w:hAnsi="Arial" w:cs="Arial"/>
+                <w:b w:val="0"/>
+                <w:i w:val="0"/>
+                <w:sz w:val="19"/>
+              </w:rPr>
+              <w:t xml:space="preserve"> / </w:t>
+            </w:r>
+            <w:r>
+              <w:rPr>
+                <w:rFonts w:ascii="Arial" w:hAnsi="Arial" w:cs="Arial"/>
+                <w:b w:val="0"/>
+                <w:i w:val="0"/>
+                <w:sz w:val="19"/>
+              </w:rPr>
+              <w:t xml:space="preserve">SS</w:t>
+            </w:r>
+            <w:r>
+              <w:rPr>
+                <w:rFonts w:ascii="Arial" w:hAnsi="Arial" w:cs="Arial"/>
+                <w:b w:val="0"/>
+                <w:i w:val="0"/>
+                <w:sz w:val="19"/>
+                <w:vertAlign w:val="subscript"/>
+              </w:rPr>
+              <w:t xml:space="preserve">total</w:t>
             </w:r>
           </w:p>
         </w:tc>
@@ -3967,7 +4847,35 @@
                 <w:i w:val="0"/>
                 <w:sz w:val="19"/>
               </w:rPr>
-              <w:t>eta_kuadrat (kecil/sedang/besar)</w:t>
+              <w:t xml:space="preserve"/>
+            </w:r>
+            <w:r>
+              <w:rPr>
+                <w:rFonts w:ascii="Arial" w:hAnsi="Arial" w:cs="Arial"/>
+                <w:b w:val="0"/>
+                <w:i w:val="0"/>
+                <w:sz w:val="19"/>
+              </w:rPr>
+              <w:t xml:space="preserve">η</w:t>
+            </w:r>
+            <w:r>
+              <w:rPr>
+                <w:rFonts w:ascii="Arial" w:hAnsi="Arial" w:cs="Arial"/>
+                <w:b w:val="0"/>
+                <w:i w:val="0"/>
+                <w:sz w:val="19"/>
+                <w:vertAlign w:val="subscript"/>
+              </w:rPr>
+              <w:t xml:space="preserve">kuadrat</w:t>
+            </w:r>
+            <w:r>
+              <w:rPr>
+                <w:rFonts w:ascii="Arial" w:hAnsi="Arial" w:cs="Arial"/>
+                <w:b w:val="0"/>
+                <w:i w:val="0"/>
+                <w:sz w:val="19"/>
+              </w:rPr>
+              <w:t xml:space="preserve"> (kecil/sedang/besar)</w:t>
             </w:r>
           </w:p>
         </w:tc>
@@ -4014,7 +4922,119 @@
           <w:i w:val="0"/>
           <w:sz w:val="22"/>
         </w:rPr>
-        <w:t>Studi kasus Welding Current vs Tensile Strength: 3 level arus (100, 150, 200 A), n=4 replikasi per level, N=12. Uji Shapiro-Wilk (p=0,42) dan Levene (p=0,78) mengonfirmasi asumsi normality dan homoscedasticity terpenuhi. SS_between=4180, SS_within=1620, df_b=2, df_w=9, sehingga F=(4180/2)/(1620/9)=2090/180=11,6 dengan p=0,003.</w:t>
+        <w:t xml:space="preserve">Studi kasus Welding Current vs Tensile Strength: 3 level arus (100, 150, 200 A), n=4 replikasi per level, N=12. Uji Shapiro-Wilk (p=0,42) dan Levene (p=0,78) mengonfirmasi asumsi normality dan homoscedasticity terpenuhi. </w:t>
+      </w:r>
+      <w:r>
+        <w:rPr>
+          <w:rFonts w:ascii="Arial" w:hAnsi="Arial" w:cs="Arial"/>
+          <w:b w:val="0"/>
+          <w:i w:val="0"/>
+          <w:sz w:val="22"/>
+        </w:rPr>
+        <w:t xml:space="preserve">SS</w:t>
+      </w:r>
+      <w:r>
+        <w:rPr>
+          <w:rFonts w:ascii="Arial" w:hAnsi="Arial" w:cs="Arial"/>
+          <w:b w:val="0"/>
+          <w:i w:val="0"/>
+          <w:sz w:val="22"/>
+          <w:vertAlign w:val="subscript"/>
+        </w:rPr>
+        <w:t xml:space="preserve">between</w:t>
+      </w:r>
+      <w:r>
+        <w:rPr>
+          <w:rFonts w:ascii="Arial" w:hAnsi="Arial" w:cs="Arial"/>
+          <w:b w:val="0"/>
+          <w:i w:val="0"/>
+          <w:sz w:val="22"/>
+        </w:rPr>
+        <w:t xml:space="preserve">=4180, </w:t>
+      </w:r>
+      <w:r>
+        <w:rPr>
+          <w:rFonts w:ascii="Arial" w:hAnsi="Arial" w:cs="Arial"/>
+          <w:b w:val="0"/>
+          <w:i w:val="0"/>
+          <w:sz w:val="22"/>
+        </w:rPr>
+        <w:t xml:space="preserve">SS</w:t>
+      </w:r>
+      <w:r>
+        <w:rPr>
+          <w:rFonts w:ascii="Arial" w:hAnsi="Arial" w:cs="Arial"/>
+          <w:b w:val="0"/>
+          <w:i w:val="0"/>
+          <w:sz w:val="22"/>
+          <w:vertAlign w:val="subscript"/>
+        </w:rPr>
+        <w:t xml:space="preserve">within</w:t>
+      </w:r>
+      <w:r>
+        <w:rPr>
+          <w:rFonts w:ascii="Arial" w:hAnsi="Arial" w:cs="Arial"/>
+          <w:b w:val="0"/>
+          <w:i w:val="0"/>
+          <w:sz w:val="22"/>
+        </w:rPr>
+        <w:t xml:space="preserve">=1620, </w:t>
+      </w:r>
+      <w:r>
+        <w:rPr>
+          <w:rFonts w:ascii="Arial" w:hAnsi="Arial" w:cs="Arial"/>
+          <w:b w:val="0"/>
+          <w:i w:val="0"/>
+          <w:sz w:val="22"/>
+        </w:rPr>
+        <w:t xml:space="preserve">df</w:t>
+      </w:r>
+      <w:r>
+        <w:rPr>
+          <w:rFonts w:ascii="Arial" w:hAnsi="Arial" w:cs="Arial"/>
+          <w:b w:val="0"/>
+          <w:i w:val="0"/>
+          <w:sz w:val="22"/>
+          <w:vertAlign w:val="subscript"/>
+        </w:rPr>
+        <w:t xml:space="preserve">b</w:t>
+      </w:r>
+      <w:r>
+        <w:rPr>
+          <w:rFonts w:ascii="Arial" w:hAnsi="Arial" w:cs="Arial"/>
+          <w:b w:val="0"/>
+          <w:i w:val="0"/>
+          <w:sz w:val="22"/>
+        </w:rPr>
+        <w:t xml:space="preserve">=2, </w:t>
+      </w:r>
+      <w:r>
+        <w:rPr>
+          <w:rFonts w:ascii="Arial" w:hAnsi="Arial" w:cs="Arial"/>
+          <w:b w:val="0"/>
+          <w:i w:val="0"/>
+          <w:sz w:val="22"/>
+        </w:rPr>
+        <w:t xml:space="preserve">df</w:t>
+      </w:r>
+      <w:r>
+        <w:rPr>
+          <w:rFonts w:ascii="Arial" w:hAnsi="Arial" w:cs="Arial"/>
+          <w:b w:val="0"/>
+          <w:i w:val="0"/>
+          <w:sz w:val="22"/>
+          <w:vertAlign w:val="subscript"/>
+        </w:rPr>
+        <w:t xml:space="preserve">w</w:t>
+      </w:r>
+      <w:r>
+        <w:rPr>
+          <w:rFonts w:ascii="Arial" w:hAnsi="Arial" w:cs="Arial"/>
+          <w:b w:val="0"/>
+          <w:i w:val="0"/>
+          <w:sz w:val="22"/>
+        </w:rPr>
+        <w:t xml:space="preserve">=9, sehingga F=(4180/2)/(1620/9)=2090/180=11,6 dengan p=0,003.</w:t>
       </w:r>
     </w:p>
     <w:p>
@@ -4088,6 +5108,15 @@
         </w:rPr>
         <w:t>Gambar 4 menunjukkan main effect plot arus pengelasan terhadap tensile strength; uji Tukey HSD mengonfirmasi 150 A vs 100 A berbeda signifikan (p=0,002) sedangkan 150 A vs 200 A tidak (p=0,18), sehingga 150 A dipilih sebagai level optimal.</w:t>
       </w:r>
+      <w:r>
+        <w:rPr>
+          <w:rFonts w:ascii="Arial" w:hAnsi="Arial" w:cs="Arial"/>
+          <w:b w:val="0"/>
+          <w:i w:val="0"/>
+          <w:sz w:val="22"/>
+        </w:rPr>
+        <w:t xml:space="preserve"> Bentuk ringkasnya dituliskan pada Persamaan (2).</w:t>
+      </w:r>
     </w:p>
     <w:p>
       <w:pPr>
@@ -4125,7 +5154,265 @@
           <w:color w:val="305496"/>
           <w:sz w:val="22"/>
         </w:rPr>
-        <w:t>Model aditif: y_ij = μ + α_i + β_j + (αβ)_ij + ε      F_A = MS_A/MS_error      F_AB → garis tidak paralel = interaksi</w:t>
+        <w:t xml:space="preserve">Model aditif: </w:t>
+      </w:r>
+      <w:r>
+        <w:rPr>
+          <w:rFonts w:ascii="Arial" w:hAnsi="Arial" w:cs="Arial"/>
+          <w:b/>
+          <w:i/>
+          <w:color w:val="305496"/>
+          <w:sz w:val="22"/>
+        </w:rPr>
+        <w:t xml:space="preserve">y</w:t>
+      </w:r>
+      <w:r>
+        <w:rPr>
+          <w:rFonts w:ascii="Arial" w:hAnsi="Arial" w:cs="Arial"/>
+          <w:b/>
+          <w:i/>
+          <w:color w:val="305496"/>
+          <w:sz w:val="22"/>
+          <w:vertAlign w:val="subscript"/>
+        </w:rPr>
+        <w:t xml:space="preserve">ij</w:t>
+      </w:r>
+      <w:r>
+        <w:rPr>
+          <w:rFonts w:ascii="Arial" w:hAnsi="Arial" w:cs="Arial"/>
+          <w:b/>
+          <w:i/>
+          <w:color w:val="305496"/>
+          <w:sz w:val="22"/>
+        </w:rPr>
+        <w:t xml:space="preserve"> = μ + </w:t>
+      </w:r>
+      <w:r>
+        <w:rPr>
+          <w:rFonts w:ascii="Arial" w:hAnsi="Arial" w:cs="Arial"/>
+          <w:b/>
+          <w:i/>
+          <w:color w:val="305496"/>
+          <w:sz w:val="22"/>
+        </w:rPr>
+        <w:t xml:space="preserve">α</w:t>
+      </w:r>
+      <w:r>
+        <w:rPr>
+          <w:rFonts w:ascii="Arial" w:hAnsi="Arial" w:cs="Arial"/>
+          <w:b/>
+          <w:i/>
+          <w:color w:val="305496"/>
+          <w:sz w:val="22"/>
+          <w:vertAlign w:val="subscript"/>
+        </w:rPr>
+        <w:t xml:space="preserve">i</w:t>
+      </w:r>
+      <w:r>
+        <w:rPr>
+          <w:rFonts w:ascii="Arial" w:hAnsi="Arial" w:cs="Arial"/>
+          <w:b/>
+          <w:i/>
+          <w:color w:val="305496"/>
+          <w:sz w:val="22"/>
+        </w:rPr>
+        <w:t xml:space="preserve"> + </w:t>
+      </w:r>
+      <w:r>
+        <w:rPr>
+          <w:rFonts w:ascii="Arial" w:hAnsi="Arial" w:cs="Arial"/>
+          <w:b/>
+          <w:i/>
+          <w:color w:val="305496"/>
+          <w:sz w:val="22"/>
+        </w:rPr>
+        <w:t xml:space="preserve">β</w:t>
+      </w:r>
+      <w:r>
+        <w:rPr>
+          <w:rFonts w:ascii="Arial" w:hAnsi="Arial" w:cs="Arial"/>
+          <w:b/>
+          <w:i/>
+          <w:color w:val="305496"/>
+          <w:sz w:val="22"/>
+          <w:vertAlign w:val="subscript"/>
+        </w:rPr>
+        <w:t xml:space="preserve">j</w:t>
+      </w:r>
+      <w:r>
+        <w:rPr>
+          <w:rFonts w:ascii="Arial" w:hAnsi="Arial" w:cs="Arial"/>
+          <w:b/>
+          <w:i/>
+          <w:color w:val="305496"/>
+          <w:sz w:val="22"/>
+        </w:rPr>
+        <w:t xml:space="preserve"> + (αβ</w:t>
+      </w:r>
+      <w:r>
+        <w:rPr>
+          <w:rFonts w:ascii="Arial" w:hAnsi="Arial" w:cs="Arial"/>
+          <w:b/>
+          <w:i/>
+          <w:color w:val="305496"/>
+          <w:sz w:val="22"/>
+        </w:rPr>
+        <w:t xml:space="preserve">)</w:t>
+      </w:r>
+      <w:r>
+        <w:rPr>
+          <w:rFonts w:ascii="Arial" w:hAnsi="Arial" w:cs="Arial"/>
+          <w:b/>
+          <w:i/>
+          <w:color w:val="305496"/>
+          <w:sz w:val="22"/>
+          <w:vertAlign w:val="subscript"/>
+        </w:rPr>
+        <w:t xml:space="preserve">ij</w:t>
+      </w:r>
+      <w:r>
+        <w:rPr>
+          <w:rFonts w:ascii="Arial" w:hAnsi="Arial" w:cs="Arial"/>
+          <w:b/>
+          <w:i/>
+          <w:color w:val="305496"/>
+          <w:sz w:val="22"/>
+        </w:rPr>
+        <w:t xml:space="preserve"> + ε      </w:t>
+      </w:r>
+      <w:r>
+        <w:rPr>
+          <w:rFonts w:ascii="Arial" w:hAnsi="Arial" w:cs="Arial"/>
+          <w:b/>
+          <w:i/>
+          <w:color w:val="305496"/>
+          <w:sz w:val="22"/>
+        </w:rPr>
+        <w:t xml:space="preserve">F</w:t>
+      </w:r>
+      <w:r>
+        <w:rPr>
+          <w:rFonts w:ascii="Arial" w:hAnsi="Arial" w:cs="Arial"/>
+          <w:b/>
+          <w:i/>
+          <w:color w:val="305496"/>
+          <w:sz w:val="22"/>
+          <w:vertAlign w:val="subscript"/>
+        </w:rPr>
+        <w:t xml:space="preserve">A</w:t>
+      </w:r>
+      <w:r>
+        <w:rPr>
+          <w:rFonts w:ascii="Arial" w:hAnsi="Arial" w:cs="Arial"/>
+          <w:b/>
+          <w:i/>
+          <w:color w:val="305496"/>
+          <w:sz w:val="22"/>
+        </w:rPr>
+        <w:t xml:space="preserve"> = </w:t>
+      </w:r>
+      <w:r>
+        <w:rPr>
+          <w:rFonts w:ascii="Arial" w:hAnsi="Arial" w:cs="Arial"/>
+          <w:b/>
+          <w:i/>
+          <w:color w:val="305496"/>
+          <w:sz w:val="22"/>
+        </w:rPr>
+        <w:t xml:space="preserve">MS</w:t>
+      </w:r>
+      <w:r>
+        <w:rPr>
+          <w:rFonts w:ascii="Arial" w:hAnsi="Arial" w:cs="Arial"/>
+          <w:b/>
+          <w:i/>
+          <w:color w:val="305496"/>
+          <w:sz w:val="22"/>
+          <w:vertAlign w:val="subscript"/>
+        </w:rPr>
+        <w:t xml:space="preserve">A</w:t>
+      </w:r>
+      <w:r>
+        <w:rPr>
+          <w:rFonts w:ascii="Arial" w:hAnsi="Arial" w:cs="Arial"/>
+          <w:b/>
+          <w:i/>
+          <w:color w:val="305496"/>
+          <w:sz w:val="22"/>
+        </w:rPr>
+        <w:t xml:space="preserve">/</w:t>
+      </w:r>
+      <w:r>
+        <w:rPr>
+          <w:rFonts w:ascii="Arial" w:hAnsi="Arial" w:cs="Arial"/>
+          <w:b/>
+          <w:i/>
+          <w:color w:val="305496"/>
+          <w:sz w:val="22"/>
+        </w:rPr>
+        <w:t xml:space="preserve">MS</w:t>
+      </w:r>
+      <w:r>
+        <w:rPr>
+          <w:rFonts w:ascii="Arial" w:hAnsi="Arial" w:cs="Arial"/>
+          <w:b/>
+          <w:i/>
+          <w:color w:val="305496"/>
+          <w:sz w:val="22"/>
+          <w:vertAlign w:val="subscript"/>
+        </w:rPr>
+        <w:t xml:space="preserve">error</w:t>
+      </w:r>
+      <w:r>
+        <w:rPr>
+          <w:rFonts w:ascii="Arial" w:hAnsi="Arial" w:cs="Arial"/>
+          <w:b/>
+          <w:i/>
+          <w:color w:val="305496"/>
+          <w:sz w:val="22"/>
+        </w:rPr>
+        <w:t xml:space="preserve">      </w:t>
+      </w:r>
+      <w:r>
+        <w:rPr>
+          <w:rFonts w:ascii="Arial" w:hAnsi="Arial" w:cs="Arial"/>
+          <w:b/>
+          <w:i/>
+          <w:color w:val="305496"/>
+          <w:sz w:val="22"/>
+        </w:rPr>
+        <w:t xml:space="preserve">F</w:t>
+      </w:r>
+      <w:r>
+        <w:rPr>
+          <w:rFonts w:ascii="Arial" w:hAnsi="Arial" w:cs="Arial"/>
+          <w:b/>
+          <w:i/>
+          <w:color w:val="305496"/>
+          <w:sz w:val="22"/>
+          <w:vertAlign w:val="subscript"/>
+        </w:rPr>
+        <w:t xml:space="preserve">AB</w:t>
+      </w:r>
+      <w:r>
+        <w:rPr>
+          <w:rFonts w:ascii="Arial" w:hAnsi="Arial" w:cs="Arial"/>
+          <w:b/>
+          <w:i/>
+          <w:color w:val="305496"/>
+          <w:sz w:val="22"/>
+        </w:rPr>
+        <w:t xml:space="preserve"> → garis tidak paralel = interaksi</w:t>
+      </w:r>
+      <w:r>
+        <w:rPr>
+          <w:rFonts w:ascii="Arial" w:hAnsi="Arial" w:cs="Arial"/>
+          <w:b/>
+          <w:i/>
+          <w:color w:val="305496"/>
+          <w:sz w:val="22"/>
+        </w:rPr>
+        <w:t xml:space="preserve">   (2)</w:t>
       </w:r>
     </w:p>
     <w:p>
@@ -4191,7 +5478,91 @@
           <w:i w:val="0"/>
           <w:sz w:val="22"/>
         </w:rPr>
-        <w:t>Genichi Taguchi (1986) memperkenalkan orthogonal array (L4/L8/L9/L16/L18/L27) yang memungkinkan estimasi efek utama dengan jauh lebih sedikit trial dibanding full factorial; L9 misalnya mengakomodasi 4 faktor x 3 level hanya dengan 9 trial.</w:t>
+        <w:t xml:space="preserve">Genichi Taguchi (1986) memperkenalkan orthogonal array (</w:t>
+      </w:r>
+      <w:r>
+        <w:rPr>
+          <w:rFonts w:ascii="Arial" w:hAnsi="Arial" w:cs="Arial"/>
+          <w:b w:val="0"/>
+          <w:i w:val="0"/>
+          <w:sz w:val="22"/>
+        </w:rPr>
+        <w:t xml:space="preserve">L</w:t>
+      </w:r>
+      <w:r>
+        <w:rPr>
+          <w:rFonts w:ascii="Arial" w:hAnsi="Arial" w:cs="Arial"/>
+          <w:b w:val="0"/>
+          <w:i w:val="0"/>
+          <w:sz w:val="22"/>
+          <w:vertAlign w:val="subscript"/>
+        </w:rPr>
+        <w:t xml:space="preserve">4</w:t>
+      </w:r>
+      <w:r>
+        <w:rPr>
+          <w:rFonts w:ascii="Arial" w:hAnsi="Arial" w:cs="Arial"/>
+          <w:b w:val="0"/>
+          <w:i w:val="0"/>
+          <w:sz w:val="22"/>
+        </w:rPr>
+        <w:t xml:space="preserve">/</w:t>
+      </w:r>
+      <w:r>
+        <w:rPr>
+          <w:rFonts w:ascii="Arial" w:hAnsi="Arial" w:cs="Arial"/>
+          <w:b w:val="0"/>
+          <w:i w:val="0"/>
+          <w:sz w:val="22"/>
+        </w:rPr>
+        <w:t xml:space="preserve">L</w:t>
+      </w:r>
+      <w:r>
+        <w:rPr>
+          <w:rFonts w:ascii="Arial" w:hAnsi="Arial" w:cs="Arial"/>
+          <w:b w:val="0"/>
+          <w:i w:val="0"/>
+          <w:sz w:val="22"/>
+          <w:vertAlign w:val="subscript"/>
+        </w:rPr>
+        <w:t xml:space="preserve">8</w:t>
+      </w:r>
+      <w:r>
+        <w:rPr>
+          <w:rFonts w:ascii="Arial" w:hAnsi="Arial" w:cs="Arial"/>
+          <w:b w:val="0"/>
+          <w:i w:val="0"/>
+          <w:sz w:val="22"/>
+        </w:rPr>
+        <w:t xml:space="preserve">/</w:t>
+      </w:r>
+      <w:r>
+        <w:rPr>
+          <w:rFonts w:ascii="Arial" w:hAnsi="Arial" w:cs="Arial"/>
+          <w:b w:val="0"/>
+          <w:i w:val="0"/>
+          <w:sz w:val="22"/>
+        </w:rPr>
+        <w:t xml:space="preserve">L</w:t>
+      </w:r>
+      <w:r>
+        <w:rPr>
+          <w:rFonts w:ascii="Arial" w:hAnsi="Arial" w:cs="Arial"/>
+          <w:b w:val="0"/>
+          <w:i w:val="0"/>
+          <w:sz w:val="22"/>
+          <w:vertAlign w:val="subscript"/>
+        </w:rPr>
+        <w:t xml:space="preserve">9</w:t>
+      </w:r>
+      <w:r>
+        <w:rPr>
+          <w:rFonts w:ascii="Arial" w:hAnsi="Arial" w:cs="Arial"/>
+          <w:b w:val="0"/>
+          <w:i w:val="0"/>
+          <w:sz w:val="22"/>
+        </w:rPr>
+        <w:t xml:space="preserve">/L16/L18/L27) yang memungkinkan estimasi efek utama dengan jauh lebih sedikit trial dibanding full factorial; L9 misalnya mengakomodasi 4 faktor x 3 level hanya dengan 9 trial.</w:t>
       </w:r>
     </w:p>
     <w:p>
@@ -4448,7 +5819,26 @@
                 <w:i w:val="0"/>
                 <w:sz w:val="19"/>
               </w:rPr>
-              <w:t>SS_A</w:t>
+              <w:t xml:space="preserve"/>
+            </w:r>
+            <w:r>
+              <w:rPr>
+                <w:rFonts w:ascii="Arial" w:hAnsi="Arial" w:cs="Arial"/>
+                <w:b w:val="0"/>
+                <w:i w:val="0"/>
+                <w:sz w:val="19"/>
+              </w:rPr>
+              <w:t xml:space="preserve">SS</w:t>
+            </w:r>
+            <w:r>
+              <w:rPr>
+                <w:rFonts w:ascii="Arial" w:hAnsi="Arial" w:cs="Arial"/>
+                <w:b w:val="0"/>
+                <w:i w:val="0"/>
+                <w:sz w:val="19"/>
+                <w:vertAlign w:val="subscript"/>
+              </w:rPr>
+              <w:t xml:space="preserve">A</w:t>
             </w:r>
           </w:p>
         </w:tc>
@@ -4500,7 +5890,35 @@
                 <w:i w:val="0"/>
                 <w:sz w:val="19"/>
               </w:rPr>
-              <w:t>SS_A/(a-1)</w:t>
+              <w:t xml:space="preserve"/>
+            </w:r>
+            <w:r>
+              <w:rPr>
+                <w:rFonts w:ascii="Arial" w:hAnsi="Arial" w:cs="Arial"/>
+                <w:b w:val="0"/>
+                <w:i w:val="0"/>
+                <w:sz w:val="19"/>
+              </w:rPr>
+              <w:t xml:space="preserve">SS</w:t>
+            </w:r>
+            <w:r>
+              <w:rPr>
+                <w:rFonts w:ascii="Arial" w:hAnsi="Arial" w:cs="Arial"/>
+                <w:b w:val="0"/>
+                <w:i w:val="0"/>
+                <w:sz w:val="19"/>
+                <w:vertAlign w:val="subscript"/>
+              </w:rPr>
+              <w:t xml:space="preserve">A</w:t>
+            </w:r>
+            <w:r>
+              <w:rPr>
+                <w:rFonts w:ascii="Arial" w:hAnsi="Arial" w:cs="Arial"/>
+                <w:b w:val="0"/>
+                <w:i w:val="0"/>
+                <w:sz w:val="19"/>
+              </w:rPr>
+              <w:t xml:space="preserve">/(a-1)</w:t>
             </w:r>
           </w:p>
         </w:tc>
@@ -4526,7 +5944,54 @@
                 <w:i w:val="0"/>
                 <w:sz w:val="19"/>
               </w:rPr>
-              <w:t>MS_A/MS_e</w:t>
+              <w:t xml:space="preserve"/>
+            </w:r>
+            <w:r>
+              <w:rPr>
+                <w:rFonts w:ascii="Arial" w:hAnsi="Arial" w:cs="Arial"/>
+                <w:b w:val="0"/>
+                <w:i w:val="0"/>
+                <w:sz w:val="19"/>
+              </w:rPr>
+              <w:t xml:space="preserve">MS</w:t>
+            </w:r>
+            <w:r>
+              <w:rPr>
+                <w:rFonts w:ascii="Arial" w:hAnsi="Arial" w:cs="Arial"/>
+                <w:b w:val="0"/>
+                <w:i w:val="0"/>
+                <w:sz w:val="19"/>
+                <w:vertAlign w:val="subscript"/>
+              </w:rPr>
+              <w:t xml:space="preserve">A</w:t>
+            </w:r>
+            <w:r>
+              <w:rPr>
+                <w:rFonts w:ascii="Arial" w:hAnsi="Arial" w:cs="Arial"/>
+                <w:b w:val="0"/>
+                <w:i w:val="0"/>
+                <w:sz w:val="19"/>
+              </w:rPr>
+              <w:t xml:space="preserve">/</w:t>
+            </w:r>
+            <w:r>
+              <w:rPr>
+                <w:rFonts w:ascii="Arial" w:hAnsi="Arial" w:cs="Arial"/>
+                <w:b w:val="0"/>
+                <w:i w:val="0"/>
+                <w:sz w:val="19"/>
+              </w:rPr>
+              <w:t xml:space="preserve">MS</w:t>
+            </w:r>
+            <w:r>
+              <w:rPr>
+                <w:rFonts w:ascii="Arial" w:hAnsi="Arial" w:cs="Arial"/>
+                <w:b w:val="0"/>
+                <w:i w:val="0"/>
+                <w:sz w:val="19"/>
+                <w:vertAlign w:val="subscript"/>
+              </w:rPr>
+              <w:t xml:space="preserve">e</w:t>
             </w:r>
           </w:p>
         </w:tc>
@@ -4583,7 +6048,26 @@
                 <w:i w:val="0"/>
                 <w:sz w:val="19"/>
               </w:rPr>
-              <w:t>SS_B</w:t>
+              <w:t xml:space="preserve"/>
+            </w:r>
+            <w:r>
+              <w:rPr>
+                <w:rFonts w:ascii="Arial" w:hAnsi="Arial" w:cs="Arial"/>
+                <w:b w:val="0"/>
+                <w:i w:val="0"/>
+                <w:sz w:val="19"/>
+              </w:rPr>
+              <w:t xml:space="preserve">SS</w:t>
+            </w:r>
+            <w:r>
+              <w:rPr>
+                <w:rFonts w:ascii="Arial" w:hAnsi="Arial" w:cs="Arial"/>
+                <w:b w:val="0"/>
+                <w:i w:val="0"/>
+                <w:sz w:val="19"/>
+                <w:vertAlign w:val="subscript"/>
+              </w:rPr>
+              <w:t xml:space="preserve">B</w:t>
             </w:r>
           </w:p>
         </w:tc>
@@ -4635,7 +6119,35 @@
                 <w:i w:val="0"/>
                 <w:sz w:val="19"/>
               </w:rPr>
-              <w:t>SS_B/(b-1)</w:t>
+              <w:t xml:space="preserve"/>
+            </w:r>
+            <w:r>
+              <w:rPr>
+                <w:rFonts w:ascii="Arial" w:hAnsi="Arial" w:cs="Arial"/>
+                <w:b w:val="0"/>
+                <w:i w:val="0"/>
+                <w:sz w:val="19"/>
+              </w:rPr>
+              <w:t xml:space="preserve">SS</w:t>
+            </w:r>
+            <w:r>
+              <w:rPr>
+                <w:rFonts w:ascii="Arial" w:hAnsi="Arial" w:cs="Arial"/>
+                <w:b w:val="0"/>
+                <w:i w:val="0"/>
+                <w:sz w:val="19"/>
+                <w:vertAlign w:val="subscript"/>
+              </w:rPr>
+              <w:t xml:space="preserve">B</w:t>
+            </w:r>
+            <w:r>
+              <w:rPr>
+                <w:rFonts w:ascii="Arial" w:hAnsi="Arial" w:cs="Arial"/>
+                <w:b w:val="0"/>
+                <w:i w:val="0"/>
+                <w:sz w:val="19"/>
+              </w:rPr>
+              <w:t xml:space="preserve">/(b-1)</w:t>
             </w:r>
           </w:p>
         </w:tc>
@@ -4661,7 +6173,54 @@
                 <w:i w:val="0"/>
                 <w:sz w:val="19"/>
               </w:rPr>
-              <w:t>MS_B/MS_e</w:t>
+              <w:t xml:space="preserve"/>
+            </w:r>
+            <w:r>
+              <w:rPr>
+                <w:rFonts w:ascii="Arial" w:hAnsi="Arial" w:cs="Arial"/>
+                <w:b w:val="0"/>
+                <w:i w:val="0"/>
+                <w:sz w:val="19"/>
+              </w:rPr>
+              <w:t xml:space="preserve">MS</w:t>
+            </w:r>
+            <w:r>
+              <w:rPr>
+                <w:rFonts w:ascii="Arial" w:hAnsi="Arial" w:cs="Arial"/>
+                <w:b w:val="0"/>
+                <w:i w:val="0"/>
+                <w:sz w:val="19"/>
+                <w:vertAlign w:val="subscript"/>
+              </w:rPr>
+              <w:t xml:space="preserve">B</w:t>
+            </w:r>
+            <w:r>
+              <w:rPr>
+                <w:rFonts w:ascii="Arial" w:hAnsi="Arial" w:cs="Arial"/>
+                <w:b w:val="0"/>
+                <w:i w:val="0"/>
+                <w:sz w:val="19"/>
+              </w:rPr>
+              <w:t xml:space="preserve">/</w:t>
+            </w:r>
+            <w:r>
+              <w:rPr>
+                <w:rFonts w:ascii="Arial" w:hAnsi="Arial" w:cs="Arial"/>
+                <w:b w:val="0"/>
+                <w:i w:val="0"/>
+                <w:sz w:val="19"/>
+              </w:rPr>
+              <w:t xml:space="preserve">MS</w:t>
+            </w:r>
+            <w:r>
+              <w:rPr>
+                <w:rFonts w:ascii="Arial" w:hAnsi="Arial" w:cs="Arial"/>
+                <w:b w:val="0"/>
+                <w:i w:val="0"/>
+                <w:sz w:val="19"/>
+                <w:vertAlign w:val="subscript"/>
+              </w:rPr>
+              <w:t xml:space="preserve">e</w:t>
             </w:r>
           </w:p>
         </w:tc>
@@ -4718,7 +6277,26 @@
                 <w:i w:val="0"/>
                 <w:sz w:val="19"/>
               </w:rPr>
-              <w:t>SS_AB</w:t>
+              <w:t xml:space="preserve"/>
+            </w:r>
+            <w:r>
+              <w:rPr>
+                <w:rFonts w:ascii="Arial" w:hAnsi="Arial" w:cs="Arial"/>
+                <w:b w:val="0"/>
+                <w:i w:val="0"/>
+                <w:sz w:val="19"/>
+              </w:rPr>
+              <w:t xml:space="preserve">SS</w:t>
+            </w:r>
+            <w:r>
+              <w:rPr>
+                <w:rFonts w:ascii="Arial" w:hAnsi="Arial" w:cs="Arial"/>
+                <w:b w:val="0"/>
+                <w:i w:val="0"/>
+                <w:sz w:val="19"/>
+                <w:vertAlign w:val="subscript"/>
+              </w:rPr>
+              <w:t xml:space="preserve">AB</w:t>
             </w:r>
           </w:p>
         </w:tc>
@@ -4770,7 +6348,54 @@
                 <w:i w:val="0"/>
                 <w:sz w:val="19"/>
               </w:rPr>
-              <w:t>SS_AB/df_AB</w:t>
+              <w:t xml:space="preserve"/>
+            </w:r>
+            <w:r>
+              <w:rPr>
+                <w:rFonts w:ascii="Arial" w:hAnsi="Arial" w:cs="Arial"/>
+                <w:b w:val="0"/>
+                <w:i w:val="0"/>
+                <w:sz w:val="19"/>
+              </w:rPr>
+              <w:t xml:space="preserve">SS</w:t>
+            </w:r>
+            <w:r>
+              <w:rPr>
+                <w:rFonts w:ascii="Arial" w:hAnsi="Arial" w:cs="Arial"/>
+                <w:b w:val="0"/>
+                <w:i w:val="0"/>
+                <w:sz w:val="19"/>
+                <w:vertAlign w:val="subscript"/>
+              </w:rPr>
+              <w:t xml:space="preserve">AB</w:t>
+            </w:r>
+            <w:r>
+              <w:rPr>
+                <w:rFonts w:ascii="Arial" w:hAnsi="Arial" w:cs="Arial"/>
+                <w:b w:val="0"/>
+                <w:i w:val="0"/>
+                <w:sz w:val="19"/>
+              </w:rPr>
+              <w:t xml:space="preserve">/</w:t>
+            </w:r>
+            <w:r>
+              <w:rPr>
+                <w:rFonts w:ascii="Arial" w:hAnsi="Arial" w:cs="Arial"/>
+                <w:b w:val="0"/>
+                <w:i w:val="0"/>
+                <w:sz w:val="19"/>
+              </w:rPr>
+              <w:t xml:space="preserve">df</w:t>
+            </w:r>
+            <w:r>
+              <w:rPr>
+                <w:rFonts w:ascii="Arial" w:hAnsi="Arial" w:cs="Arial"/>
+                <w:b w:val="0"/>
+                <w:i w:val="0"/>
+                <w:sz w:val="19"/>
+                <w:vertAlign w:val="subscript"/>
+              </w:rPr>
+              <w:t xml:space="preserve">AB</w:t>
             </w:r>
           </w:p>
         </w:tc>
@@ -4796,7 +6421,54 @@
                 <w:i w:val="0"/>
                 <w:sz w:val="19"/>
               </w:rPr>
-              <w:t>MS_AB/MS_e</w:t>
+              <w:t xml:space="preserve"/>
+            </w:r>
+            <w:r>
+              <w:rPr>
+                <w:rFonts w:ascii="Arial" w:hAnsi="Arial" w:cs="Arial"/>
+                <w:b w:val="0"/>
+                <w:i w:val="0"/>
+                <w:sz w:val="19"/>
+              </w:rPr>
+              <w:t xml:space="preserve">MS</w:t>
+            </w:r>
+            <w:r>
+              <w:rPr>
+                <w:rFonts w:ascii="Arial" w:hAnsi="Arial" w:cs="Arial"/>
+                <w:b w:val="0"/>
+                <w:i w:val="0"/>
+                <w:sz w:val="19"/>
+                <w:vertAlign w:val="subscript"/>
+              </w:rPr>
+              <w:t xml:space="preserve">AB</w:t>
+            </w:r>
+            <w:r>
+              <w:rPr>
+                <w:rFonts w:ascii="Arial" w:hAnsi="Arial" w:cs="Arial"/>
+                <w:b w:val="0"/>
+                <w:i w:val="0"/>
+                <w:sz w:val="19"/>
+              </w:rPr>
+              <w:t xml:space="preserve">/</w:t>
+            </w:r>
+            <w:r>
+              <w:rPr>
+                <w:rFonts w:ascii="Arial" w:hAnsi="Arial" w:cs="Arial"/>
+                <w:b w:val="0"/>
+                <w:i w:val="0"/>
+                <w:sz w:val="19"/>
+              </w:rPr>
+              <w:t xml:space="preserve">MS</w:t>
+            </w:r>
+            <w:r>
+              <w:rPr>
+                <w:rFonts w:ascii="Arial" w:hAnsi="Arial" w:cs="Arial"/>
+                <w:b w:val="0"/>
+                <w:i w:val="0"/>
+                <w:sz w:val="19"/>
+                <w:vertAlign w:val="subscript"/>
+              </w:rPr>
+              <w:t xml:space="preserve">e</w:t>
             </w:r>
           </w:p>
         </w:tc>
@@ -4853,7 +6525,26 @@
                 <w:i w:val="0"/>
                 <w:sz w:val="19"/>
               </w:rPr>
-              <w:t>SS_e</w:t>
+              <w:t xml:space="preserve"/>
+            </w:r>
+            <w:r>
+              <w:rPr>
+                <w:rFonts w:ascii="Arial" w:hAnsi="Arial" w:cs="Arial"/>
+                <w:b w:val="0"/>
+                <w:i w:val="0"/>
+                <w:sz w:val="19"/>
+              </w:rPr>
+              <w:t xml:space="preserve">SS</w:t>
+            </w:r>
+            <w:r>
+              <w:rPr>
+                <w:rFonts w:ascii="Arial" w:hAnsi="Arial" w:cs="Arial"/>
+                <w:b w:val="0"/>
+                <w:i w:val="0"/>
+                <w:sz w:val="19"/>
+                <w:vertAlign w:val="subscript"/>
+              </w:rPr>
+              <w:t xml:space="preserve">e</w:t>
             </w:r>
           </w:p>
         </w:tc>
@@ -4905,7 +6596,26 @@
                 <w:i w:val="0"/>
                 <w:sz w:val="19"/>
               </w:rPr>
-              <w:t>MS_e</w:t>
+              <w:t xml:space="preserve"/>
+            </w:r>
+            <w:r>
+              <w:rPr>
+                <w:rFonts w:ascii="Arial" w:hAnsi="Arial" w:cs="Arial"/>
+                <w:b w:val="0"/>
+                <w:i w:val="0"/>
+                <w:sz w:val="19"/>
+              </w:rPr>
+              <w:t xml:space="preserve">MS</w:t>
+            </w:r>
+            <w:r>
+              <w:rPr>
+                <w:rFonts w:ascii="Arial" w:hAnsi="Arial" w:cs="Arial"/>
+                <w:b w:val="0"/>
+                <w:i w:val="0"/>
+                <w:sz w:val="19"/>
+                <w:vertAlign w:val="subscript"/>
+              </w:rPr>
+              <w:t xml:space="preserve">e</w:t>
             </w:r>
           </w:p>
         </w:tc>
@@ -4986,7 +6696,110 @@
                 <w:i w:val="0"/>
                 <w:sz w:val="19"/>
               </w:rPr>
-              <w:t>SS_A+SS_B+SS_AB+SS_e</w:t>
+              <w:t xml:space="preserve"/>
+            </w:r>
+            <w:r>
+              <w:rPr>
+                <w:rFonts w:ascii="Arial" w:hAnsi="Arial" w:cs="Arial"/>
+                <w:b w:val="0"/>
+                <w:i w:val="0"/>
+                <w:sz w:val="19"/>
+              </w:rPr>
+              <w:t xml:space="preserve">SS</w:t>
+            </w:r>
+            <w:r>
+              <w:rPr>
+                <w:rFonts w:ascii="Arial" w:hAnsi="Arial" w:cs="Arial"/>
+                <w:b w:val="0"/>
+                <w:i w:val="0"/>
+                <w:sz w:val="19"/>
+                <w:vertAlign w:val="subscript"/>
+              </w:rPr>
+              <w:t xml:space="preserve">A</w:t>
+            </w:r>
+            <w:r>
+              <w:rPr>
+                <w:rFonts w:ascii="Arial" w:hAnsi="Arial" w:cs="Arial"/>
+                <w:b w:val="0"/>
+                <w:i w:val="0"/>
+                <w:sz w:val="19"/>
+              </w:rPr>
+              <w:t xml:space="preserve">+</w:t>
+            </w:r>
+            <w:r>
+              <w:rPr>
+                <w:rFonts w:ascii="Arial" w:hAnsi="Arial" w:cs="Arial"/>
+                <w:b w:val="0"/>
+                <w:i w:val="0"/>
+                <w:sz w:val="19"/>
+              </w:rPr>
+              <w:t xml:space="preserve">SS</w:t>
+            </w:r>
+            <w:r>
+              <w:rPr>
+                <w:rFonts w:ascii="Arial" w:hAnsi="Arial" w:cs="Arial"/>
+                <w:b w:val="0"/>
+                <w:i w:val="0"/>
+                <w:sz w:val="19"/>
+                <w:vertAlign w:val="subscript"/>
+              </w:rPr>
+              <w:t xml:space="preserve">B</w:t>
+            </w:r>
+            <w:r>
+              <w:rPr>
+                <w:rFonts w:ascii="Arial" w:hAnsi="Arial" w:cs="Arial"/>
+                <w:b w:val="0"/>
+                <w:i w:val="0"/>
+                <w:sz w:val="19"/>
+              </w:rPr>
+              <w:t xml:space="preserve">+</w:t>
+            </w:r>
+            <w:r>
+              <w:rPr>
+                <w:rFonts w:ascii="Arial" w:hAnsi="Arial" w:cs="Arial"/>
+                <w:b w:val="0"/>
+                <w:i w:val="0"/>
+                <w:sz w:val="19"/>
+              </w:rPr>
+              <w:t xml:space="preserve">SS</w:t>
+            </w:r>
+            <w:r>
+              <w:rPr>
+                <w:rFonts w:ascii="Arial" w:hAnsi="Arial" w:cs="Arial"/>
+                <w:b w:val="0"/>
+                <w:i w:val="0"/>
+                <w:sz w:val="19"/>
+                <w:vertAlign w:val="subscript"/>
+              </w:rPr>
+              <w:t xml:space="preserve">AB</w:t>
+            </w:r>
+            <w:r>
+              <w:rPr>
+                <w:rFonts w:ascii="Arial" w:hAnsi="Arial" w:cs="Arial"/>
+                <w:b w:val="0"/>
+                <w:i w:val="0"/>
+                <w:sz w:val="19"/>
+              </w:rPr>
+              <w:t xml:space="preserve">+</w:t>
+            </w:r>
+            <w:r>
+              <w:rPr>
+                <w:rFonts w:ascii="Arial" w:hAnsi="Arial" w:cs="Arial"/>
+                <w:b w:val="0"/>
+                <w:i w:val="0"/>
+                <w:sz w:val="19"/>
+              </w:rPr>
+              <w:t xml:space="preserve">SS</w:t>
+            </w:r>
+            <w:r>
+              <w:rPr>
+                <w:rFonts w:ascii="Arial" w:hAnsi="Arial" w:cs="Arial"/>
+                <w:b w:val="0"/>
+                <w:i w:val="0"/>
+                <w:sz w:val="19"/>
+                <w:vertAlign w:val="subscript"/>
+              </w:rPr>
+              <w:t xml:space="preserve">e</w:t>
             </w:r>
           </w:p>
         </w:tc>
@@ -5108,7 +6921,91 @@
           <w:i w:val="0"/>
           <w:sz w:val="22"/>
         </w:rPr>
-        <w:t>Studi kasus Injection Molding: Faktor A = tekanan injeksi (80, 100, 120 MPa), Faktor B = suhu mold (50, 70, 90°C), n=2 replikasi, total 3x3x2=18 trial. Hasil: F_A=28,4 (p&lt;0,001), F_B=12,1 (p=0,003), dan F_AB=5,8 (p=0,012), interaksi signifikan, artinya efek tekanan bergantung pada level suhu dan tidak bisa diinterpretasikan terpisah.</w:t>
+        <w:t xml:space="preserve">Studi kasus Injection Molding: Faktor A = tekanan injeksi (80, 100, 120 MPa), Faktor B = suhu mold (50, 70, 90°C), n=2 replikasi, total 3x3x2=18 trial. Hasil: </w:t>
+      </w:r>
+      <w:r>
+        <w:rPr>
+          <w:rFonts w:ascii="Arial" w:hAnsi="Arial" w:cs="Arial"/>
+          <w:b w:val="0"/>
+          <w:i w:val="0"/>
+          <w:sz w:val="22"/>
+        </w:rPr>
+        <w:t xml:space="preserve">F</w:t>
+      </w:r>
+      <w:r>
+        <w:rPr>
+          <w:rFonts w:ascii="Arial" w:hAnsi="Arial" w:cs="Arial"/>
+          <w:b w:val="0"/>
+          <w:i w:val="0"/>
+          <w:sz w:val="22"/>
+          <w:vertAlign w:val="subscript"/>
+        </w:rPr>
+        <w:t xml:space="preserve">A</w:t>
+      </w:r>
+      <w:r>
+        <w:rPr>
+          <w:rFonts w:ascii="Arial" w:hAnsi="Arial" w:cs="Arial"/>
+          <w:b w:val="0"/>
+          <w:i w:val="0"/>
+          <w:sz w:val="22"/>
+        </w:rPr>
+        <w:t xml:space="preserve">=28,4 (p&lt;0,001), </w:t>
+      </w:r>
+      <w:r>
+        <w:rPr>
+          <w:rFonts w:ascii="Arial" w:hAnsi="Arial" w:cs="Arial"/>
+          <w:b w:val="0"/>
+          <w:i w:val="0"/>
+          <w:sz w:val="22"/>
+        </w:rPr>
+        <w:t xml:space="preserve">F</w:t>
+      </w:r>
+      <w:r>
+        <w:rPr>
+          <w:rFonts w:ascii="Arial" w:hAnsi="Arial" w:cs="Arial"/>
+          <w:b w:val="0"/>
+          <w:i w:val="0"/>
+          <w:sz w:val="22"/>
+          <w:vertAlign w:val="subscript"/>
+        </w:rPr>
+        <w:t xml:space="preserve">B</w:t>
+      </w:r>
+      <w:r>
+        <w:rPr>
+          <w:rFonts w:ascii="Arial" w:hAnsi="Arial" w:cs="Arial"/>
+          <w:b w:val="0"/>
+          <w:i w:val="0"/>
+          <w:sz w:val="22"/>
+        </w:rPr>
+        <w:t xml:space="preserve">=12,1 (p=0,003), dan </w:t>
+      </w:r>
+      <w:r>
+        <w:rPr>
+          <w:rFonts w:ascii="Arial" w:hAnsi="Arial" w:cs="Arial"/>
+          <w:b w:val="0"/>
+          <w:i w:val="0"/>
+          <w:sz w:val="22"/>
+        </w:rPr>
+        <w:t xml:space="preserve">F</w:t>
+      </w:r>
+      <w:r>
+        <w:rPr>
+          <w:rFonts w:ascii="Arial" w:hAnsi="Arial" w:cs="Arial"/>
+          <w:b w:val="0"/>
+          <w:i w:val="0"/>
+          <w:sz w:val="22"/>
+          <w:vertAlign w:val="subscript"/>
+        </w:rPr>
+        <w:t xml:space="preserve">AB</w:t>
+      </w:r>
+      <w:r>
+        <w:rPr>
+          <w:rFonts w:ascii="Arial" w:hAnsi="Arial" w:cs="Arial"/>
+          <w:b w:val="0"/>
+          <w:i w:val="0"/>
+          <w:sz w:val="22"/>
+        </w:rPr>
+        <w:t xml:space="preserve">=5,8 (p=0,012), interaksi signifikan, artinya efek tekanan bergantung pada level suhu dan tidak bisa diinterpretasikan terpisah.</w:t>
       </w:r>
     </w:p>
     <w:p>
@@ -5389,16 +7286,16 @@
           <w:i w:val="0"/>
           <w:sz w:val="22"/>
         </w:rPr>
-        <w:t xml:space="preserve">Quality Control Lini Produksi Toyota (Six Sigma): </w:t>
-      </w:r>
-      <w:r>
-        <w:rPr>
-          <w:rFonts w:ascii="Arial" w:hAnsi="Arial" w:cs="Arial"/>
-          <w:b w:val="0"/>
-          <w:i w:val="0"/>
-          <w:sz w:val="22"/>
-        </w:rPr>
-        <w:t>Toyota memakai ANOVA untuk quality control diameter shaft antar-operator dalam program Six Sigma, menurunkan defect rate dari 6700 ppm menjadi kurang dari 3,4 ppm.</w:t>
+        <w:t xml:space="preserve">Quality Control Lini Produksi Toyota (Six Σ): </w:t>
+      </w:r>
+      <w:r>
+        <w:rPr>
+          <w:rFonts w:ascii="Arial" w:hAnsi="Arial" w:cs="Arial"/>
+          <w:b w:val="0"/>
+          <w:i w:val="0"/>
+          <w:sz w:val="22"/>
+        </w:rPr>
+        <w:t xml:space="preserve">Toyota memakai ANOVA untuk quality control diameter shaft antar-operator dalam program Six Σ, menurunkan defect rate dari 6700 ppm menjadi kurang dari 3,4 ppm.</w:t>
       </w:r>
     </w:p>
     <w:p>
@@ -5577,7 +7474,63 @@
           <w:i w:val="0"/>
           <w:sz w:val="22"/>
         </w:rPr>
-        <w:t>Sandvik Coromant memakai Taguchi L9 + ANOVA untuk tuning cutting speed, feed rate, dan depth of cut pada mesin CNC AISI 4340; hasil menunjukkan cutting speed paling berpengaruh (eta_kuadrat=0,62), diikuti feed rate (0,24), sedangkan depth of cut tidak signifikan (0,05).</w:t>
+        <w:t xml:space="preserve">Sandvik Coromant memakai Taguchi </w:t>
+      </w:r>
+      <w:r>
+        <w:rPr>
+          <w:rFonts w:ascii="Arial" w:hAnsi="Arial" w:cs="Arial"/>
+          <w:b w:val="0"/>
+          <w:i w:val="0"/>
+          <w:sz w:val="22"/>
+        </w:rPr>
+        <w:t xml:space="preserve">L</w:t>
+      </w:r>
+      <w:r>
+        <w:rPr>
+          <w:rFonts w:ascii="Arial" w:hAnsi="Arial" w:cs="Arial"/>
+          <w:b w:val="0"/>
+          <w:i w:val="0"/>
+          <w:sz w:val="22"/>
+          <w:vertAlign w:val="subscript"/>
+        </w:rPr>
+        <w:t xml:space="preserve">9</w:t>
+      </w:r>
+      <w:r>
+        <w:rPr>
+          <w:rFonts w:ascii="Arial" w:hAnsi="Arial" w:cs="Arial"/>
+          <w:b w:val="0"/>
+          <w:i w:val="0"/>
+          <w:sz w:val="22"/>
+        </w:rPr>
+        <w:t xml:space="preserve"> + ANOVA untuk tuning cutting speed, feed rate, dan depth of cut pada mesin CNC AISI 4340; hasil menunjukkan cutting speed paling berpengaruh (</w:t>
+      </w:r>
+      <w:r>
+        <w:rPr>
+          <w:rFonts w:ascii="Arial" w:hAnsi="Arial" w:cs="Arial"/>
+          <w:b w:val="0"/>
+          <w:i w:val="0"/>
+          <w:sz w:val="22"/>
+        </w:rPr>
+        <w:t xml:space="preserve">η</w:t>
+      </w:r>
+      <w:r>
+        <w:rPr>
+          <w:rFonts w:ascii="Arial" w:hAnsi="Arial" w:cs="Arial"/>
+          <w:b w:val="0"/>
+          <w:i w:val="0"/>
+          <w:sz w:val="22"/>
+          <w:vertAlign w:val="subscript"/>
+        </w:rPr>
+        <w:t xml:space="preserve">kuadrat</w:t>
+      </w:r>
+      <w:r>
+        <w:rPr>
+          <w:rFonts w:ascii="Arial" w:hAnsi="Arial" w:cs="Arial"/>
+          <w:b w:val="0"/>
+          <w:i w:val="0"/>
+          <w:sz w:val="22"/>
+        </w:rPr>
+        <w:t xml:space="preserve">=0,62), diikuti feed rate (0,24), sedangkan depth of cut tidak signifikan (0,05).</w:t>
       </w:r>
     </w:p>
     <w:p>
@@ -5643,7 +7596,7 @@
           <w:i w:val="0"/>
           <w:sz w:val="22"/>
         </w:rPr>
-        <w:t>GE Aviation memakai SPC + ANOVA untuk quality control blade turbin lintas 3 shift kerja, bagian dari program Six Sigma DMAIC, menurunkan defect rate dari 850 menjadi 12 ppm.</w:t>
+        <w:t xml:space="preserve">GE Aviation memakai SPC + ANOVA untuk quality control blade turbin lintas 3 shift kerja, bagian dari program Six Σ DMAIC, menurunkan defect rate dari 850 menjadi 12 ppm.</w:t>
       </w:r>
     </w:p>
     <w:p>
@@ -5771,7 +7724,38 @@
           <w:color w:val="444444"/>
           <w:sz w:val="20"/>
         </w:rPr>
-        <w:t xml:space="preserve">Gambar 7. Potongan kode one-way ANOVA cutting speed CNC menggunakan scipy.stats.f_oneway.</w:t>
+        <w:t xml:space="preserve">Gambar 7. Potongan kode one-way ANOVA cutting speed CNC menggunakan scipy.stats.</w:t>
+      </w:r>
+      <w:r>
+        <w:rPr>
+          <w:rFonts w:ascii="Arial" w:hAnsi="Arial" w:cs="Arial"/>
+          <w:b w:val="0"/>
+          <w:i/>
+          <w:color w:val="444444"/>
+          <w:sz w:val="20"/>
+        </w:rPr>
+        <w:t xml:space="preserve">f</w:t>
+      </w:r>
+      <w:r>
+        <w:rPr>
+          <w:rFonts w:ascii="Arial" w:hAnsi="Arial" w:cs="Arial"/>
+          <w:b w:val="0"/>
+          <w:i/>
+          <w:color w:val="444444"/>
+          <w:sz w:val="20"/>
+          <w:vertAlign w:val="subscript"/>
+        </w:rPr>
+        <w:t xml:space="preserve">oneway</w:t>
+      </w:r>
+      <w:r>
+        <w:rPr>
+          <w:rFonts w:ascii="Arial" w:hAnsi="Arial" w:cs="Arial"/>
+          <w:b w:val="0"/>
+          <w:i/>
+          <w:color w:val="444444"/>
+          <w:sz w:val="20"/>
+        </w:rPr>
+        <w:t xml:space="preserve">.</w:t>
       </w:r>
     </w:p>
     <w:p>
@@ -5819,7 +7803,35 @@
           <w:i w:val="0"/>
           <w:sz w:val="22"/>
         </w:rPr>
-        <w:t>one-way ANOVA dari scratch (SS, df, MS, F, p manual) untuk data cutting speed CNC, diverifikasi dengan `scipy.stats.f_oneway`.</w:t>
+        <w:t xml:space="preserve">one-way ANOVA dari scratch (SS, df, MS, F, p manual) untuk data cutting speed CNC, diverifikasi dengan `scipy.stats.</w:t>
+      </w:r>
+      <w:r>
+        <w:rPr>
+          <w:rFonts w:ascii="Arial" w:hAnsi="Arial" w:cs="Arial"/>
+          <w:b w:val="0"/>
+          <w:i w:val="0"/>
+          <w:sz w:val="22"/>
+        </w:rPr>
+        <w:t xml:space="preserve">f</w:t>
+      </w:r>
+      <w:r>
+        <w:rPr>
+          <w:rFonts w:ascii="Arial" w:hAnsi="Arial" w:cs="Arial"/>
+          <w:b w:val="0"/>
+          <w:i w:val="0"/>
+          <w:sz w:val="22"/>
+          <w:vertAlign w:val="subscript"/>
+        </w:rPr>
+        <w:t xml:space="preserve">oneway</w:t>
+      </w:r>
+      <w:r>
+        <w:rPr>
+          <w:rFonts w:ascii="Arial" w:hAnsi="Arial" w:cs="Arial"/>
+          <w:b w:val="0"/>
+          <w:i w:val="0"/>
+          <w:sz w:val="22"/>
+        </w:rPr>
+        <w:t xml:space="preserve">`.</w:t>
       </w:r>
     </w:p>
     <w:p>
@@ -5852,7 +7864,7 @@
           <w:i w:val="0"/>
           <w:sz w:val="22"/>
         </w:rPr>
-        <w:t>two-way ANOVA statsmodels untuk data welding arus x voltage: `ols('strength ~ C(arus) * C(voltage)', data=df).fit()` diikuti `anova_lm`; visualisasi heatmap mean per sel dan interaction plot.</w:t>
+        <w:t xml:space="preserve">two-way ANOVA statsmodels untuk data welding arus x voltage: `ols('strength ~ C(arus)·C(voltage)', data=df)·fit()` diikuti `anova_lm`; visualisasi heatmap mean per sel dan interaction plot.</w:t>
       </w:r>
     </w:p>
     <w:p>
@@ -6068,7 +8080,35 @@
           <w:i w:val="0"/>
           <w:sz w:val="22"/>
         </w:rPr>
-        <w:t>Hipotesis nol (H0) untuk one-way ANOVA dengan k level faktor adalah...</w:t>
+        <w:t xml:space="preserve">Hipotesis nol (</w:t>
+      </w:r>
+      <w:r>
+        <w:rPr>
+          <w:rFonts w:ascii="Arial" w:hAnsi="Arial" w:cs="Arial"/>
+          <w:b w:val="0"/>
+          <w:i w:val="0"/>
+          <w:sz w:val="22"/>
+        </w:rPr>
+        <w:t xml:space="preserve">H</w:t>
+      </w:r>
+      <w:r>
+        <w:rPr>
+          <w:rFonts w:ascii="Arial" w:hAnsi="Arial" w:cs="Arial"/>
+          <w:b w:val="0"/>
+          <w:i w:val="0"/>
+          <w:sz w:val="22"/>
+          <w:vertAlign w:val="subscript"/>
+        </w:rPr>
+        <w:t xml:space="preserve">0</w:t>
+      </w:r>
+      <w:r>
+        <w:rPr>
+          <w:rFonts w:ascii="Arial" w:hAnsi="Arial" w:cs="Arial"/>
+          <w:b w:val="0"/>
+          <w:i w:val="0"/>
+          <w:sz w:val="22"/>
+        </w:rPr>
+        <w:t xml:space="preserve">) untuk one-way ANOVA dengan k level faktor adalah...</w:t>
       </w:r>
     </w:p>
     <w:p>
@@ -6272,7 +8312,90 @@
           <w:color w:val="333333"/>
           <w:sz w:val="21"/>
         </w:rPr>
-        <w:t>SS_total = SS_between x SS_within</w:t>
+        <w:t xml:space="preserve"/>
+      </w:r>
+      <w:r>
+        <w:rPr>
+          <w:rFonts w:ascii="Arial" w:hAnsi="Arial" w:cs="Arial"/>
+          <w:b w:val="0"/>
+          <w:i w:val="0"/>
+          <w:color w:val="333333"/>
+          <w:sz w:val="21"/>
+        </w:rPr>
+        <w:t xml:space="preserve">SS</w:t>
+      </w:r>
+      <w:r>
+        <w:rPr>
+          <w:rFonts w:ascii="Arial" w:hAnsi="Arial" w:cs="Arial"/>
+          <w:b w:val="0"/>
+          <w:i w:val="0"/>
+          <w:color w:val="333333"/>
+          <w:sz w:val="21"/>
+          <w:vertAlign w:val="subscript"/>
+        </w:rPr>
+        <w:t xml:space="preserve">total</w:t>
+      </w:r>
+      <w:r>
+        <w:rPr>
+          <w:rFonts w:ascii="Arial" w:hAnsi="Arial" w:cs="Arial"/>
+          <w:b w:val="0"/>
+          <w:i w:val="0"/>
+          <w:color w:val="333333"/>
+          <w:sz w:val="21"/>
+        </w:rPr>
+        <w:t xml:space="preserve"> = </w:t>
+      </w:r>
+      <w:r>
+        <w:rPr>
+          <w:rFonts w:ascii="Arial" w:hAnsi="Arial" w:cs="Arial"/>
+          <w:b w:val="0"/>
+          <w:i w:val="0"/>
+          <w:color w:val="333333"/>
+          <w:sz w:val="21"/>
+        </w:rPr>
+        <w:t xml:space="preserve">SS</w:t>
+      </w:r>
+      <w:r>
+        <w:rPr>
+          <w:rFonts w:ascii="Arial" w:hAnsi="Arial" w:cs="Arial"/>
+          <w:b w:val="0"/>
+          <w:i w:val="0"/>
+          <w:color w:val="333333"/>
+          <w:sz w:val="21"/>
+          <w:vertAlign w:val="subscript"/>
+        </w:rPr>
+        <w:t xml:space="preserve">between</w:t>
+      </w:r>
+      <w:r>
+        <w:rPr>
+          <w:rFonts w:ascii="Arial" w:hAnsi="Arial" w:cs="Arial"/>
+          <w:b w:val="0"/>
+          <w:i w:val="0"/>
+          <w:color w:val="333333"/>
+          <w:sz w:val="21"/>
+        </w:rPr>
+        <w:t xml:space="preserve"> x </w:t>
+      </w:r>
+      <w:r>
+        <w:rPr>
+          <w:rFonts w:ascii="Arial" w:hAnsi="Arial" w:cs="Arial"/>
+          <w:b w:val="0"/>
+          <w:i w:val="0"/>
+          <w:color w:val="333333"/>
+          <w:sz w:val="21"/>
+        </w:rPr>
+        <w:t xml:space="preserve">SS</w:t>
+      </w:r>
+      <w:r>
+        <w:rPr>
+          <w:rFonts w:ascii="Arial" w:hAnsi="Arial" w:cs="Arial"/>
+          <w:b w:val="0"/>
+          <w:i w:val="0"/>
+          <w:color w:val="333333"/>
+          <w:sz w:val="21"/>
+          <w:vertAlign w:val="subscript"/>
+        </w:rPr>
+        <w:t xml:space="preserve">within</w:t>
       </w:r>
     </w:p>
     <w:p>
@@ -6308,7 +8431,100 @@
           <w:color w:val="333333"/>
           <w:sz w:val="21"/>
         </w:rPr>
-        <w:t>SS_total = SS_between + SS_within, total varians sama dengan varians antar grup (efek faktor) ditambah varians dalam grup (noise)</w:t>
+        <w:t xml:space="preserve"/>
+      </w:r>
+      <w:r>
+        <w:rPr>
+          <w:rFonts w:ascii="Arial" w:hAnsi="Arial" w:cs="Arial"/>
+          <w:b w:val="0"/>
+          <w:i w:val="0"/>
+          <w:color w:val="333333"/>
+          <w:sz w:val="21"/>
+        </w:rPr>
+        <w:t xml:space="preserve">SS</w:t>
+      </w:r>
+      <w:r>
+        <w:rPr>
+          <w:rFonts w:ascii="Arial" w:hAnsi="Arial" w:cs="Arial"/>
+          <w:b w:val="0"/>
+          <w:i w:val="0"/>
+          <w:color w:val="333333"/>
+          <w:sz w:val="21"/>
+          <w:vertAlign w:val="subscript"/>
+        </w:rPr>
+        <w:t xml:space="preserve">total</w:t>
+      </w:r>
+      <w:r>
+        <w:rPr>
+          <w:rFonts w:ascii="Arial" w:hAnsi="Arial" w:cs="Arial"/>
+          <w:b w:val="0"/>
+          <w:i w:val="0"/>
+          <w:color w:val="333333"/>
+          <w:sz w:val="21"/>
+        </w:rPr>
+        <w:t xml:space="preserve"> = </w:t>
+      </w:r>
+      <w:r>
+        <w:rPr>
+          <w:rFonts w:ascii="Arial" w:hAnsi="Arial" w:cs="Arial"/>
+          <w:b w:val="0"/>
+          <w:i w:val="0"/>
+          <w:color w:val="333333"/>
+          <w:sz w:val="21"/>
+        </w:rPr>
+        <w:t xml:space="preserve">SS</w:t>
+      </w:r>
+      <w:r>
+        <w:rPr>
+          <w:rFonts w:ascii="Arial" w:hAnsi="Arial" w:cs="Arial"/>
+          <w:b w:val="0"/>
+          <w:i w:val="0"/>
+          <w:color w:val="333333"/>
+          <w:sz w:val="21"/>
+          <w:vertAlign w:val="subscript"/>
+        </w:rPr>
+        <w:t xml:space="preserve">between</w:t>
+      </w:r>
+      <w:r>
+        <w:rPr>
+          <w:rFonts w:ascii="Arial" w:hAnsi="Arial" w:cs="Arial"/>
+          <w:b w:val="0"/>
+          <w:i w:val="0"/>
+          <w:color w:val="333333"/>
+          <w:sz w:val="21"/>
+        </w:rPr>
+        <w:t xml:space="preserve"> + </w:t>
+      </w:r>
+      <w:r>
+        <w:rPr>
+          <w:rFonts w:ascii="Arial" w:hAnsi="Arial" w:cs="Arial"/>
+          <w:b w:val="0"/>
+          <w:i w:val="0"/>
+          <w:color w:val="333333"/>
+          <w:sz w:val="21"/>
+        </w:rPr>
+        <w:t xml:space="preserve">SS</w:t>
+      </w:r>
+      <w:r>
+        <w:rPr>
+          <w:rFonts w:ascii="Arial" w:hAnsi="Arial" w:cs="Arial"/>
+          <w:b w:val="0"/>
+          <w:i w:val="0"/>
+          <w:color w:val="333333"/>
+          <w:sz w:val="21"/>
+          <w:vertAlign w:val="subscript"/>
+        </w:rPr>
+        <w:t xml:space="preserve">within</w:t>
+      </w:r>
+      <w:r>
+        <w:rPr>
+          <w:rFonts w:ascii="Arial" w:hAnsi="Arial" w:cs="Arial"/>
+          <w:b w:val="0"/>
+          <w:i w:val="0"/>
+          <w:color w:val="333333"/>
+          <w:sz w:val="21"/>
+        </w:rPr>
+        <w:t xml:space="preserve">, total varians sama dengan varians antar grup (efek faktor) ditambah varians dalam grup (noise)</w:t>
       </w:r>
     </w:p>
     <w:p>
@@ -6344,7 +8560,90 @@
           <w:color w:val="333333"/>
           <w:sz w:val="21"/>
         </w:rPr>
-        <w:t>SS_total = SS_between - SS_within</w:t>
+        <w:t xml:space="preserve"/>
+      </w:r>
+      <w:r>
+        <w:rPr>
+          <w:rFonts w:ascii="Arial" w:hAnsi="Arial" w:cs="Arial"/>
+          <w:b w:val="0"/>
+          <w:i w:val="0"/>
+          <w:color w:val="333333"/>
+          <w:sz w:val="21"/>
+        </w:rPr>
+        <w:t xml:space="preserve">SS</w:t>
+      </w:r>
+      <w:r>
+        <w:rPr>
+          <w:rFonts w:ascii="Arial" w:hAnsi="Arial" w:cs="Arial"/>
+          <w:b w:val="0"/>
+          <w:i w:val="0"/>
+          <w:color w:val="333333"/>
+          <w:sz w:val="21"/>
+          <w:vertAlign w:val="subscript"/>
+        </w:rPr>
+        <w:t xml:space="preserve">total</w:t>
+      </w:r>
+      <w:r>
+        <w:rPr>
+          <w:rFonts w:ascii="Arial" w:hAnsi="Arial" w:cs="Arial"/>
+          <w:b w:val="0"/>
+          <w:i w:val="0"/>
+          <w:color w:val="333333"/>
+          <w:sz w:val="21"/>
+        </w:rPr>
+        <w:t xml:space="preserve"> = </w:t>
+      </w:r>
+      <w:r>
+        <w:rPr>
+          <w:rFonts w:ascii="Arial" w:hAnsi="Arial" w:cs="Arial"/>
+          <w:b w:val="0"/>
+          <w:i w:val="0"/>
+          <w:color w:val="333333"/>
+          <w:sz w:val="21"/>
+        </w:rPr>
+        <w:t xml:space="preserve">SS</w:t>
+      </w:r>
+      <w:r>
+        <w:rPr>
+          <w:rFonts w:ascii="Arial" w:hAnsi="Arial" w:cs="Arial"/>
+          <w:b w:val="0"/>
+          <w:i w:val="0"/>
+          <w:color w:val="333333"/>
+          <w:sz w:val="21"/>
+          <w:vertAlign w:val="subscript"/>
+        </w:rPr>
+        <w:t xml:space="preserve">between</w:t>
+      </w:r>
+      <w:r>
+        <w:rPr>
+          <w:rFonts w:ascii="Arial" w:hAnsi="Arial" w:cs="Arial"/>
+          <w:b w:val="0"/>
+          <w:i w:val="0"/>
+          <w:color w:val="333333"/>
+          <w:sz w:val="21"/>
+        </w:rPr>
+        <w:t xml:space="preserve"> - </w:t>
+      </w:r>
+      <w:r>
+        <w:rPr>
+          <w:rFonts w:ascii="Arial" w:hAnsi="Arial" w:cs="Arial"/>
+          <w:b w:val="0"/>
+          <w:i w:val="0"/>
+          <w:color w:val="333333"/>
+          <w:sz w:val="21"/>
+        </w:rPr>
+        <w:t xml:space="preserve">SS</w:t>
+      </w:r>
+      <w:r>
+        <w:rPr>
+          <w:rFonts w:ascii="Arial" w:hAnsi="Arial" w:cs="Arial"/>
+          <w:b w:val="0"/>
+          <w:i w:val="0"/>
+          <w:color w:val="333333"/>
+          <w:sz w:val="21"/>
+          <w:vertAlign w:val="subscript"/>
+        </w:rPr>
+        <w:t xml:space="preserve">within</w:t>
       </w:r>
     </w:p>
     <w:p>
@@ -6380,7 +8679,100 @@
           <w:color w:val="333333"/>
           <w:sz w:val="21"/>
         </w:rPr>
-        <w:t>SS_total = akar(SS_between² + SS_within²)</w:t>
+        <w:t xml:space="preserve"/>
+      </w:r>
+      <w:r>
+        <w:rPr>
+          <w:rFonts w:ascii="Arial" w:hAnsi="Arial" w:cs="Arial"/>
+          <w:b w:val="0"/>
+          <w:i w:val="0"/>
+          <w:color w:val="333333"/>
+          <w:sz w:val="21"/>
+        </w:rPr>
+        <w:t xml:space="preserve">SS</w:t>
+      </w:r>
+      <w:r>
+        <w:rPr>
+          <w:rFonts w:ascii="Arial" w:hAnsi="Arial" w:cs="Arial"/>
+          <w:b w:val="0"/>
+          <w:i w:val="0"/>
+          <w:color w:val="333333"/>
+          <w:sz w:val="21"/>
+          <w:vertAlign w:val="subscript"/>
+        </w:rPr>
+        <w:t xml:space="preserve">total</w:t>
+      </w:r>
+      <w:r>
+        <w:rPr>
+          <w:rFonts w:ascii="Arial" w:hAnsi="Arial" w:cs="Arial"/>
+          <w:b w:val="0"/>
+          <w:i w:val="0"/>
+          <w:color w:val="333333"/>
+          <w:sz w:val="21"/>
+        </w:rPr>
+        <w:t xml:space="preserve"> = √(</w:t>
+      </w:r>
+      <w:r>
+        <w:rPr>
+          <w:rFonts w:ascii="Arial" w:hAnsi="Arial" w:cs="Arial"/>
+          <w:b w:val="0"/>
+          <w:i w:val="0"/>
+          <w:color w:val="333333"/>
+          <w:sz w:val="21"/>
+        </w:rPr>
+        <w:t xml:space="preserve">SS</w:t>
+      </w:r>
+      <w:r>
+        <w:rPr>
+          <w:rFonts w:ascii="Arial" w:hAnsi="Arial" w:cs="Arial"/>
+          <w:b w:val="0"/>
+          <w:i w:val="0"/>
+          <w:color w:val="333333"/>
+          <w:sz w:val="21"/>
+          <w:vertAlign w:val="subscript"/>
+        </w:rPr>
+        <w:t xml:space="preserve">between</w:t>
+      </w:r>
+      <w:r>
+        <w:rPr>
+          <w:rFonts w:ascii="Arial" w:hAnsi="Arial" w:cs="Arial"/>
+          <w:b w:val="0"/>
+          <w:i w:val="0"/>
+          <w:color w:val="333333"/>
+          <w:sz w:val="21"/>
+        </w:rPr>
+        <w:t xml:space="preserve">² + </w:t>
+      </w:r>
+      <w:r>
+        <w:rPr>
+          <w:rFonts w:ascii="Arial" w:hAnsi="Arial" w:cs="Arial"/>
+          <w:b w:val="0"/>
+          <w:i w:val="0"/>
+          <w:color w:val="333333"/>
+          <w:sz w:val="21"/>
+        </w:rPr>
+        <w:t xml:space="preserve">SS</w:t>
+      </w:r>
+      <w:r>
+        <w:rPr>
+          <w:rFonts w:ascii="Arial" w:hAnsi="Arial" w:cs="Arial"/>
+          <w:b w:val="0"/>
+          <w:i w:val="0"/>
+          <w:color w:val="333333"/>
+          <w:sz w:val="21"/>
+          <w:vertAlign w:val="subscript"/>
+        </w:rPr>
+        <w:t xml:space="preserve">within</w:t>
+      </w:r>
+      <w:r>
+        <w:rPr>
+          <w:rFonts w:ascii="Arial" w:hAnsi="Arial" w:cs="Arial"/>
+          <w:b w:val="0"/>
+          <w:i w:val="0"/>
+          <w:color w:val="333333"/>
+          <w:sz w:val="21"/>
+        </w:rPr>
+        <w:t xml:space="preserve">²)</w:t>
       </w:r>
     </w:p>
     <w:p>
@@ -6440,7 +8832,69 @@
           <w:color w:val="333333"/>
           <w:sz w:val="21"/>
         </w:rPr>
-        <w:t>df_between = 4, df_within = 24</w:t>
+        <w:t xml:space="preserve"/>
+      </w:r>
+      <w:r>
+        <w:rPr>
+          <w:rFonts w:ascii="Arial" w:hAnsi="Arial" w:cs="Arial"/>
+          <w:b w:val="0"/>
+          <w:i w:val="0"/>
+          <w:color w:val="333333"/>
+          <w:sz w:val="21"/>
+        </w:rPr>
+        <w:t xml:space="preserve">df</w:t>
+      </w:r>
+      <w:r>
+        <w:rPr>
+          <w:rFonts w:ascii="Arial" w:hAnsi="Arial" w:cs="Arial"/>
+          <w:b w:val="0"/>
+          <w:i w:val="0"/>
+          <w:color w:val="333333"/>
+          <w:sz w:val="21"/>
+          <w:vertAlign w:val="subscript"/>
+        </w:rPr>
+        <w:t xml:space="preserve">between</w:t>
+      </w:r>
+      <w:r>
+        <w:rPr>
+          <w:rFonts w:ascii="Arial" w:hAnsi="Arial" w:cs="Arial"/>
+          <w:b w:val="0"/>
+          <w:i w:val="0"/>
+          <w:color w:val="333333"/>
+          <w:sz w:val="21"/>
+        </w:rPr>
+        <w:t xml:space="preserve"> = 4, </w:t>
+      </w:r>
+      <w:r>
+        <w:rPr>
+          <w:rFonts w:ascii="Arial" w:hAnsi="Arial" w:cs="Arial"/>
+          <w:b w:val="0"/>
+          <w:i w:val="0"/>
+          <w:color w:val="333333"/>
+          <w:sz w:val="21"/>
+        </w:rPr>
+        <w:t xml:space="preserve">df</w:t>
+      </w:r>
+      <w:r>
+        <w:rPr>
+          <w:rFonts w:ascii="Arial" w:hAnsi="Arial" w:cs="Arial"/>
+          <w:b w:val="0"/>
+          <w:i w:val="0"/>
+          <w:color w:val="333333"/>
+          <w:sz w:val="21"/>
+          <w:vertAlign w:val="subscript"/>
+        </w:rPr>
+        <w:t xml:space="preserve">within</w:t>
+      </w:r>
+      <w:r>
+        <w:rPr>
+          <w:rFonts w:ascii="Arial" w:hAnsi="Arial" w:cs="Arial"/>
+          <w:b w:val="0"/>
+          <w:i w:val="0"/>
+          <w:color w:val="333333"/>
+          <w:sz w:val="21"/>
+        </w:rPr>
+        <w:t xml:space="preserve"> = 24</w:t>
       </w:r>
     </w:p>
     <w:p>
@@ -6476,7 +8930,100 @@
           <w:color w:val="333333"/>
           <w:sz w:val="21"/>
         </w:rPr>
-        <w:t>df_between = k-1 = 3, df_within = N-k = 20, df_total = N-1 = 23</w:t>
+        <w:t xml:space="preserve"/>
+      </w:r>
+      <w:r>
+        <w:rPr>
+          <w:rFonts w:ascii="Arial" w:hAnsi="Arial" w:cs="Arial"/>
+          <w:b w:val="0"/>
+          <w:i w:val="0"/>
+          <w:color w:val="333333"/>
+          <w:sz w:val="21"/>
+        </w:rPr>
+        <w:t xml:space="preserve">df</w:t>
+      </w:r>
+      <w:r>
+        <w:rPr>
+          <w:rFonts w:ascii="Arial" w:hAnsi="Arial" w:cs="Arial"/>
+          <w:b w:val="0"/>
+          <w:i w:val="0"/>
+          <w:color w:val="333333"/>
+          <w:sz w:val="21"/>
+          <w:vertAlign w:val="subscript"/>
+        </w:rPr>
+        <w:t xml:space="preserve">between</w:t>
+      </w:r>
+      <w:r>
+        <w:rPr>
+          <w:rFonts w:ascii="Arial" w:hAnsi="Arial" w:cs="Arial"/>
+          <w:b w:val="0"/>
+          <w:i w:val="0"/>
+          <w:color w:val="333333"/>
+          <w:sz w:val="21"/>
+        </w:rPr>
+        <w:t xml:space="preserve"> = k-1 = 3, </w:t>
+      </w:r>
+      <w:r>
+        <w:rPr>
+          <w:rFonts w:ascii="Arial" w:hAnsi="Arial" w:cs="Arial"/>
+          <w:b w:val="0"/>
+          <w:i w:val="0"/>
+          <w:color w:val="333333"/>
+          <w:sz w:val="21"/>
+        </w:rPr>
+        <w:t xml:space="preserve">df</w:t>
+      </w:r>
+      <w:r>
+        <w:rPr>
+          <w:rFonts w:ascii="Arial" w:hAnsi="Arial" w:cs="Arial"/>
+          <w:b w:val="0"/>
+          <w:i w:val="0"/>
+          <w:color w:val="333333"/>
+          <w:sz w:val="21"/>
+          <w:vertAlign w:val="subscript"/>
+        </w:rPr>
+        <w:t xml:space="preserve">within</w:t>
+      </w:r>
+      <w:r>
+        <w:rPr>
+          <w:rFonts w:ascii="Arial" w:hAnsi="Arial" w:cs="Arial"/>
+          <w:b w:val="0"/>
+          <w:i w:val="0"/>
+          <w:color w:val="333333"/>
+          <w:sz w:val="21"/>
+        </w:rPr>
+        <w:t xml:space="preserve"> = N-k = 20, </w:t>
+      </w:r>
+      <w:r>
+        <w:rPr>
+          <w:rFonts w:ascii="Arial" w:hAnsi="Arial" w:cs="Arial"/>
+          <w:b w:val="0"/>
+          <w:i w:val="0"/>
+          <w:color w:val="333333"/>
+          <w:sz w:val="21"/>
+        </w:rPr>
+        <w:t xml:space="preserve">df</w:t>
+      </w:r>
+      <w:r>
+        <w:rPr>
+          <w:rFonts w:ascii="Arial" w:hAnsi="Arial" w:cs="Arial"/>
+          <w:b w:val="0"/>
+          <w:i w:val="0"/>
+          <w:color w:val="333333"/>
+          <w:sz w:val="21"/>
+          <w:vertAlign w:val="subscript"/>
+        </w:rPr>
+        <w:t xml:space="preserve">total</w:t>
+      </w:r>
+      <w:r>
+        <w:rPr>
+          <w:rFonts w:ascii="Arial" w:hAnsi="Arial" w:cs="Arial"/>
+          <w:b w:val="0"/>
+          <w:i w:val="0"/>
+          <w:color w:val="333333"/>
+          <w:sz w:val="21"/>
+        </w:rPr>
+        <w:t xml:space="preserve"> = N-1 = 23</w:t>
       </w:r>
     </w:p>
     <w:p>
@@ -6512,7 +9059,69 @@
           <w:color w:val="333333"/>
           <w:sz w:val="21"/>
         </w:rPr>
-        <w:t>df_between = 24, df_within = 4</w:t>
+        <w:t xml:space="preserve"/>
+      </w:r>
+      <w:r>
+        <w:rPr>
+          <w:rFonts w:ascii="Arial" w:hAnsi="Arial" w:cs="Arial"/>
+          <w:b w:val="0"/>
+          <w:i w:val="0"/>
+          <w:color w:val="333333"/>
+          <w:sz w:val="21"/>
+        </w:rPr>
+        <w:t xml:space="preserve">df</w:t>
+      </w:r>
+      <w:r>
+        <w:rPr>
+          <w:rFonts w:ascii="Arial" w:hAnsi="Arial" w:cs="Arial"/>
+          <w:b w:val="0"/>
+          <w:i w:val="0"/>
+          <w:color w:val="333333"/>
+          <w:sz w:val="21"/>
+          <w:vertAlign w:val="subscript"/>
+        </w:rPr>
+        <w:t xml:space="preserve">between</w:t>
+      </w:r>
+      <w:r>
+        <w:rPr>
+          <w:rFonts w:ascii="Arial" w:hAnsi="Arial" w:cs="Arial"/>
+          <w:b w:val="0"/>
+          <w:i w:val="0"/>
+          <w:color w:val="333333"/>
+          <w:sz w:val="21"/>
+        </w:rPr>
+        <w:t xml:space="preserve"> = 24, </w:t>
+      </w:r>
+      <w:r>
+        <w:rPr>
+          <w:rFonts w:ascii="Arial" w:hAnsi="Arial" w:cs="Arial"/>
+          <w:b w:val="0"/>
+          <w:i w:val="0"/>
+          <w:color w:val="333333"/>
+          <w:sz w:val="21"/>
+        </w:rPr>
+        <w:t xml:space="preserve">df</w:t>
+      </w:r>
+      <w:r>
+        <w:rPr>
+          <w:rFonts w:ascii="Arial" w:hAnsi="Arial" w:cs="Arial"/>
+          <w:b w:val="0"/>
+          <w:i w:val="0"/>
+          <w:color w:val="333333"/>
+          <w:sz w:val="21"/>
+          <w:vertAlign w:val="subscript"/>
+        </w:rPr>
+        <w:t xml:space="preserve">within</w:t>
+      </w:r>
+      <w:r>
+        <w:rPr>
+          <w:rFonts w:ascii="Arial" w:hAnsi="Arial" w:cs="Arial"/>
+          <w:b w:val="0"/>
+          <w:i w:val="0"/>
+          <w:color w:val="333333"/>
+          <w:sz w:val="21"/>
+        </w:rPr>
+        <w:t xml:space="preserve"> = 4</w:t>
       </w:r>
     </w:p>
     <w:p>
@@ -6548,7 +9157,69 @@
           <w:color w:val="333333"/>
           <w:sz w:val="21"/>
         </w:rPr>
-        <w:t>df_between = 1, df_within = 23</w:t>
+        <w:t xml:space="preserve"/>
+      </w:r>
+      <w:r>
+        <w:rPr>
+          <w:rFonts w:ascii="Arial" w:hAnsi="Arial" w:cs="Arial"/>
+          <w:b w:val="0"/>
+          <w:i w:val="0"/>
+          <w:color w:val="333333"/>
+          <w:sz w:val="21"/>
+        </w:rPr>
+        <w:t xml:space="preserve">df</w:t>
+      </w:r>
+      <w:r>
+        <w:rPr>
+          <w:rFonts w:ascii="Arial" w:hAnsi="Arial" w:cs="Arial"/>
+          <w:b w:val="0"/>
+          <w:i w:val="0"/>
+          <w:color w:val="333333"/>
+          <w:sz w:val="21"/>
+          <w:vertAlign w:val="subscript"/>
+        </w:rPr>
+        <w:t xml:space="preserve">between</w:t>
+      </w:r>
+      <w:r>
+        <w:rPr>
+          <w:rFonts w:ascii="Arial" w:hAnsi="Arial" w:cs="Arial"/>
+          <w:b w:val="0"/>
+          <w:i w:val="0"/>
+          <w:color w:val="333333"/>
+          <w:sz w:val="21"/>
+        </w:rPr>
+        <w:t xml:space="preserve"> = 1, </w:t>
+      </w:r>
+      <w:r>
+        <w:rPr>
+          <w:rFonts w:ascii="Arial" w:hAnsi="Arial" w:cs="Arial"/>
+          <w:b w:val="0"/>
+          <w:i w:val="0"/>
+          <w:color w:val="333333"/>
+          <w:sz w:val="21"/>
+        </w:rPr>
+        <w:t xml:space="preserve">df</w:t>
+      </w:r>
+      <w:r>
+        <w:rPr>
+          <w:rFonts w:ascii="Arial" w:hAnsi="Arial" w:cs="Arial"/>
+          <w:b w:val="0"/>
+          <w:i w:val="0"/>
+          <w:color w:val="333333"/>
+          <w:sz w:val="21"/>
+          <w:vertAlign w:val="subscript"/>
+        </w:rPr>
+        <w:t xml:space="preserve">within</w:t>
+      </w:r>
+      <w:r>
+        <w:rPr>
+          <w:rFonts w:ascii="Arial" w:hAnsi="Arial" w:cs="Arial"/>
+          <w:b w:val="0"/>
+          <w:i w:val="0"/>
+          <w:color w:val="333333"/>
+          <w:sz w:val="21"/>
+        </w:rPr>
+        <w:t xml:space="preserve"> = 23</w:t>
       </w:r>
     </w:p>
     <w:p>
@@ -6608,7 +9279,59 @@
           <w:color w:val="333333"/>
           <w:sz w:val="21"/>
         </w:rPr>
-        <w:t>F = SS_between - SS_within</w:t>
+        <w:t xml:space="preserve">F = </w:t>
+      </w:r>
+      <w:r>
+        <w:rPr>
+          <w:rFonts w:ascii="Arial" w:hAnsi="Arial" w:cs="Arial"/>
+          <w:b w:val="0"/>
+          <w:i w:val="0"/>
+          <w:color w:val="333333"/>
+          <w:sz w:val="21"/>
+        </w:rPr>
+        <w:t xml:space="preserve">SS</w:t>
+      </w:r>
+      <w:r>
+        <w:rPr>
+          <w:rFonts w:ascii="Arial" w:hAnsi="Arial" w:cs="Arial"/>
+          <w:b w:val="0"/>
+          <w:i w:val="0"/>
+          <w:color w:val="333333"/>
+          <w:sz w:val="21"/>
+          <w:vertAlign w:val="subscript"/>
+        </w:rPr>
+        <w:t xml:space="preserve">between</w:t>
+      </w:r>
+      <w:r>
+        <w:rPr>
+          <w:rFonts w:ascii="Arial" w:hAnsi="Arial" w:cs="Arial"/>
+          <w:b w:val="0"/>
+          <w:i w:val="0"/>
+          <w:color w:val="333333"/>
+          <w:sz w:val="21"/>
+        </w:rPr>
+        <w:t xml:space="preserve"> - </w:t>
+      </w:r>
+      <w:r>
+        <w:rPr>
+          <w:rFonts w:ascii="Arial" w:hAnsi="Arial" w:cs="Arial"/>
+          <w:b w:val="0"/>
+          <w:i w:val="0"/>
+          <w:color w:val="333333"/>
+          <w:sz w:val="21"/>
+        </w:rPr>
+        <w:t xml:space="preserve">SS</w:t>
+      </w:r>
+      <w:r>
+        <w:rPr>
+          <w:rFonts w:ascii="Arial" w:hAnsi="Arial" w:cs="Arial"/>
+          <w:b w:val="0"/>
+          <w:i w:val="0"/>
+          <w:color w:val="333333"/>
+          <w:sz w:val="21"/>
+          <w:vertAlign w:val="subscript"/>
+        </w:rPr>
+        <w:t xml:space="preserve">within</w:t>
       </w:r>
     </w:p>
     <w:p>
@@ -6644,7 +9367,193 @@
           <w:color w:val="333333"/>
           <w:sz w:val="21"/>
         </w:rPr>
-        <w:t>F = MS_between / MS_within = (SS_b/df_b) / (SS_w/df_w), rasio dua estimasi varians</w:t>
+        <w:t xml:space="preserve">F = </w:t>
+      </w:r>
+      <w:r>
+        <w:rPr>
+          <w:rFonts w:ascii="Arial" w:hAnsi="Arial" w:cs="Arial"/>
+          <w:b w:val="0"/>
+          <w:i w:val="0"/>
+          <w:color w:val="333333"/>
+          <w:sz w:val="21"/>
+        </w:rPr>
+        <w:t xml:space="preserve">MS</w:t>
+      </w:r>
+      <w:r>
+        <w:rPr>
+          <w:rFonts w:ascii="Arial" w:hAnsi="Arial" w:cs="Arial"/>
+          <w:b w:val="0"/>
+          <w:i w:val="0"/>
+          <w:color w:val="333333"/>
+          <w:sz w:val="21"/>
+          <w:vertAlign w:val="subscript"/>
+        </w:rPr>
+        <w:t xml:space="preserve">between</w:t>
+      </w:r>
+      <w:r>
+        <w:rPr>
+          <w:rFonts w:ascii="Arial" w:hAnsi="Arial" w:cs="Arial"/>
+          <w:b w:val="0"/>
+          <w:i w:val="0"/>
+          <w:color w:val="333333"/>
+          <w:sz w:val="21"/>
+        </w:rPr>
+        <w:t xml:space="preserve"> / </w:t>
+      </w:r>
+      <w:r>
+        <w:rPr>
+          <w:rFonts w:ascii="Arial" w:hAnsi="Arial" w:cs="Arial"/>
+          <w:b w:val="0"/>
+          <w:i w:val="0"/>
+          <w:color w:val="333333"/>
+          <w:sz w:val="21"/>
+        </w:rPr>
+        <w:t xml:space="preserve">MS</w:t>
+      </w:r>
+      <w:r>
+        <w:rPr>
+          <w:rFonts w:ascii="Arial" w:hAnsi="Arial" w:cs="Arial"/>
+          <w:b w:val="0"/>
+          <w:i w:val="0"/>
+          <w:color w:val="333333"/>
+          <w:sz w:val="21"/>
+          <w:vertAlign w:val="subscript"/>
+        </w:rPr>
+        <w:t xml:space="preserve">within</w:t>
+      </w:r>
+      <w:r>
+        <w:rPr>
+          <w:rFonts w:ascii="Arial" w:hAnsi="Arial" w:cs="Arial"/>
+          <w:b w:val="0"/>
+          <w:i w:val="0"/>
+          <w:color w:val="333333"/>
+          <w:sz w:val="21"/>
+        </w:rPr>
+        <w:t xml:space="preserve"> = (</w:t>
+      </w:r>
+      <w:r>
+        <w:rPr>
+          <w:rFonts w:ascii="Arial" w:hAnsi="Arial" w:cs="Arial"/>
+          <w:b w:val="0"/>
+          <w:i w:val="0"/>
+          <w:color w:val="333333"/>
+          <w:sz w:val="21"/>
+        </w:rPr>
+        <w:t xml:space="preserve">SS</w:t>
+      </w:r>
+      <w:r>
+        <w:rPr>
+          <w:rFonts w:ascii="Arial" w:hAnsi="Arial" w:cs="Arial"/>
+          <w:b w:val="0"/>
+          <w:i w:val="0"/>
+          <w:color w:val="333333"/>
+          <w:sz w:val="21"/>
+          <w:vertAlign w:val="subscript"/>
+        </w:rPr>
+        <w:t xml:space="preserve">b</w:t>
+      </w:r>
+      <w:r>
+        <w:rPr>
+          <w:rFonts w:ascii="Arial" w:hAnsi="Arial" w:cs="Arial"/>
+          <w:b w:val="0"/>
+          <w:i w:val="0"/>
+          <w:color w:val="333333"/>
+          <w:sz w:val="21"/>
+        </w:rPr>
+        <w:t xml:space="preserve">/</w:t>
+      </w:r>
+      <w:r>
+        <w:rPr>
+          <w:rFonts w:ascii="Arial" w:hAnsi="Arial" w:cs="Arial"/>
+          <w:b w:val="0"/>
+          <w:i w:val="0"/>
+          <w:color w:val="333333"/>
+          <w:sz w:val="21"/>
+        </w:rPr>
+        <w:t xml:space="preserve">df</w:t>
+      </w:r>
+      <w:r>
+        <w:rPr>
+          <w:rFonts w:ascii="Arial" w:hAnsi="Arial" w:cs="Arial"/>
+          <w:b w:val="0"/>
+          <w:i w:val="0"/>
+          <w:color w:val="333333"/>
+          <w:sz w:val="21"/>
+          <w:vertAlign w:val="subscript"/>
+        </w:rPr>
+        <w:t xml:space="preserve">b</w:t>
+      </w:r>
+      <w:r>
+        <w:rPr>
+          <w:rFonts w:ascii="Arial" w:hAnsi="Arial" w:cs="Arial"/>
+          <w:b w:val="0"/>
+          <w:i w:val="0"/>
+          <w:color w:val="333333"/>
+          <w:sz w:val="21"/>
+        </w:rPr>
+        <w:t xml:space="preserve">) / (</w:t>
+      </w:r>
+      <w:r>
+        <w:rPr>
+          <w:rFonts w:ascii="Arial" w:hAnsi="Arial" w:cs="Arial"/>
+          <w:b w:val="0"/>
+          <w:i w:val="0"/>
+          <w:color w:val="333333"/>
+          <w:sz w:val="21"/>
+        </w:rPr>
+        <w:t xml:space="preserve">SS</w:t>
+      </w:r>
+      <w:r>
+        <w:rPr>
+          <w:rFonts w:ascii="Arial" w:hAnsi="Arial" w:cs="Arial"/>
+          <w:b w:val="0"/>
+          <w:i w:val="0"/>
+          <w:color w:val="333333"/>
+          <w:sz w:val="21"/>
+          <w:vertAlign w:val="subscript"/>
+        </w:rPr>
+        <w:t xml:space="preserve">w</w:t>
+      </w:r>
+      <w:r>
+        <w:rPr>
+          <w:rFonts w:ascii="Arial" w:hAnsi="Arial" w:cs="Arial"/>
+          <w:b w:val="0"/>
+          <w:i w:val="0"/>
+          <w:color w:val="333333"/>
+          <w:sz w:val="21"/>
+        </w:rPr>
+        <w:t xml:space="preserve">/</w:t>
+      </w:r>
+      <w:r>
+        <w:rPr>
+          <w:rFonts w:ascii="Arial" w:hAnsi="Arial" w:cs="Arial"/>
+          <w:b w:val="0"/>
+          <w:i w:val="0"/>
+          <w:color w:val="333333"/>
+          <w:sz w:val="21"/>
+        </w:rPr>
+        <w:t xml:space="preserve">df</w:t>
+      </w:r>
+      <w:r>
+        <w:rPr>
+          <w:rFonts w:ascii="Arial" w:hAnsi="Arial" w:cs="Arial"/>
+          <w:b w:val="0"/>
+          <w:i w:val="0"/>
+          <w:color w:val="333333"/>
+          <w:sz w:val="21"/>
+          <w:vertAlign w:val="subscript"/>
+        </w:rPr>
+        <w:t xml:space="preserve">w</w:t>
+      </w:r>
+      <w:r>
+        <w:rPr>
+          <w:rFonts w:ascii="Arial" w:hAnsi="Arial" w:cs="Arial"/>
+          <w:b w:val="0"/>
+          <w:i w:val="0"/>
+          <w:color w:val="333333"/>
+          <w:sz w:val="21"/>
+        </w:rPr>
+        <w:t xml:space="preserve">), rasio dua estimasi varians</w:t>
       </w:r>
     </w:p>
     <w:p>
@@ -6812,7 +9721,38 @@
           <w:color w:val="333333"/>
           <w:sz w:val="21"/>
         </w:rPr>
-        <w:t>Tolak H0, terdapat bukti statistik bahwa paling tidak satu pasangan mean berbeda; lanjut dengan post-hoc Tukey HSD untuk identifikasi pasangan mana</w:t>
+        <w:t xml:space="preserve">Tolak </w:t>
+      </w:r>
+      <w:r>
+        <w:rPr>
+          <w:rFonts w:ascii="Arial" w:hAnsi="Arial" w:cs="Arial"/>
+          <w:b w:val="0"/>
+          <w:i w:val="0"/>
+          <w:color w:val="333333"/>
+          <w:sz w:val="21"/>
+        </w:rPr>
+        <w:t xml:space="preserve">H</w:t>
+      </w:r>
+      <w:r>
+        <w:rPr>
+          <w:rFonts w:ascii="Arial" w:hAnsi="Arial" w:cs="Arial"/>
+          <w:b w:val="0"/>
+          <w:i w:val="0"/>
+          <w:color w:val="333333"/>
+          <w:sz w:val="21"/>
+          <w:vertAlign w:val="subscript"/>
+        </w:rPr>
+        <w:t xml:space="preserve">0</w:t>
+      </w:r>
+      <w:r>
+        <w:rPr>
+          <w:rFonts w:ascii="Arial" w:hAnsi="Arial" w:cs="Arial"/>
+          <w:b w:val="0"/>
+          <w:i w:val="0"/>
+          <w:color w:val="333333"/>
+          <w:sz w:val="21"/>
+        </w:rPr>
+        <w:t xml:space="preserve">, terdapat bukti statistik bahwa paling tidak satu pasangan mean berbeda; lanjut dengan post-hoc Tukey HSD untuk identifikasi pasangan mana</w:t>
       </w:r>
     </w:p>
     <w:p>
@@ -7052,7 +9992,69 @@
           <w:color w:val="333333"/>
           <w:sz w:val="21"/>
         </w:rPr>
-        <w:t>H0, H1, α</w:t>
+        <w:t xml:space="preserve"/>
+      </w:r>
+      <w:r>
+        <w:rPr>
+          <w:rFonts w:ascii="Arial" w:hAnsi="Arial" w:cs="Arial"/>
+          <w:b w:val="0"/>
+          <w:i w:val="0"/>
+          <w:color w:val="333333"/>
+          <w:sz w:val="21"/>
+        </w:rPr>
+        <w:t xml:space="preserve">H</w:t>
+      </w:r>
+      <w:r>
+        <w:rPr>
+          <w:rFonts w:ascii="Arial" w:hAnsi="Arial" w:cs="Arial"/>
+          <w:b w:val="0"/>
+          <w:i w:val="0"/>
+          <w:color w:val="333333"/>
+          <w:sz w:val="21"/>
+          <w:vertAlign w:val="subscript"/>
+        </w:rPr>
+        <w:t xml:space="preserve">0</w:t>
+      </w:r>
+      <w:r>
+        <w:rPr>
+          <w:rFonts w:ascii="Arial" w:hAnsi="Arial" w:cs="Arial"/>
+          <w:b w:val="0"/>
+          <w:i w:val="0"/>
+          <w:color w:val="333333"/>
+          <w:sz w:val="21"/>
+        </w:rPr>
+        <w:t xml:space="preserve">, </w:t>
+      </w:r>
+      <w:r>
+        <w:rPr>
+          <w:rFonts w:ascii="Arial" w:hAnsi="Arial" w:cs="Arial"/>
+          <w:b w:val="0"/>
+          <w:i w:val="0"/>
+          <w:color w:val="333333"/>
+          <w:sz w:val="21"/>
+        </w:rPr>
+        <w:t xml:space="preserve">H</w:t>
+      </w:r>
+      <w:r>
+        <w:rPr>
+          <w:rFonts w:ascii="Arial" w:hAnsi="Arial" w:cs="Arial"/>
+          <w:b w:val="0"/>
+          <w:i w:val="0"/>
+          <w:color w:val="333333"/>
+          <w:sz w:val="21"/>
+          <w:vertAlign w:val="subscript"/>
+        </w:rPr>
+        <w:t xml:space="preserve">1</w:t>
+      </w:r>
+      <w:r>
+        <w:rPr>
+          <w:rFonts w:ascii="Arial" w:hAnsi="Arial" w:cs="Arial"/>
+          <w:b w:val="0"/>
+          <w:i w:val="0"/>
+          <w:color w:val="333333"/>
+          <w:sz w:val="21"/>
+        </w:rPr>
+        <w:t xml:space="preserve">, α</w:t>
       </w:r>
     </w:p>
     <w:p>
@@ -7148,7 +10150,38 @@
           <w:color w:val="333333"/>
           <w:sz w:val="21"/>
         </w:rPr>
-        <w:t>ANOVA hanya bilang "ada efek" tanpa identifikasi pasangan; Tukey HSD membandingkan semua pasangan dengan mengontrol family-wise error rate, pasangan dengan p_adj&lt;α signifikan berbeda</w:t>
+        <w:t xml:space="preserve">ANOVA hanya bilang "ada efek" tanpa identifikasi pasangan; Tukey HSD membandingkan semua pasangan dengan mengontrol family-wise error rate, pasangan dengan </w:t>
+      </w:r>
+      <w:r>
+        <w:rPr>
+          <w:rFonts w:ascii="Arial" w:hAnsi="Arial" w:cs="Arial"/>
+          <w:b w:val="0"/>
+          <w:i w:val="0"/>
+          <w:color w:val="333333"/>
+          <w:sz w:val="21"/>
+        </w:rPr>
+        <w:t xml:space="preserve">p</w:t>
+      </w:r>
+      <w:r>
+        <w:rPr>
+          <w:rFonts w:ascii="Arial" w:hAnsi="Arial" w:cs="Arial"/>
+          <w:b w:val="0"/>
+          <w:i w:val="0"/>
+          <w:color w:val="333333"/>
+          <w:sz w:val="21"/>
+          <w:vertAlign w:val="subscript"/>
+        </w:rPr>
+        <w:t xml:space="preserve">adj</w:t>
+      </w:r>
+      <w:r>
+        <w:rPr>
+          <w:rFonts w:ascii="Arial" w:hAnsi="Arial" w:cs="Arial"/>
+          <w:b w:val="0"/>
+          <w:i w:val="0"/>
+          <w:color w:val="333333"/>
+          <w:sz w:val="21"/>
+        </w:rPr>
+        <w:t xml:space="preserve">&lt;α signifikan berbeda</w:t>
       </w:r>
     </w:p>
     <w:p>
@@ -7316,7 +10349,38 @@
           <w:color w:val="333333"/>
           <w:sz w:val="21"/>
         </w:rPr>
-        <w:t>F_AB signifikan (p&lt;α), efek faktor A bergantung pada level B; di interaction plot garis tidak paralel atau saling menyilang. Main effect tidak boleh diinterpretasi terpisah</w:t>
+        <w:t xml:space="preserve"/>
+      </w:r>
+      <w:r>
+        <w:rPr>
+          <w:rFonts w:ascii="Arial" w:hAnsi="Arial" w:cs="Arial"/>
+          <w:b w:val="0"/>
+          <w:i w:val="0"/>
+          <w:color w:val="333333"/>
+          <w:sz w:val="21"/>
+        </w:rPr>
+        <w:t xml:space="preserve">F</w:t>
+      </w:r>
+      <w:r>
+        <w:rPr>
+          <w:rFonts w:ascii="Arial" w:hAnsi="Arial" w:cs="Arial"/>
+          <w:b w:val="0"/>
+          <w:i w:val="0"/>
+          <w:color w:val="333333"/>
+          <w:sz w:val="21"/>
+          <w:vertAlign w:val="subscript"/>
+        </w:rPr>
+        <w:t xml:space="preserve">AB</w:t>
+      </w:r>
+      <w:r>
+        <w:rPr>
+          <w:rFonts w:ascii="Arial" w:hAnsi="Arial" w:cs="Arial"/>
+          <w:b w:val="0"/>
+          <w:i w:val="0"/>
+          <w:color w:val="333333"/>
+          <w:sz w:val="21"/>
+        </w:rPr>
+        <w:t xml:space="preserve"> signifikan (p&lt;α), efek faktor A bergantung pada level B; di interaction plot garis tidak paralel atau saling menyilang. Main effect tidak boleh diinterpretasi terpisah</w:t>
       </w:r>
     </w:p>
     <w:p>
@@ -7388,7 +10452,69 @@
           <w:color w:val="333333"/>
           <w:sz w:val="21"/>
         </w:rPr>
-        <w:t>F_A dan F_B sama nilainya</w:t>
+        <w:t xml:space="preserve"/>
+      </w:r>
+      <w:r>
+        <w:rPr>
+          <w:rFonts w:ascii="Arial" w:hAnsi="Arial" w:cs="Arial"/>
+          <w:b w:val="0"/>
+          <w:i w:val="0"/>
+          <w:color w:val="333333"/>
+          <w:sz w:val="21"/>
+        </w:rPr>
+        <w:t xml:space="preserve">F</w:t>
+      </w:r>
+      <w:r>
+        <w:rPr>
+          <w:rFonts w:ascii="Arial" w:hAnsi="Arial" w:cs="Arial"/>
+          <w:b w:val="0"/>
+          <w:i w:val="0"/>
+          <w:color w:val="333333"/>
+          <w:sz w:val="21"/>
+          <w:vertAlign w:val="subscript"/>
+        </w:rPr>
+        <w:t xml:space="preserve">A</w:t>
+      </w:r>
+      <w:r>
+        <w:rPr>
+          <w:rFonts w:ascii="Arial" w:hAnsi="Arial" w:cs="Arial"/>
+          <w:b w:val="0"/>
+          <w:i w:val="0"/>
+          <w:color w:val="333333"/>
+          <w:sz w:val="21"/>
+        </w:rPr>
+        <w:t xml:space="preserve"> dan </w:t>
+      </w:r>
+      <w:r>
+        <w:rPr>
+          <w:rFonts w:ascii="Arial" w:hAnsi="Arial" w:cs="Arial"/>
+          <w:b w:val="0"/>
+          <w:i w:val="0"/>
+          <w:color w:val="333333"/>
+          <w:sz w:val="21"/>
+        </w:rPr>
+        <w:t xml:space="preserve">F</w:t>
+      </w:r>
+      <w:r>
+        <w:rPr>
+          <w:rFonts w:ascii="Arial" w:hAnsi="Arial" w:cs="Arial"/>
+          <w:b w:val="0"/>
+          <w:i w:val="0"/>
+          <w:color w:val="333333"/>
+          <w:sz w:val="21"/>
+          <w:vertAlign w:val="subscript"/>
+        </w:rPr>
+        <w:t xml:space="preserve">B</w:t>
+      </w:r>
+      <w:r>
+        <w:rPr>
+          <w:rFonts w:ascii="Arial" w:hAnsi="Arial" w:cs="Arial"/>
+          <w:b w:val="0"/>
+          <w:i w:val="0"/>
+          <w:color w:val="333333"/>
+          <w:sz w:val="21"/>
+        </w:rPr>
+        <w:t xml:space="preserve"> sama nilainya</w:t>
       </w:r>
     </w:p>
     <w:p>
@@ -7484,7 +10610,100 @@
           <w:color w:val="333333"/>
           <w:sz w:val="21"/>
         </w:rPr>
-        <w:t>Laporkan F(df_b, df_w)=X.XX, p=X.XXX, eta_kuadrat=X.XX; F-statistic, df, p-value, dan effect size. Effect size penting karena p bergantung pada sample size</w:t>
+        <w:t xml:space="preserve">Laporkan F(</w:t>
+      </w:r>
+      <w:r>
+        <w:rPr>
+          <w:rFonts w:ascii="Arial" w:hAnsi="Arial" w:cs="Arial"/>
+          <w:b w:val="0"/>
+          <w:i w:val="0"/>
+          <w:color w:val="333333"/>
+          <w:sz w:val="21"/>
+        </w:rPr>
+        <w:t xml:space="preserve">df</w:t>
+      </w:r>
+      <w:r>
+        <w:rPr>
+          <w:rFonts w:ascii="Arial" w:hAnsi="Arial" w:cs="Arial"/>
+          <w:b w:val="0"/>
+          <w:i w:val="0"/>
+          <w:color w:val="333333"/>
+          <w:sz w:val="21"/>
+          <w:vertAlign w:val="subscript"/>
+        </w:rPr>
+        <w:t xml:space="preserve">b</w:t>
+      </w:r>
+      <w:r>
+        <w:rPr>
+          <w:rFonts w:ascii="Arial" w:hAnsi="Arial" w:cs="Arial"/>
+          <w:b w:val="0"/>
+          <w:i w:val="0"/>
+          <w:color w:val="333333"/>
+          <w:sz w:val="21"/>
+        </w:rPr>
+        <w:t xml:space="preserve">, </w:t>
+      </w:r>
+      <w:r>
+        <w:rPr>
+          <w:rFonts w:ascii="Arial" w:hAnsi="Arial" w:cs="Arial"/>
+          <w:b w:val="0"/>
+          <w:i w:val="0"/>
+          <w:color w:val="333333"/>
+          <w:sz w:val="21"/>
+        </w:rPr>
+        <w:t xml:space="preserve">df</w:t>
+      </w:r>
+      <w:r>
+        <w:rPr>
+          <w:rFonts w:ascii="Arial" w:hAnsi="Arial" w:cs="Arial"/>
+          <w:b w:val="0"/>
+          <w:i w:val="0"/>
+          <w:color w:val="333333"/>
+          <w:sz w:val="21"/>
+          <w:vertAlign w:val="subscript"/>
+        </w:rPr>
+        <w:t xml:space="preserve">w</w:t>
+      </w:r>
+      <w:r>
+        <w:rPr>
+          <w:rFonts w:ascii="Arial" w:hAnsi="Arial" w:cs="Arial"/>
+          <w:b w:val="0"/>
+          <w:i w:val="0"/>
+          <w:color w:val="333333"/>
+          <w:sz w:val="21"/>
+        </w:rPr>
+        <w:t xml:space="preserve">)=X.XX, p=X.XXX, </w:t>
+      </w:r>
+      <w:r>
+        <w:rPr>
+          <w:rFonts w:ascii="Arial" w:hAnsi="Arial" w:cs="Arial"/>
+          <w:b w:val="0"/>
+          <w:i w:val="0"/>
+          <w:color w:val="333333"/>
+          <w:sz w:val="21"/>
+        </w:rPr>
+        <w:t xml:space="preserve">η</w:t>
+      </w:r>
+      <w:r>
+        <w:rPr>
+          <w:rFonts w:ascii="Arial" w:hAnsi="Arial" w:cs="Arial"/>
+          <w:b w:val="0"/>
+          <w:i w:val="0"/>
+          <w:color w:val="333333"/>
+          <w:sz w:val="21"/>
+          <w:vertAlign w:val="subscript"/>
+        </w:rPr>
+        <w:t xml:space="preserve">kuadrat</w:t>
+      </w:r>
+      <w:r>
+        <w:rPr>
+          <w:rFonts w:ascii="Arial" w:hAnsi="Arial" w:cs="Arial"/>
+          <w:b w:val="0"/>
+          <w:i w:val="0"/>
+          <w:color w:val="333333"/>
+          <w:sz w:val="21"/>
+        </w:rPr>
+        <w:t xml:space="preserve">=X.XX; F-statistic, df, p-value, dan effect size. Effect size penting karena p bergantung pada sample size</w:t>
       </w:r>
     </w:p>
     <w:p>
@@ -7580,7 +10799,35 @@
           <w:i w:val="0"/>
           <w:sz w:val="22"/>
         </w:rPr>
-        <w:t>Taguchi orthogonal arrays (misal L9) digunakan untuk...</w:t>
+        <w:t xml:space="preserve">Taguchi orthogonal arrays (misal </w:t>
+      </w:r>
+      <w:r>
+        <w:rPr>
+          <w:rFonts w:ascii="Arial" w:hAnsi="Arial" w:cs="Arial"/>
+          <w:b w:val="0"/>
+          <w:i w:val="0"/>
+          <w:sz w:val="22"/>
+        </w:rPr>
+        <w:t xml:space="preserve">L</w:t>
+      </w:r>
+      <w:r>
+        <w:rPr>
+          <w:rFonts w:ascii="Arial" w:hAnsi="Arial" w:cs="Arial"/>
+          <w:b w:val="0"/>
+          <w:i w:val="0"/>
+          <w:sz w:val="22"/>
+          <w:vertAlign w:val="subscript"/>
+        </w:rPr>
+        <w:t xml:space="preserve">9</w:t>
+      </w:r>
+      <w:r>
+        <w:rPr>
+          <w:rFonts w:ascii="Arial" w:hAnsi="Arial" w:cs="Arial"/>
+          <w:b w:val="0"/>
+          <w:i w:val="0"/>
+          <w:sz w:val="22"/>
+        </w:rPr>
+        <w:t xml:space="preserve">) digunakan untuk...</w:t>
       </w:r>
     </w:p>
     <w:p>
@@ -7652,7 +10899,38 @@
           <w:color w:val="333333"/>
           <w:sz w:val="21"/>
         </w:rPr>
-        <w:t>Mengurangi jumlah trial eksperimen; L9=4 faktor x 3 level dalam 9 trial (vs full factorial 81). Tiap pasangan level muncul frekuensi sama (orthogonal &amp; balance) sehingga identifikasi level optimum efisien</w:t>
+        <w:t xml:space="preserve">Mengurangi jumlah trial eksperimen; </w:t>
+      </w:r>
+      <w:r>
+        <w:rPr>
+          <w:rFonts w:ascii="Arial" w:hAnsi="Arial" w:cs="Arial"/>
+          <w:b w:val="0"/>
+          <w:i w:val="0"/>
+          <w:color w:val="333333"/>
+          <w:sz w:val="21"/>
+        </w:rPr>
+        <w:t xml:space="preserve">L</w:t>
+      </w:r>
+      <w:r>
+        <w:rPr>
+          <w:rFonts w:ascii="Arial" w:hAnsi="Arial" w:cs="Arial"/>
+          <w:b w:val="0"/>
+          <w:i w:val="0"/>
+          <w:color w:val="333333"/>
+          <w:sz w:val="21"/>
+          <w:vertAlign w:val="subscript"/>
+        </w:rPr>
+        <w:t xml:space="preserve">9</w:t>
+      </w:r>
+      <w:r>
+        <w:rPr>
+          <w:rFonts w:ascii="Arial" w:hAnsi="Arial" w:cs="Arial"/>
+          <w:b w:val="0"/>
+          <w:i w:val="0"/>
+          <w:color w:val="333333"/>
+          <w:sz w:val="21"/>
+        </w:rPr>
+        <w:t xml:space="preserve">=4 faktor x 3 level dalam 9 trial (vs full factorial 81). Tiap pasangan level muncul frekuensi sama (orthogonal &amp; balance) sehingga identifikasi level optimum efisien</w:t>
       </w:r>
     </w:p>
     <w:p>
@@ -7755,7 +11033,455 @@
           <w:i w:val="0"/>
           <w:sz w:val="22"/>
         </w:rPr>
-        <w:t>Catatan: gunakan `scipy.stats.f_oneway`, `statsmodels.formula.api.ols` + `anova_lm`, `statsmodels.stats.multicomp.pairwise_tukeyhsd`. Formula: SS_total=SS_between+SS_within; F=MS_between/MS_within=(SS_b/df_b)/(SS_w/df_w); eta_kuadrat=SS_between/SS_total; df_b=k-1, df_w=N-k, df_total=N-1.</w:t>
+        <w:t xml:space="preserve">Catatan: gunakan `scipy.stats.</w:t>
+      </w:r>
+      <w:r>
+        <w:rPr>
+          <w:rFonts w:ascii="Arial" w:hAnsi="Arial" w:cs="Arial"/>
+          <w:b w:val="0"/>
+          <w:i w:val="0"/>
+          <w:sz w:val="22"/>
+        </w:rPr>
+        <w:t xml:space="preserve">f</w:t>
+      </w:r>
+      <w:r>
+        <w:rPr>
+          <w:rFonts w:ascii="Arial" w:hAnsi="Arial" w:cs="Arial"/>
+          <w:b w:val="0"/>
+          <w:i w:val="0"/>
+          <w:sz w:val="22"/>
+          <w:vertAlign w:val="subscript"/>
+        </w:rPr>
+        <w:t xml:space="preserve">oneway</w:t>
+      </w:r>
+      <w:r>
+        <w:rPr>
+          <w:rFonts w:ascii="Arial" w:hAnsi="Arial" w:cs="Arial"/>
+          <w:b w:val="0"/>
+          <w:i w:val="0"/>
+          <w:sz w:val="22"/>
+        </w:rPr>
+        <w:t xml:space="preserve">`, `statsmodels.formula.api·ols` + `anova_lm`, `statsmodels.stats.multicomp.pairwise_tukeyhsd`. Formula: </w:t>
+      </w:r>
+      <w:r>
+        <w:rPr>
+          <w:rFonts w:ascii="Arial" w:hAnsi="Arial" w:cs="Arial"/>
+          <w:b w:val="0"/>
+          <w:i w:val="0"/>
+          <w:sz w:val="22"/>
+        </w:rPr>
+        <w:t xml:space="preserve">SS</w:t>
+      </w:r>
+      <w:r>
+        <w:rPr>
+          <w:rFonts w:ascii="Arial" w:hAnsi="Arial" w:cs="Arial"/>
+          <w:b w:val="0"/>
+          <w:i w:val="0"/>
+          <w:sz w:val="22"/>
+          <w:vertAlign w:val="subscript"/>
+        </w:rPr>
+        <w:t xml:space="preserve">total</w:t>
+      </w:r>
+      <w:r>
+        <w:rPr>
+          <w:rFonts w:ascii="Arial" w:hAnsi="Arial" w:cs="Arial"/>
+          <w:b w:val="0"/>
+          <w:i w:val="0"/>
+          <w:sz w:val="22"/>
+        </w:rPr>
+        <w:t xml:space="preserve">=</w:t>
+      </w:r>
+      <w:r>
+        <w:rPr>
+          <w:rFonts w:ascii="Arial" w:hAnsi="Arial" w:cs="Arial"/>
+          <w:b w:val="0"/>
+          <w:i w:val="0"/>
+          <w:sz w:val="22"/>
+        </w:rPr>
+        <w:t xml:space="preserve">SS</w:t>
+      </w:r>
+      <w:r>
+        <w:rPr>
+          <w:rFonts w:ascii="Arial" w:hAnsi="Arial" w:cs="Arial"/>
+          <w:b w:val="0"/>
+          <w:i w:val="0"/>
+          <w:sz w:val="22"/>
+          <w:vertAlign w:val="subscript"/>
+        </w:rPr>
+        <w:t xml:space="preserve">between</w:t>
+      </w:r>
+      <w:r>
+        <w:rPr>
+          <w:rFonts w:ascii="Arial" w:hAnsi="Arial" w:cs="Arial"/>
+          <w:b w:val="0"/>
+          <w:i w:val="0"/>
+          <w:sz w:val="22"/>
+        </w:rPr>
+        <w:t xml:space="preserve">+</w:t>
+      </w:r>
+      <w:r>
+        <w:rPr>
+          <w:rFonts w:ascii="Arial" w:hAnsi="Arial" w:cs="Arial"/>
+          <w:b w:val="0"/>
+          <w:i w:val="0"/>
+          <w:sz w:val="22"/>
+        </w:rPr>
+        <w:t xml:space="preserve">SS</w:t>
+      </w:r>
+      <w:r>
+        <w:rPr>
+          <w:rFonts w:ascii="Arial" w:hAnsi="Arial" w:cs="Arial"/>
+          <w:b w:val="0"/>
+          <w:i w:val="0"/>
+          <w:sz w:val="22"/>
+          <w:vertAlign w:val="subscript"/>
+        </w:rPr>
+        <w:t xml:space="preserve">within</w:t>
+      </w:r>
+      <w:r>
+        <w:rPr>
+          <w:rFonts w:ascii="Arial" w:hAnsi="Arial" w:cs="Arial"/>
+          <w:b w:val="0"/>
+          <w:i w:val="0"/>
+          <w:sz w:val="22"/>
+        </w:rPr>
+        <w:t xml:space="preserve">; F=</w:t>
+      </w:r>
+      <w:r>
+        <w:rPr>
+          <w:rFonts w:ascii="Arial" w:hAnsi="Arial" w:cs="Arial"/>
+          <w:b w:val="0"/>
+          <w:i w:val="0"/>
+          <w:sz w:val="22"/>
+        </w:rPr>
+        <w:t xml:space="preserve">MS</w:t>
+      </w:r>
+      <w:r>
+        <w:rPr>
+          <w:rFonts w:ascii="Arial" w:hAnsi="Arial" w:cs="Arial"/>
+          <w:b w:val="0"/>
+          <w:i w:val="0"/>
+          <w:sz w:val="22"/>
+          <w:vertAlign w:val="subscript"/>
+        </w:rPr>
+        <w:t xml:space="preserve">between</w:t>
+      </w:r>
+      <w:r>
+        <w:rPr>
+          <w:rFonts w:ascii="Arial" w:hAnsi="Arial" w:cs="Arial"/>
+          <w:b w:val="0"/>
+          <w:i w:val="0"/>
+          <w:sz w:val="22"/>
+        </w:rPr>
+        <w:t xml:space="preserve">/</w:t>
+      </w:r>
+      <w:r>
+        <w:rPr>
+          <w:rFonts w:ascii="Arial" w:hAnsi="Arial" w:cs="Arial"/>
+          <w:b w:val="0"/>
+          <w:i w:val="0"/>
+          <w:sz w:val="22"/>
+        </w:rPr>
+        <w:t xml:space="preserve">MS</w:t>
+      </w:r>
+      <w:r>
+        <w:rPr>
+          <w:rFonts w:ascii="Arial" w:hAnsi="Arial" w:cs="Arial"/>
+          <w:b w:val="0"/>
+          <w:i w:val="0"/>
+          <w:sz w:val="22"/>
+          <w:vertAlign w:val="subscript"/>
+        </w:rPr>
+        <w:t xml:space="preserve">within</w:t>
+      </w:r>
+      <w:r>
+        <w:rPr>
+          <w:rFonts w:ascii="Arial" w:hAnsi="Arial" w:cs="Arial"/>
+          <w:b w:val="0"/>
+          <w:i w:val="0"/>
+          <w:sz w:val="22"/>
+        </w:rPr>
+        <w:t xml:space="preserve">=(</w:t>
+      </w:r>
+      <w:r>
+        <w:rPr>
+          <w:rFonts w:ascii="Arial" w:hAnsi="Arial" w:cs="Arial"/>
+          <w:b w:val="0"/>
+          <w:i w:val="0"/>
+          <w:sz w:val="22"/>
+        </w:rPr>
+        <w:t xml:space="preserve">SS</w:t>
+      </w:r>
+      <w:r>
+        <w:rPr>
+          <w:rFonts w:ascii="Arial" w:hAnsi="Arial" w:cs="Arial"/>
+          <w:b w:val="0"/>
+          <w:i w:val="0"/>
+          <w:sz w:val="22"/>
+          <w:vertAlign w:val="subscript"/>
+        </w:rPr>
+        <w:t xml:space="preserve">b</w:t>
+      </w:r>
+      <w:r>
+        <w:rPr>
+          <w:rFonts w:ascii="Arial" w:hAnsi="Arial" w:cs="Arial"/>
+          <w:b w:val="0"/>
+          <w:i w:val="0"/>
+          <w:sz w:val="22"/>
+        </w:rPr>
+        <w:t xml:space="preserve">/</w:t>
+      </w:r>
+      <w:r>
+        <w:rPr>
+          <w:rFonts w:ascii="Arial" w:hAnsi="Arial" w:cs="Arial"/>
+          <w:b w:val="0"/>
+          <w:i w:val="0"/>
+          <w:sz w:val="22"/>
+        </w:rPr>
+        <w:t xml:space="preserve">df</w:t>
+      </w:r>
+      <w:r>
+        <w:rPr>
+          <w:rFonts w:ascii="Arial" w:hAnsi="Arial" w:cs="Arial"/>
+          <w:b w:val="0"/>
+          <w:i w:val="0"/>
+          <w:sz w:val="22"/>
+          <w:vertAlign w:val="subscript"/>
+        </w:rPr>
+        <w:t xml:space="preserve">b</w:t>
+      </w:r>
+      <w:r>
+        <w:rPr>
+          <w:rFonts w:ascii="Arial" w:hAnsi="Arial" w:cs="Arial"/>
+          <w:b w:val="0"/>
+          <w:i w:val="0"/>
+          <w:sz w:val="22"/>
+        </w:rPr>
+        <w:t xml:space="preserve">)/(</w:t>
+      </w:r>
+      <w:r>
+        <w:rPr>
+          <w:rFonts w:ascii="Arial" w:hAnsi="Arial" w:cs="Arial"/>
+          <w:b w:val="0"/>
+          <w:i w:val="0"/>
+          <w:sz w:val="22"/>
+        </w:rPr>
+        <w:t xml:space="preserve">SS</w:t>
+      </w:r>
+      <w:r>
+        <w:rPr>
+          <w:rFonts w:ascii="Arial" w:hAnsi="Arial" w:cs="Arial"/>
+          <w:b w:val="0"/>
+          <w:i w:val="0"/>
+          <w:sz w:val="22"/>
+          <w:vertAlign w:val="subscript"/>
+        </w:rPr>
+        <w:t xml:space="preserve">w</w:t>
+      </w:r>
+      <w:r>
+        <w:rPr>
+          <w:rFonts w:ascii="Arial" w:hAnsi="Arial" w:cs="Arial"/>
+          <w:b w:val="0"/>
+          <w:i w:val="0"/>
+          <w:sz w:val="22"/>
+        </w:rPr>
+        <w:t xml:space="preserve">/</w:t>
+      </w:r>
+      <w:r>
+        <w:rPr>
+          <w:rFonts w:ascii="Arial" w:hAnsi="Arial" w:cs="Arial"/>
+          <w:b w:val="0"/>
+          <w:i w:val="0"/>
+          <w:sz w:val="22"/>
+        </w:rPr>
+        <w:t xml:space="preserve">df</w:t>
+      </w:r>
+      <w:r>
+        <w:rPr>
+          <w:rFonts w:ascii="Arial" w:hAnsi="Arial" w:cs="Arial"/>
+          <w:b w:val="0"/>
+          <w:i w:val="0"/>
+          <w:sz w:val="22"/>
+          <w:vertAlign w:val="subscript"/>
+        </w:rPr>
+        <w:t xml:space="preserve">w</w:t>
+      </w:r>
+      <w:r>
+        <w:rPr>
+          <w:rFonts w:ascii="Arial" w:hAnsi="Arial" w:cs="Arial"/>
+          <w:b w:val="0"/>
+          <w:i w:val="0"/>
+          <w:sz w:val="22"/>
+        </w:rPr>
+        <w:t xml:space="preserve">); </w:t>
+      </w:r>
+      <w:r>
+        <w:rPr>
+          <w:rFonts w:ascii="Arial" w:hAnsi="Arial" w:cs="Arial"/>
+          <w:b w:val="0"/>
+          <w:i w:val="0"/>
+          <w:sz w:val="22"/>
+        </w:rPr>
+        <w:t xml:space="preserve">η</w:t>
+      </w:r>
+      <w:r>
+        <w:rPr>
+          <w:rFonts w:ascii="Arial" w:hAnsi="Arial" w:cs="Arial"/>
+          <w:b w:val="0"/>
+          <w:i w:val="0"/>
+          <w:sz w:val="22"/>
+          <w:vertAlign w:val="subscript"/>
+        </w:rPr>
+        <w:t xml:space="preserve">kuadrat</w:t>
+      </w:r>
+      <w:r>
+        <w:rPr>
+          <w:rFonts w:ascii="Arial" w:hAnsi="Arial" w:cs="Arial"/>
+          <w:b w:val="0"/>
+          <w:i w:val="0"/>
+          <w:sz w:val="22"/>
+        </w:rPr>
+        <w:t xml:space="preserve">=</w:t>
+      </w:r>
+      <w:r>
+        <w:rPr>
+          <w:rFonts w:ascii="Arial" w:hAnsi="Arial" w:cs="Arial"/>
+          <w:b w:val="0"/>
+          <w:i w:val="0"/>
+          <w:sz w:val="22"/>
+        </w:rPr>
+        <w:t xml:space="preserve">SS</w:t>
+      </w:r>
+      <w:r>
+        <w:rPr>
+          <w:rFonts w:ascii="Arial" w:hAnsi="Arial" w:cs="Arial"/>
+          <w:b w:val="0"/>
+          <w:i w:val="0"/>
+          <w:sz w:val="22"/>
+          <w:vertAlign w:val="subscript"/>
+        </w:rPr>
+        <w:t xml:space="preserve">between</w:t>
+      </w:r>
+      <w:r>
+        <w:rPr>
+          <w:rFonts w:ascii="Arial" w:hAnsi="Arial" w:cs="Arial"/>
+          <w:b w:val="0"/>
+          <w:i w:val="0"/>
+          <w:sz w:val="22"/>
+        </w:rPr>
+        <w:t xml:space="preserve">/</w:t>
+      </w:r>
+      <w:r>
+        <w:rPr>
+          <w:rFonts w:ascii="Arial" w:hAnsi="Arial" w:cs="Arial"/>
+          <w:b w:val="0"/>
+          <w:i w:val="0"/>
+          <w:sz w:val="22"/>
+        </w:rPr>
+        <w:t xml:space="preserve">SS</w:t>
+      </w:r>
+      <w:r>
+        <w:rPr>
+          <w:rFonts w:ascii="Arial" w:hAnsi="Arial" w:cs="Arial"/>
+          <w:b w:val="0"/>
+          <w:i w:val="0"/>
+          <w:sz w:val="22"/>
+          <w:vertAlign w:val="subscript"/>
+        </w:rPr>
+        <w:t xml:space="preserve">total</w:t>
+      </w:r>
+      <w:r>
+        <w:rPr>
+          <w:rFonts w:ascii="Arial" w:hAnsi="Arial" w:cs="Arial"/>
+          <w:b w:val="0"/>
+          <w:i w:val="0"/>
+          <w:sz w:val="22"/>
+        </w:rPr>
+        <w:t xml:space="preserve">; </w:t>
+      </w:r>
+      <w:r>
+        <w:rPr>
+          <w:rFonts w:ascii="Arial" w:hAnsi="Arial" w:cs="Arial"/>
+          <w:b w:val="0"/>
+          <w:i w:val="0"/>
+          <w:sz w:val="22"/>
+        </w:rPr>
+        <w:t xml:space="preserve">df</w:t>
+      </w:r>
+      <w:r>
+        <w:rPr>
+          <w:rFonts w:ascii="Arial" w:hAnsi="Arial" w:cs="Arial"/>
+          <w:b w:val="0"/>
+          <w:i w:val="0"/>
+          <w:sz w:val="22"/>
+          <w:vertAlign w:val="subscript"/>
+        </w:rPr>
+        <w:t xml:space="preserve">b</w:t>
+      </w:r>
+      <w:r>
+        <w:rPr>
+          <w:rFonts w:ascii="Arial" w:hAnsi="Arial" w:cs="Arial"/>
+          <w:b w:val="0"/>
+          <w:i w:val="0"/>
+          <w:sz w:val="22"/>
+        </w:rPr>
+        <w:t xml:space="preserve">=k-1, </w:t>
+      </w:r>
+      <w:r>
+        <w:rPr>
+          <w:rFonts w:ascii="Arial" w:hAnsi="Arial" w:cs="Arial"/>
+          <w:b w:val="0"/>
+          <w:i w:val="0"/>
+          <w:sz w:val="22"/>
+        </w:rPr>
+        <w:t xml:space="preserve">df</w:t>
+      </w:r>
+      <w:r>
+        <w:rPr>
+          <w:rFonts w:ascii="Arial" w:hAnsi="Arial" w:cs="Arial"/>
+          <w:b w:val="0"/>
+          <w:i w:val="0"/>
+          <w:sz w:val="22"/>
+          <w:vertAlign w:val="subscript"/>
+        </w:rPr>
+        <w:t xml:space="preserve">w</w:t>
+      </w:r>
+      <w:r>
+        <w:rPr>
+          <w:rFonts w:ascii="Arial" w:hAnsi="Arial" w:cs="Arial"/>
+          <w:b w:val="0"/>
+          <w:i w:val="0"/>
+          <w:sz w:val="22"/>
+        </w:rPr>
+        <w:t xml:space="preserve">=N-k, </w:t>
+      </w:r>
+      <w:r>
+        <w:rPr>
+          <w:rFonts w:ascii="Arial" w:hAnsi="Arial" w:cs="Arial"/>
+          <w:b w:val="0"/>
+          <w:i w:val="0"/>
+          <w:sz w:val="22"/>
+        </w:rPr>
+        <w:t xml:space="preserve">df</w:t>
+      </w:r>
+      <w:r>
+        <w:rPr>
+          <w:rFonts w:ascii="Arial" w:hAnsi="Arial" w:cs="Arial"/>
+          <w:b w:val="0"/>
+          <w:i w:val="0"/>
+          <w:sz w:val="22"/>
+          <w:vertAlign w:val="subscript"/>
+        </w:rPr>
+        <w:t xml:space="preserve">total</w:t>
+      </w:r>
+      <w:r>
+        <w:rPr>
+          <w:rFonts w:ascii="Arial" w:hAnsi="Arial" w:cs="Arial"/>
+          <w:b w:val="0"/>
+          <w:i w:val="0"/>
+          <w:sz w:val="22"/>
+        </w:rPr>
+        <w:t xml:space="preserve">=N-1.</w:t>
       </w:r>
     </w:p>
     <w:p>
@@ -7779,7 +11505,63 @@
           <w:i w:val="0"/>
           <w:sz w:val="22"/>
         </w:rPr>
-        <w:t>Hitung SS_total (total sum of squares) untuk dataset 3 grup: A=[5,6,7], B=[8,9,10], C=[11,12,13]. Formula: SS_total=Σ(yij-ȳ)² dengan ȳ=grand mean. Print nilainya.</w:t>
+        <w:t xml:space="preserve">Hitung </w:t>
+      </w:r>
+      <w:r>
+        <w:rPr>
+          <w:rFonts w:ascii="Arial" w:hAnsi="Arial" w:cs="Arial"/>
+          <w:b w:val="0"/>
+          <w:i w:val="0"/>
+          <w:sz w:val="22"/>
+        </w:rPr>
+        <w:t xml:space="preserve">SS</w:t>
+      </w:r>
+      <w:r>
+        <w:rPr>
+          <w:rFonts w:ascii="Arial" w:hAnsi="Arial" w:cs="Arial"/>
+          <w:b w:val="0"/>
+          <w:i w:val="0"/>
+          <w:sz w:val="22"/>
+          <w:vertAlign w:val="subscript"/>
+        </w:rPr>
+        <w:t xml:space="preserve">total</w:t>
+      </w:r>
+      <w:r>
+        <w:rPr>
+          <w:rFonts w:ascii="Arial" w:hAnsi="Arial" w:cs="Arial"/>
+          <w:b w:val="0"/>
+          <w:i w:val="0"/>
+          <w:sz w:val="22"/>
+        </w:rPr>
+        <w:t xml:space="preserve"> (total sum of squares) untuk dataset 3 grup: A=[5,6,7], B=[8,9,10], C=[11,12,13]. Formula: </w:t>
+      </w:r>
+      <w:r>
+        <w:rPr>
+          <w:rFonts w:ascii="Arial" w:hAnsi="Arial" w:cs="Arial"/>
+          <w:b w:val="0"/>
+          <w:i w:val="0"/>
+          <w:sz w:val="22"/>
+        </w:rPr>
+        <w:t xml:space="preserve">SS</w:t>
+      </w:r>
+      <w:r>
+        <w:rPr>
+          <w:rFonts w:ascii="Arial" w:hAnsi="Arial" w:cs="Arial"/>
+          <w:b w:val="0"/>
+          <w:i w:val="0"/>
+          <w:sz w:val="22"/>
+          <w:vertAlign w:val="subscript"/>
+        </w:rPr>
+        <w:t xml:space="preserve">total</w:t>
+      </w:r>
+      <w:r>
+        <w:rPr>
+          <w:rFonts w:ascii="Arial" w:hAnsi="Arial" w:cs="Arial"/>
+          <w:b w:val="0"/>
+          <w:i w:val="0"/>
+          <w:sz w:val="22"/>
+        </w:rPr>
+        <w:t xml:space="preserve">=Σ(yij-ȳ)² dengan ȳ=grand mean. Print nilainya.</w:t>
       </w:r>
     </w:p>
     <w:p>
@@ -7815,7 +11597,59 @@
           <w:color w:val="333333"/>
           <w:sz w:val="21"/>
         </w:rPr>
-        <w:t>SS_total = jumlah (yi - grand mean) kuadrat; gabungkan semua grup ke satu array lalu jumlahkan kuadrat deviasi terhadap meannya.</w:t>
+        <w:t xml:space="preserve"/>
+      </w:r>
+      <w:r>
+        <w:rPr>
+          <w:rFonts w:ascii="Arial" w:hAnsi="Arial" w:cs="Arial"/>
+          <w:b w:val="0"/>
+          <w:i w:val="0"/>
+          <w:color w:val="333333"/>
+          <w:sz w:val="21"/>
+        </w:rPr>
+        <w:t xml:space="preserve">SS</w:t>
+      </w:r>
+      <w:r>
+        <w:rPr>
+          <w:rFonts w:ascii="Arial" w:hAnsi="Arial" w:cs="Arial"/>
+          <w:b w:val="0"/>
+          <w:i w:val="0"/>
+          <w:color w:val="333333"/>
+          <w:sz w:val="21"/>
+          <w:vertAlign w:val="subscript"/>
+        </w:rPr>
+        <w:t xml:space="preserve">total</w:t>
+      </w:r>
+      <w:r>
+        <w:rPr>
+          <w:rFonts w:ascii="Arial" w:hAnsi="Arial" w:cs="Arial"/>
+          <w:b w:val="0"/>
+          <w:i w:val="0"/>
+          <w:color w:val="333333"/>
+          <w:sz w:val="21"/>
+        </w:rPr>
+        <w:t xml:space="preserve"> = jumlah (yi - grand mean)</w:t>
+      </w:r>
+      <w:r>
+        <w:rPr>
+          <w:rFonts w:ascii="Arial" w:hAnsi="Arial" w:cs="Arial"/>
+          <w:b w:val="0"/>
+          <w:i w:val="0"/>
+          <w:color w:val="333333"/>
+          <w:sz w:val="21"/>
+          <w:vertAlign w:val="superscript"/>
+        </w:rPr>
+        <w:t xml:space="preserve">2</w:t>
+      </w:r>
+      <w:r>
+        <w:rPr>
+          <w:rFonts w:ascii="Arial" w:hAnsi="Arial" w:cs="Arial"/>
+          <w:b w:val="0"/>
+          <w:i w:val="0"/>
+          <w:color w:val="333333"/>
+          <w:sz w:val="21"/>
+        </w:rPr>
+        <w:t xml:space="preserve">; gabungkan semua grup ke satu array lalu jumlahkan kuadrat deviasi terhadap meannya.</w:t>
       </w:r>
     </w:p>
     <w:p>
@@ -7839,7 +11673,35 @@
           <w:i w:val="0"/>
           <w:sz w:val="22"/>
         </w:rPr>
-        <w:t>Untuk dataset di soal sebelumnya, hitung SS_between = Σ nj·(ȳj-ȳ)². Print nilainya.</w:t>
+        <w:t xml:space="preserve">Untuk dataset di soal sebelumnya, hitung </w:t>
+      </w:r>
+      <w:r>
+        <w:rPr>
+          <w:rFonts w:ascii="Arial" w:hAnsi="Arial" w:cs="Arial"/>
+          <w:b w:val="0"/>
+          <w:i w:val="0"/>
+          <w:sz w:val="22"/>
+        </w:rPr>
+        <w:t xml:space="preserve">SS</w:t>
+      </w:r>
+      <w:r>
+        <w:rPr>
+          <w:rFonts w:ascii="Arial" w:hAnsi="Arial" w:cs="Arial"/>
+          <w:b w:val="0"/>
+          <w:i w:val="0"/>
+          <w:sz w:val="22"/>
+          <w:vertAlign w:val="subscript"/>
+        </w:rPr>
+        <w:t xml:space="preserve">between</w:t>
+      </w:r>
+      <w:r>
+        <w:rPr>
+          <w:rFonts w:ascii="Arial" w:hAnsi="Arial" w:cs="Arial"/>
+          <w:b w:val="0"/>
+          <w:i w:val="0"/>
+          <w:sz w:val="22"/>
+        </w:rPr>
+        <w:t xml:space="preserve"> = Σ nj·(ȳj-ȳ)². Print nilainya.</w:t>
       </w:r>
     </w:p>
     <w:p>
@@ -7875,7 +11737,59 @@
           <w:color w:val="333333"/>
           <w:sz w:val="21"/>
         </w:rPr>
-        <w:t>SS_between = jumlah nj·(mean grup - grand mean) kuadrat; hitung mean tiap grup dan grand mean, lalu jumlahkan deviasi kuadrat berbobot ukuran grup.</w:t>
+        <w:t xml:space="preserve"/>
+      </w:r>
+      <w:r>
+        <w:rPr>
+          <w:rFonts w:ascii="Arial" w:hAnsi="Arial" w:cs="Arial"/>
+          <w:b w:val="0"/>
+          <w:i w:val="0"/>
+          <w:color w:val="333333"/>
+          <w:sz w:val="21"/>
+        </w:rPr>
+        <w:t xml:space="preserve">SS</w:t>
+      </w:r>
+      <w:r>
+        <w:rPr>
+          <w:rFonts w:ascii="Arial" w:hAnsi="Arial" w:cs="Arial"/>
+          <w:b w:val="0"/>
+          <w:i w:val="0"/>
+          <w:color w:val="333333"/>
+          <w:sz w:val="21"/>
+          <w:vertAlign w:val="subscript"/>
+        </w:rPr>
+        <w:t xml:space="preserve">between</w:t>
+      </w:r>
+      <w:r>
+        <w:rPr>
+          <w:rFonts w:ascii="Arial" w:hAnsi="Arial" w:cs="Arial"/>
+          <w:b w:val="0"/>
+          <w:i w:val="0"/>
+          <w:color w:val="333333"/>
+          <w:sz w:val="21"/>
+        </w:rPr>
+        <w:t xml:space="preserve"> = jumlah nj·(mean grup - grand mean)</w:t>
+      </w:r>
+      <w:r>
+        <w:rPr>
+          <w:rFonts w:ascii="Arial" w:hAnsi="Arial" w:cs="Arial"/>
+          <w:b w:val="0"/>
+          <w:i w:val="0"/>
+          <w:color w:val="333333"/>
+          <w:sz w:val="21"/>
+          <w:vertAlign w:val="superscript"/>
+        </w:rPr>
+        <w:t xml:space="preserve">2</w:t>
+      </w:r>
+      <w:r>
+        <w:rPr>
+          <w:rFonts w:ascii="Arial" w:hAnsi="Arial" w:cs="Arial"/>
+          <w:b w:val="0"/>
+          <w:i w:val="0"/>
+          <w:color w:val="333333"/>
+          <w:sz w:val="21"/>
+        </w:rPr>
+        <w:t xml:space="preserve">; hitung mean tiap grup dan grand mean, lalu jumlahkan deviasi kuadrat berbobot ukuran grup.</w:t>
       </w:r>
     </w:p>
     <w:p>
@@ -7899,7 +11813,35 @@
           <w:i w:val="0"/>
           <w:sz w:val="22"/>
         </w:rPr>
-        <w:t>Untuk dataset yang sama, hitung SS_within = ΣΣ(yij-ȳj)² (deviasi data dari mean grup-nya, jumlah semua grup). Print nilainya.</w:t>
+        <w:t xml:space="preserve">Untuk dataset yang sama, hitung </w:t>
+      </w:r>
+      <w:r>
+        <w:rPr>
+          <w:rFonts w:ascii="Arial" w:hAnsi="Arial" w:cs="Arial"/>
+          <w:b w:val="0"/>
+          <w:i w:val="0"/>
+          <w:sz w:val="22"/>
+        </w:rPr>
+        <w:t xml:space="preserve">SS</w:t>
+      </w:r>
+      <w:r>
+        <w:rPr>
+          <w:rFonts w:ascii="Arial" w:hAnsi="Arial" w:cs="Arial"/>
+          <w:b w:val="0"/>
+          <w:i w:val="0"/>
+          <w:sz w:val="22"/>
+          <w:vertAlign w:val="subscript"/>
+        </w:rPr>
+        <w:t xml:space="preserve">within</w:t>
+      </w:r>
+      <w:r>
+        <w:rPr>
+          <w:rFonts w:ascii="Arial" w:hAnsi="Arial" w:cs="Arial"/>
+          <w:b w:val="0"/>
+          <w:i w:val="0"/>
+          <w:sz w:val="22"/>
+        </w:rPr>
+        <w:t xml:space="preserve"> = ΣΣ(yij-ȳj)² (deviasi data dari mean grup-nya, jumlah semua grup). Print nilainya.</w:t>
       </w:r>
     </w:p>
     <w:p>
@@ -7935,7 +11877,131 @@
           <w:color w:val="333333"/>
           <w:sz w:val="21"/>
         </w:rPr>
-        <w:t>SS_within = jumlah kuadrat deviasi tiap data terhadap mean grup-nya, dijumlahkan atas semua grup. Verifikasi: SS_between + SS_within = SS_total.</w:t>
+        <w:t xml:space="preserve"/>
+      </w:r>
+      <w:r>
+        <w:rPr>
+          <w:rFonts w:ascii="Arial" w:hAnsi="Arial" w:cs="Arial"/>
+          <w:b w:val="0"/>
+          <w:i w:val="0"/>
+          <w:color w:val="333333"/>
+          <w:sz w:val="21"/>
+        </w:rPr>
+        <w:t xml:space="preserve">SS</w:t>
+      </w:r>
+      <w:r>
+        <w:rPr>
+          <w:rFonts w:ascii="Arial" w:hAnsi="Arial" w:cs="Arial"/>
+          <w:b w:val="0"/>
+          <w:i w:val="0"/>
+          <w:color w:val="333333"/>
+          <w:sz w:val="21"/>
+          <w:vertAlign w:val="subscript"/>
+        </w:rPr>
+        <w:t xml:space="preserve">within</w:t>
+      </w:r>
+      <w:r>
+        <w:rPr>
+          <w:rFonts w:ascii="Arial" w:hAnsi="Arial" w:cs="Arial"/>
+          <w:b w:val="0"/>
+          <w:i w:val="0"/>
+          <w:color w:val="333333"/>
+          <w:sz w:val="21"/>
+        </w:rPr>
+        <w:t xml:space="preserve"> = jumlah kuadrat deviasi tiap data terhadap mean grup-nya, dijumlahkan atas semua grup. Verifikasi: </w:t>
+      </w:r>
+      <w:r>
+        <w:rPr>
+          <w:rFonts w:ascii="Arial" w:hAnsi="Arial" w:cs="Arial"/>
+          <w:b w:val="0"/>
+          <w:i w:val="0"/>
+          <w:color w:val="333333"/>
+          <w:sz w:val="21"/>
+        </w:rPr>
+        <w:t xml:space="preserve">SS</w:t>
+      </w:r>
+      <w:r>
+        <w:rPr>
+          <w:rFonts w:ascii="Arial" w:hAnsi="Arial" w:cs="Arial"/>
+          <w:b w:val="0"/>
+          <w:i w:val="0"/>
+          <w:color w:val="333333"/>
+          <w:sz w:val="21"/>
+          <w:vertAlign w:val="subscript"/>
+        </w:rPr>
+        <w:t xml:space="preserve">between</w:t>
+      </w:r>
+      <w:r>
+        <w:rPr>
+          <w:rFonts w:ascii="Arial" w:hAnsi="Arial" w:cs="Arial"/>
+          <w:b w:val="0"/>
+          <w:i w:val="0"/>
+          <w:color w:val="333333"/>
+          <w:sz w:val="21"/>
+        </w:rPr>
+        <w:t xml:space="preserve"> + </w:t>
+      </w:r>
+      <w:r>
+        <w:rPr>
+          <w:rFonts w:ascii="Arial" w:hAnsi="Arial" w:cs="Arial"/>
+          <w:b w:val="0"/>
+          <w:i w:val="0"/>
+          <w:color w:val="333333"/>
+          <w:sz w:val="21"/>
+        </w:rPr>
+        <w:t xml:space="preserve">SS</w:t>
+      </w:r>
+      <w:r>
+        <w:rPr>
+          <w:rFonts w:ascii="Arial" w:hAnsi="Arial" w:cs="Arial"/>
+          <w:b w:val="0"/>
+          <w:i w:val="0"/>
+          <w:color w:val="333333"/>
+          <w:sz w:val="21"/>
+          <w:vertAlign w:val="subscript"/>
+        </w:rPr>
+        <w:t xml:space="preserve">within</w:t>
+      </w:r>
+      <w:r>
+        <w:rPr>
+          <w:rFonts w:ascii="Arial" w:hAnsi="Arial" w:cs="Arial"/>
+          <w:b w:val="0"/>
+          <w:i w:val="0"/>
+          <w:color w:val="333333"/>
+          <w:sz w:val="21"/>
+        </w:rPr>
+        <w:t xml:space="preserve"> = </w:t>
+      </w:r>
+      <w:r>
+        <w:rPr>
+          <w:rFonts w:ascii="Arial" w:hAnsi="Arial" w:cs="Arial"/>
+          <w:b w:val="0"/>
+          <w:i w:val="0"/>
+          <w:color w:val="333333"/>
+          <w:sz w:val="21"/>
+        </w:rPr>
+        <w:t xml:space="preserve">SS</w:t>
+      </w:r>
+      <w:r>
+        <w:rPr>
+          <w:rFonts w:ascii="Arial" w:hAnsi="Arial" w:cs="Arial"/>
+          <w:b w:val="0"/>
+          <w:i w:val="0"/>
+          <w:color w:val="333333"/>
+          <w:sz w:val="21"/>
+          <w:vertAlign w:val="subscript"/>
+        </w:rPr>
+        <w:t xml:space="preserve">total</w:t>
+      </w:r>
+      <w:r>
+        <w:rPr>
+          <w:rFonts w:ascii="Arial" w:hAnsi="Arial" w:cs="Arial"/>
+          <w:b w:val="0"/>
+          <w:i w:val="0"/>
+          <w:color w:val="333333"/>
+          <w:sz w:val="21"/>
+        </w:rPr>
+        <w:t xml:space="preserve">.</w:t>
       </w:r>
     </w:p>
     <w:p>
@@ -7959,7 +12025,231 @@
           <w:i w:val="0"/>
           <w:sz w:val="22"/>
         </w:rPr>
-        <w:t>Diketahui SS_between=120, SS_within=36, df_b=3, df_w=16. Hitung statistik F=(SS_b/df_b)/(SS_w/df_w). Print nilainya.</w:t>
+        <w:t xml:space="preserve">Diketahui </w:t>
+      </w:r>
+      <w:r>
+        <w:rPr>
+          <w:rFonts w:ascii="Arial" w:hAnsi="Arial" w:cs="Arial"/>
+          <w:b w:val="0"/>
+          <w:i w:val="0"/>
+          <w:sz w:val="22"/>
+        </w:rPr>
+        <w:t xml:space="preserve">SS</w:t>
+      </w:r>
+      <w:r>
+        <w:rPr>
+          <w:rFonts w:ascii="Arial" w:hAnsi="Arial" w:cs="Arial"/>
+          <w:b w:val="0"/>
+          <w:i w:val="0"/>
+          <w:sz w:val="22"/>
+          <w:vertAlign w:val="subscript"/>
+        </w:rPr>
+        <w:t xml:space="preserve">between</w:t>
+      </w:r>
+      <w:r>
+        <w:rPr>
+          <w:rFonts w:ascii="Arial" w:hAnsi="Arial" w:cs="Arial"/>
+          <w:b w:val="0"/>
+          <w:i w:val="0"/>
+          <w:sz w:val="22"/>
+        </w:rPr>
+        <w:t xml:space="preserve">=120, </w:t>
+      </w:r>
+      <w:r>
+        <w:rPr>
+          <w:rFonts w:ascii="Arial" w:hAnsi="Arial" w:cs="Arial"/>
+          <w:b w:val="0"/>
+          <w:i w:val="0"/>
+          <w:sz w:val="22"/>
+        </w:rPr>
+        <w:t xml:space="preserve">SS</w:t>
+      </w:r>
+      <w:r>
+        <w:rPr>
+          <w:rFonts w:ascii="Arial" w:hAnsi="Arial" w:cs="Arial"/>
+          <w:b w:val="0"/>
+          <w:i w:val="0"/>
+          <w:sz w:val="22"/>
+          <w:vertAlign w:val="subscript"/>
+        </w:rPr>
+        <w:t xml:space="preserve">within</w:t>
+      </w:r>
+      <w:r>
+        <w:rPr>
+          <w:rFonts w:ascii="Arial" w:hAnsi="Arial" w:cs="Arial"/>
+          <w:b w:val="0"/>
+          <w:i w:val="0"/>
+          <w:sz w:val="22"/>
+        </w:rPr>
+        <w:t xml:space="preserve">=36, </w:t>
+      </w:r>
+      <w:r>
+        <w:rPr>
+          <w:rFonts w:ascii="Arial" w:hAnsi="Arial" w:cs="Arial"/>
+          <w:b w:val="0"/>
+          <w:i w:val="0"/>
+          <w:sz w:val="22"/>
+        </w:rPr>
+        <w:t xml:space="preserve">df</w:t>
+      </w:r>
+      <w:r>
+        <w:rPr>
+          <w:rFonts w:ascii="Arial" w:hAnsi="Arial" w:cs="Arial"/>
+          <w:b w:val="0"/>
+          <w:i w:val="0"/>
+          <w:sz w:val="22"/>
+          <w:vertAlign w:val="subscript"/>
+        </w:rPr>
+        <w:t xml:space="preserve">b</w:t>
+      </w:r>
+      <w:r>
+        <w:rPr>
+          <w:rFonts w:ascii="Arial" w:hAnsi="Arial" w:cs="Arial"/>
+          <w:b w:val="0"/>
+          <w:i w:val="0"/>
+          <w:sz w:val="22"/>
+        </w:rPr>
+        <w:t xml:space="preserve">=3, </w:t>
+      </w:r>
+      <w:r>
+        <w:rPr>
+          <w:rFonts w:ascii="Arial" w:hAnsi="Arial" w:cs="Arial"/>
+          <w:b w:val="0"/>
+          <w:i w:val="0"/>
+          <w:sz w:val="22"/>
+        </w:rPr>
+        <w:t xml:space="preserve">df</w:t>
+      </w:r>
+      <w:r>
+        <w:rPr>
+          <w:rFonts w:ascii="Arial" w:hAnsi="Arial" w:cs="Arial"/>
+          <w:b w:val="0"/>
+          <w:i w:val="0"/>
+          <w:sz w:val="22"/>
+          <w:vertAlign w:val="subscript"/>
+        </w:rPr>
+        <w:t xml:space="preserve">w</w:t>
+      </w:r>
+      <w:r>
+        <w:rPr>
+          <w:rFonts w:ascii="Arial" w:hAnsi="Arial" w:cs="Arial"/>
+          <w:b w:val="0"/>
+          <w:i w:val="0"/>
+          <w:sz w:val="22"/>
+        </w:rPr>
+        <w:t xml:space="preserve">=16. Hitung statistik F=(</w:t>
+      </w:r>
+      <w:r>
+        <w:rPr>
+          <w:rFonts w:ascii="Arial" w:hAnsi="Arial" w:cs="Arial"/>
+          <w:b w:val="0"/>
+          <w:i w:val="0"/>
+          <w:sz w:val="22"/>
+        </w:rPr>
+        <w:t xml:space="preserve">SS</w:t>
+      </w:r>
+      <w:r>
+        <w:rPr>
+          <w:rFonts w:ascii="Arial" w:hAnsi="Arial" w:cs="Arial"/>
+          <w:b w:val="0"/>
+          <w:i w:val="0"/>
+          <w:sz w:val="22"/>
+          <w:vertAlign w:val="subscript"/>
+        </w:rPr>
+        <w:t xml:space="preserve">b</w:t>
+      </w:r>
+      <w:r>
+        <w:rPr>
+          <w:rFonts w:ascii="Arial" w:hAnsi="Arial" w:cs="Arial"/>
+          <w:b w:val="0"/>
+          <w:i w:val="0"/>
+          <w:sz w:val="22"/>
+        </w:rPr>
+        <w:t xml:space="preserve">/</w:t>
+      </w:r>
+      <w:r>
+        <w:rPr>
+          <w:rFonts w:ascii="Arial" w:hAnsi="Arial" w:cs="Arial"/>
+          <w:b w:val="0"/>
+          <w:i w:val="0"/>
+          <w:sz w:val="22"/>
+        </w:rPr>
+        <w:t xml:space="preserve">df</w:t>
+      </w:r>
+      <w:r>
+        <w:rPr>
+          <w:rFonts w:ascii="Arial" w:hAnsi="Arial" w:cs="Arial"/>
+          <w:b w:val="0"/>
+          <w:i w:val="0"/>
+          <w:sz w:val="22"/>
+          <w:vertAlign w:val="subscript"/>
+        </w:rPr>
+        <w:t xml:space="preserve">b</w:t>
+      </w:r>
+      <w:r>
+        <w:rPr>
+          <w:rFonts w:ascii="Arial" w:hAnsi="Arial" w:cs="Arial"/>
+          <w:b w:val="0"/>
+          <w:i w:val="0"/>
+          <w:sz w:val="22"/>
+        </w:rPr>
+        <w:t xml:space="preserve">)/(</w:t>
+      </w:r>
+      <w:r>
+        <w:rPr>
+          <w:rFonts w:ascii="Arial" w:hAnsi="Arial" w:cs="Arial"/>
+          <w:b w:val="0"/>
+          <w:i w:val="0"/>
+          <w:sz w:val="22"/>
+        </w:rPr>
+        <w:t xml:space="preserve">SS</w:t>
+      </w:r>
+      <w:r>
+        <w:rPr>
+          <w:rFonts w:ascii="Arial" w:hAnsi="Arial" w:cs="Arial"/>
+          <w:b w:val="0"/>
+          <w:i w:val="0"/>
+          <w:sz w:val="22"/>
+          <w:vertAlign w:val="subscript"/>
+        </w:rPr>
+        <w:t xml:space="preserve">w</w:t>
+      </w:r>
+      <w:r>
+        <w:rPr>
+          <w:rFonts w:ascii="Arial" w:hAnsi="Arial" w:cs="Arial"/>
+          <w:b w:val="0"/>
+          <w:i w:val="0"/>
+          <w:sz w:val="22"/>
+        </w:rPr>
+        <w:t xml:space="preserve">/</w:t>
+      </w:r>
+      <w:r>
+        <w:rPr>
+          <w:rFonts w:ascii="Arial" w:hAnsi="Arial" w:cs="Arial"/>
+          <w:b w:val="0"/>
+          <w:i w:val="0"/>
+          <w:sz w:val="22"/>
+        </w:rPr>
+        <w:t xml:space="preserve">df</w:t>
+      </w:r>
+      <w:r>
+        <w:rPr>
+          <w:rFonts w:ascii="Arial" w:hAnsi="Arial" w:cs="Arial"/>
+          <w:b w:val="0"/>
+          <w:i w:val="0"/>
+          <w:sz w:val="22"/>
+          <w:vertAlign w:val="subscript"/>
+        </w:rPr>
+        <w:t xml:space="preserve">w</w:t>
+      </w:r>
+      <w:r>
+        <w:rPr>
+          <w:rFonts w:ascii="Arial" w:hAnsi="Arial" w:cs="Arial"/>
+          <w:b w:val="0"/>
+          <w:i w:val="0"/>
+          <w:sz w:val="22"/>
+        </w:rPr>
+        <w:t xml:space="preserve">). Print nilainya.</w:t>
       </w:r>
     </w:p>
     <w:p>
@@ -7995,7 +12285,255 @@
           <w:color w:val="333333"/>
           <w:sz w:val="21"/>
         </w:rPr>
-        <w:t>MS_b = SS_b/df_b dan MS_w = SS_w/df_w; F = MS_b dibagi MS_w. F besar menandakan efek faktor yang kuat.</w:t>
+        <w:t xml:space="preserve"/>
+      </w:r>
+      <w:r>
+        <w:rPr>
+          <w:rFonts w:ascii="Arial" w:hAnsi="Arial" w:cs="Arial"/>
+          <w:b w:val="0"/>
+          <w:i w:val="0"/>
+          <w:color w:val="333333"/>
+          <w:sz w:val="21"/>
+        </w:rPr>
+        <w:t xml:space="preserve">MS</w:t>
+      </w:r>
+      <w:r>
+        <w:rPr>
+          <w:rFonts w:ascii="Arial" w:hAnsi="Arial" w:cs="Arial"/>
+          <w:b w:val="0"/>
+          <w:i w:val="0"/>
+          <w:color w:val="333333"/>
+          <w:sz w:val="21"/>
+          <w:vertAlign w:val="subscript"/>
+        </w:rPr>
+        <w:t xml:space="preserve">b</w:t>
+      </w:r>
+      <w:r>
+        <w:rPr>
+          <w:rFonts w:ascii="Arial" w:hAnsi="Arial" w:cs="Arial"/>
+          <w:b w:val="0"/>
+          <w:i w:val="0"/>
+          <w:color w:val="333333"/>
+          <w:sz w:val="21"/>
+        </w:rPr>
+        <w:t xml:space="preserve"> = </w:t>
+      </w:r>
+      <w:r>
+        <w:rPr>
+          <w:rFonts w:ascii="Arial" w:hAnsi="Arial" w:cs="Arial"/>
+          <w:b w:val="0"/>
+          <w:i w:val="0"/>
+          <w:color w:val="333333"/>
+          <w:sz w:val="21"/>
+        </w:rPr>
+        <w:t xml:space="preserve">SS</w:t>
+      </w:r>
+      <w:r>
+        <w:rPr>
+          <w:rFonts w:ascii="Arial" w:hAnsi="Arial" w:cs="Arial"/>
+          <w:b w:val="0"/>
+          <w:i w:val="0"/>
+          <w:color w:val="333333"/>
+          <w:sz w:val="21"/>
+          <w:vertAlign w:val="subscript"/>
+        </w:rPr>
+        <w:t xml:space="preserve">b</w:t>
+      </w:r>
+      <w:r>
+        <w:rPr>
+          <w:rFonts w:ascii="Arial" w:hAnsi="Arial" w:cs="Arial"/>
+          <w:b w:val="0"/>
+          <w:i w:val="0"/>
+          <w:color w:val="333333"/>
+          <w:sz w:val="21"/>
+        </w:rPr>
+        <w:t xml:space="preserve">/</w:t>
+      </w:r>
+      <w:r>
+        <w:rPr>
+          <w:rFonts w:ascii="Arial" w:hAnsi="Arial" w:cs="Arial"/>
+          <w:b w:val="0"/>
+          <w:i w:val="0"/>
+          <w:color w:val="333333"/>
+          <w:sz w:val="21"/>
+        </w:rPr>
+        <w:t xml:space="preserve">df</w:t>
+      </w:r>
+      <w:r>
+        <w:rPr>
+          <w:rFonts w:ascii="Arial" w:hAnsi="Arial" w:cs="Arial"/>
+          <w:b w:val="0"/>
+          <w:i w:val="0"/>
+          <w:color w:val="333333"/>
+          <w:sz w:val="21"/>
+          <w:vertAlign w:val="subscript"/>
+        </w:rPr>
+        <w:t xml:space="preserve">b</w:t>
+      </w:r>
+      <w:r>
+        <w:rPr>
+          <w:rFonts w:ascii="Arial" w:hAnsi="Arial" w:cs="Arial"/>
+          <w:b w:val="0"/>
+          <w:i w:val="0"/>
+          <w:color w:val="333333"/>
+          <w:sz w:val="21"/>
+        </w:rPr>
+        <w:t xml:space="preserve"> dan </w:t>
+      </w:r>
+      <w:r>
+        <w:rPr>
+          <w:rFonts w:ascii="Arial" w:hAnsi="Arial" w:cs="Arial"/>
+          <w:b w:val="0"/>
+          <w:i w:val="0"/>
+          <w:color w:val="333333"/>
+          <w:sz w:val="21"/>
+        </w:rPr>
+        <w:t xml:space="preserve">MS</w:t>
+      </w:r>
+      <w:r>
+        <w:rPr>
+          <w:rFonts w:ascii="Arial" w:hAnsi="Arial" w:cs="Arial"/>
+          <w:b w:val="0"/>
+          <w:i w:val="0"/>
+          <w:color w:val="333333"/>
+          <w:sz w:val="21"/>
+          <w:vertAlign w:val="subscript"/>
+        </w:rPr>
+        <w:t xml:space="preserve">w</w:t>
+      </w:r>
+      <w:r>
+        <w:rPr>
+          <w:rFonts w:ascii="Arial" w:hAnsi="Arial" w:cs="Arial"/>
+          <w:b w:val="0"/>
+          <w:i w:val="0"/>
+          <w:color w:val="333333"/>
+          <w:sz w:val="21"/>
+        </w:rPr>
+        <w:t xml:space="preserve"> = </w:t>
+      </w:r>
+      <w:r>
+        <w:rPr>
+          <w:rFonts w:ascii="Arial" w:hAnsi="Arial" w:cs="Arial"/>
+          <w:b w:val="0"/>
+          <w:i w:val="0"/>
+          <w:color w:val="333333"/>
+          <w:sz w:val="21"/>
+        </w:rPr>
+        <w:t xml:space="preserve">SS</w:t>
+      </w:r>
+      <w:r>
+        <w:rPr>
+          <w:rFonts w:ascii="Arial" w:hAnsi="Arial" w:cs="Arial"/>
+          <w:b w:val="0"/>
+          <w:i w:val="0"/>
+          <w:color w:val="333333"/>
+          <w:sz w:val="21"/>
+          <w:vertAlign w:val="subscript"/>
+        </w:rPr>
+        <w:t xml:space="preserve">w</w:t>
+      </w:r>
+      <w:r>
+        <w:rPr>
+          <w:rFonts w:ascii="Arial" w:hAnsi="Arial" w:cs="Arial"/>
+          <w:b w:val="0"/>
+          <w:i w:val="0"/>
+          <w:color w:val="333333"/>
+          <w:sz w:val="21"/>
+        </w:rPr>
+        <w:t xml:space="preserve">/</w:t>
+      </w:r>
+      <w:r>
+        <w:rPr>
+          <w:rFonts w:ascii="Arial" w:hAnsi="Arial" w:cs="Arial"/>
+          <w:b w:val="0"/>
+          <w:i w:val="0"/>
+          <w:color w:val="333333"/>
+          <w:sz w:val="21"/>
+        </w:rPr>
+        <w:t xml:space="preserve">df</w:t>
+      </w:r>
+      <w:r>
+        <w:rPr>
+          <w:rFonts w:ascii="Arial" w:hAnsi="Arial" w:cs="Arial"/>
+          <w:b w:val="0"/>
+          <w:i w:val="0"/>
+          <w:color w:val="333333"/>
+          <w:sz w:val="21"/>
+          <w:vertAlign w:val="subscript"/>
+        </w:rPr>
+        <w:t xml:space="preserve">w</w:t>
+      </w:r>
+      <w:r>
+        <w:rPr>
+          <w:rFonts w:ascii="Arial" w:hAnsi="Arial" w:cs="Arial"/>
+          <w:b w:val="0"/>
+          <w:i w:val="0"/>
+          <w:color w:val="333333"/>
+          <w:sz w:val="21"/>
+        </w:rPr>
+        <w:t xml:space="preserve">; F = </w:t>
+      </w:r>
+      <w:r>
+        <w:rPr>
+          <w:rFonts w:ascii="Arial" w:hAnsi="Arial" w:cs="Arial"/>
+          <w:b w:val="0"/>
+          <w:i w:val="0"/>
+          <w:color w:val="333333"/>
+          <w:sz w:val="21"/>
+        </w:rPr>
+        <w:t xml:space="preserve">MS</w:t>
+      </w:r>
+      <w:r>
+        <w:rPr>
+          <w:rFonts w:ascii="Arial" w:hAnsi="Arial" w:cs="Arial"/>
+          <w:b w:val="0"/>
+          <w:i w:val="0"/>
+          <w:color w:val="333333"/>
+          <w:sz w:val="21"/>
+          <w:vertAlign w:val="subscript"/>
+        </w:rPr>
+        <w:t xml:space="preserve">b</w:t>
+      </w:r>
+      <w:r>
+        <w:rPr>
+          <w:rFonts w:ascii="Arial" w:hAnsi="Arial" w:cs="Arial"/>
+          <w:b w:val="0"/>
+          <w:i w:val="0"/>
+          <w:color w:val="333333"/>
+          <w:sz w:val="21"/>
+        </w:rPr>
+        <w:t xml:space="preserve"> dibagi </w:t>
+      </w:r>
+      <w:r>
+        <w:rPr>
+          <w:rFonts w:ascii="Arial" w:hAnsi="Arial" w:cs="Arial"/>
+          <w:b w:val="0"/>
+          <w:i w:val="0"/>
+          <w:color w:val="333333"/>
+          <w:sz w:val="21"/>
+        </w:rPr>
+        <w:t xml:space="preserve">MS</w:t>
+      </w:r>
+      <w:r>
+        <w:rPr>
+          <w:rFonts w:ascii="Arial" w:hAnsi="Arial" w:cs="Arial"/>
+          <w:b w:val="0"/>
+          <w:i w:val="0"/>
+          <w:color w:val="333333"/>
+          <w:sz w:val="21"/>
+          <w:vertAlign w:val="subscript"/>
+        </w:rPr>
+        <w:t xml:space="preserve">w</w:t>
+      </w:r>
+      <w:r>
+        <w:rPr>
+          <w:rFonts w:ascii="Arial" w:hAnsi="Arial" w:cs="Arial"/>
+          <w:b w:val="0"/>
+          <w:i w:val="0"/>
+          <w:color w:val="333333"/>
+          <w:sz w:val="21"/>
+        </w:rPr>
+        <w:t xml:space="preserve">. F besar menandakan efek faktor yang kuat.</w:t>
       </w:r>
     </w:p>
     <w:p>
@@ -8019,7 +12557,63 @@
           <w:i w:val="0"/>
           <w:sz w:val="22"/>
         </w:rPr>
-        <w:t>Untuk one-way ANOVA dengan k=4 level dan n=5 replikasi per level, hitung df_total. Formula: df_total=N-1 dengan N=k.n. Print nilainya.</w:t>
+        <w:t xml:space="preserve">Untuk one-way ANOVA dengan k=4 level dan n=5 replikasi per level, hitung </w:t>
+      </w:r>
+      <w:r>
+        <w:rPr>
+          <w:rFonts w:ascii="Arial" w:hAnsi="Arial" w:cs="Arial"/>
+          <w:b w:val="0"/>
+          <w:i w:val="0"/>
+          <w:sz w:val="22"/>
+        </w:rPr>
+        <w:t xml:space="preserve">df</w:t>
+      </w:r>
+      <w:r>
+        <w:rPr>
+          <w:rFonts w:ascii="Arial" w:hAnsi="Arial" w:cs="Arial"/>
+          <w:b w:val="0"/>
+          <w:i w:val="0"/>
+          <w:sz w:val="22"/>
+          <w:vertAlign w:val="subscript"/>
+        </w:rPr>
+        <w:t xml:space="preserve">total</w:t>
+      </w:r>
+      <w:r>
+        <w:rPr>
+          <w:rFonts w:ascii="Arial" w:hAnsi="Arial" w:cs="Arial"/>
+          <w:b w:val="0"/>
+          <w:i w:val="0"/>
+          <w:sz w:val="22"/>
+        </w:rPr>
+        <w:t xml:space="preserve">. Formula: </w:t>
+      </w:r>
+      <w:r>
+        <w:rPr>
+          <w:rFonts w:ascii="Arial" w:hAnsi="Arial" w:cs="Arial"/>
+          <w:b w:val="0"/>
+          <w:i w:val="0"/>
+          <w:sz w:val="22"/>
+        </w:rPr>
+        <w:t xml:space="preserve">df</w:t>
+      </w:r>
+      <w:r>
+        <w:rPr>
+          <w:rFonts w:ascii="Arial" w:hAnsi="Arial" w:cs="Arial"/>
+          <w:b w:val="0"/>
+          <w:i w:val="0"/>
+          <w:sz w:val="22"/>
+          <w:vertAlign w:val="subscript"/>
+        </w:rPr>
+        <w:t xml:space="preserve">total</w:t>
+      </w:r>
+      <w:r>
+        <w:rPr>
+          <w:rFonts w:ascii="Arial" w:hAnsi="Arial" w:cs="Arial"/>
+          <w:b w:val="0"/>
+          <w:i w:val="0"/>
+          <w:sz w:val="22"/>
+        </w:rPr>
+        <w:t xml:space="preserve">=N-1 dengan N=k·n. Print nilainya.</w:t>
       </w:r>
     </w:p>
     <w:p>
@@ -8055,7 +12649,131 @@
           <w:color w:val="333333"/>
           <w:sz w:val="21"/>
         </w:rPr>
-        <w:t>N = k x n (total observasi), lalu df_total = N - 1. Verifikasi: df_total = df_between (k-1) + df_within (N-k).</w:t>
+        <w:t xml:space="preserve">N = k x n (total observasi), lalu </w:t>
+      </w:r>
+      <w:r>
+        <w:rPr>
+          <w:rFonts w:ascii="Arial" w:hAnsi="Arial" w:cs="Arial"/>
+          <w:b w:val="0"/>
+          <w:i w:val="0"/>
+          <w:color w:val="333333"/>
+          <w:sz w:val="21"/>
+        </w:rPr>
+        <w:t xml:space="preserve">df</w:t>
+      </w:r>
+      <w:r>
+        <w:rPr>
+          <w:rFonts w:ascii="Arial" w:hAnsi="Arial" w:cs="Arial"/>
+          <w:b w:val="0"/>
+          <w:i w:val="0"/>
+          <w:color w:val="333333"/>
+          <w:sz w:val="21"/>
+          <w:vertAlign w:val="subscript"/>
+        </w:rPr>
+        <w:t xml:space="preserve">total</w:t>
+      </w:r>
+      <w:r>
+        <w:rPr>
+          <w:rFonts w:ascii="Arial" w:hAnsi="Arial" w:cs="Arial"/>
+          <w:b w:val="0"/>
+          <w:i w:val="0"/>
+          <w:color w:val="333333"/>
+          <w:sz w:val="21"/>
+        </w:rPr>
+        <w:t xml:space="preserve"> = N - 1. Verifikasi: </w:t>
+      </w:r>
+      <w:r>
+        <w:rPr>
+          <w:rFonts w:ascii="Arial" w:hAnsi="Arial" w:cs="Arial"/>
+          <w:b w:val="0"/>
+          <w:i w:val="0"/>
+          <w:color w:val="333333"/>
+          <w:sz w:val="21"/>
+        </w:rPr>
+        <w:t xml:space="preserve">df</w:t>
+      </w:r>
+      <w:r>
+        <w:rPr>
+          <w:rFonts w:ascii="Arial" w:hAnsi="Arial" w:cs="Arial"/>
+          <w:b w:val="0"/>
+          <w:i w:val="0"/>
+          <w:color w:val="333333"/>
+          <w:sz w:val="21"/>
+          <w:vertAlign w:val="subscript"/>
+        </w:rPr>
+        <w:t xml:space="preserve">total</w:t>
+      </w:r>
+      <w:r>
+        <w:rPr>
+          <w:rFonts w:ascii="Arial" w:hAnsi="Arial" w:cs="Arial"/>
+          <w:b w:val="0"/>
+          <w:i w:val="0"/>
+          <w:color w:val="333333"/>
+          <w:sz w:val="21"/>
+        </w:rPr>
+        <w:t xml:space="preserve"> = </w:t>
+      </w:r>
+      <w:r>
+        <w:rPr>
+          <w:rFonts w:ascii="Arial" w:hAnsi="Arial" w:cs="Arial"/>
+          <w:b w:val="0"/>
+          <w:i w:val="0"/>
+          <w:color w:val="333333"/>
+          <w:sz w:val="21"/>
+        </w:rPr>
+        <w:t xml:space="preserve">df</w:t>
+      </w:r>
+      <w:r>
+        <w:rPr>
+          <w:rFonts w:ascii="Arial" w:hAnsi="Arial" w:cs="Arial"/>
+          <w:b w:val="0"/>
+          <w:i w:val="0"/>
+          <w:color w:val="333333"/>
+          <w:sz w:val="21"/>
+          <w:vertAlign w:val="subscript"/>
+        </w:rPr>
+        <w:t xml:space="preserve">between</w:t>
+      </w:r>
+      <w:r>
+        <w:rPr>
+          <w:rFonts w:ascii="Arial" w:hAnsi="Arial" w:cs="Arial"/>
+          <w:b w:val="0"/>
+          <w:i w:val="0"/>
+          <w:color w:val="333333"/>
+          <w:sz w:val="21"/>
+        </w:rPr>
+        <w:t xml:space="preserve"> (k-1) + </w:t>
+      </w:r>
+      <w:r>
+        <w:rPr>
+          <w:rFonts w:ascii="Arial" w:hAnsi="Arial" w:cs="Arial"/>
+          <w:b w:val="0"/>
+          <w:i w:val="0"/>
+          <w:color w:val="333333"/>
+          <w:sz w:val="21"/>
+        </w:rPr>
+        <w:t xml:space="preserve">df</w:t>
+      </w:r>
+      <w:r>
+        <w:rPr>
+          <w:rFonts w:ascii="Arial" w:hAnsi="Arial" w:cs="Arial"/>
+          <w:b w:val="0"/>
+          <w:i w:val="0"/>
+          <w:color w:val="333333"/>
+          <w:sz w:val="21"/>
+          <w:vertAlign w:val="subscript"/>
+        </w:rPr>
+        <w:t xml:space="preserve">within</w:t>
+      </w:r>
+      <w:r>
+        <w:rPr>
+          <w:rFonts w:ascii="Arial" w:hAnsi="Arial" w:cs="Arial"/>
+          <w:b w:val="0"/>
+          <w:i w:val="0"/>
+          <w:color w:val="333333"/>
+          <w:sz w:val="21"/>
+        </w:rPr>
+        <w:t xml:space="preserve"> (N-k).</w:t>
       </w:r>
     </w:p>
     <w:p>
@@ -8079,7 +12797,35 @@
           <w:i w:val="0"/>
           <w:sz w:val="22"/>
         </w:rPr>
-        <w:t>Gunakan scipy.stats.f_oneway pada 3 grup A=[5,6,7], B=[8,9,10], C=[11,12,13]. Print nilai F-statistic hasil scipy.</w:t>
+        <w:t xml:space="preserve">Gunakan scipy.stats.</w:t>
+      </w:r>
+      <w:r>
+        <w:rPr>
+          <w:rFonts w:ascii="Arial" w:hAnsi="Arial" w:cs="Arial"/>
+          <w:b w:val="0"/>
+          <w:i w:val="0"/>
+          <w:sz w:val="22"/>
+        </w:rPr>
+        <w:t xml:space="preserve">f</w:t>
+      </w:r>
+      <w:r>
+        <w:rPr>
+          <w:rFonts w:ascii="Arial" w:hAnsi="Arial" w:cs="Arial"/>
+          <w:b w:val="0"/>
+          <w:i w:val="0"/>
+          <w:sz w:val="22"/>
+          <w:vertAlign w:val="subscript"/>
+        </w:rPr>
+        <w:t xml:space="preserve">oneway</w:t>
+      </w:r>
+      <w:r>
+        <w:rPr>
+          <w:rFonts w:ascii="Arial" w:hAnsi="Arial" w:cs="Arial"/>
+          <w:b w:val="0"/>
+          <w:i w:val="0"/>
+          <w:sz w:val="22"/>
+        </w:rPr>
+        <w:t xml:space="preserve"> pada 3 grup A=[5,6,7], B=[8,9,10], C=[11,12,13]. Print nilai F-statistic hasil scipy.</w:t>
       </w:r>
     </w:p>
     <w:p>
@@ -8115,7 +12861,38 @@
           <w:color w:val="333333"/>
           <w:sz w:val="21"/>
         </w:rPr>
-        <w:t>Gunakan scipy.stats.f_oneway dengan tiap grup sebagai argumen; fungsi mengembalikan F-statistic dan p-value (F sama dengan hasil manual sebelumnya).</w:t>
+        <w:t xml:space="preserve">Gunakan scipy.stats.</w:t>
+      </w:r>
+      <w:r>
+        <w:rPr>
+          <w:rFonts w:ascii="Arial" w:hAnsi="Arial" w:cs="Arial"/>
+          <w:b w:val="0"/>
+          <w:i w:val="0"/>
+          <w:color w:val="333333"/>
+          <w:sz w:val="21"/>
+        </w:rPr>
+        <w:t xml:space="preserve">f</w:t>
+      </w:r>
+      <w:r>
+        <w:rPr>
+          <w:rFonts w:ascii="Arial" w:hAnsi="Arial" w:cs="Arial"/>
+          <w:b w:val="0"/>
+          <w:i w:val="0"/>
+          <w:color w:val="333333"/>
+          <w:sz w:val="21"/>
+          <w:vertAlign w:val="subscript"/>
+        </w:rPr>
+        <w:t xml:space="preserve">oneway</w:t>
+      </w:r>
+      <w:r>
+        <w:rPr>
+          <w:rFonts w:ascii="Arial" w:hAnsi="Arial" w:cs="Arial"/>
+          <w:b w:val="0"/>
+          <w:i w:val="0"/>
+          <w:color w:val="333333"/>
+          <w:sz w:val="21"/>
+        </w:rPr>
+        <w:t xml:space="preserve"> dengan tiap grup sebagai argumen; fungsi mengembalikan F-statistic dan p-value (F sama dengan hasil manual sebelumnya).</w:t>
       </w:r>
     </w:p>
     <w:p>
@@ -8139,7 +12916,175 @@
           <w:i w:val="0"/>
           <w:sz w:val="22"/>
         </w:rPr>
-        <w:t>Effect size eta_kuadrat: untuk SS_between=120 dan SS_total=156, hitung eta_kuadrat=SS_b/SS_total. Print nilainya (desimal).</w:t>
+        <w:t xml:space="preserve">Effect size </w:t>
+      </w:r>
+      <w:r>
+        <w:rPr>
+          <w:rFonts w:ascii="Arial" w:hAnsi="Arial" w:cs="Arial"/>
+          <w:b w:val="0"/>
+          <w:i w:val="0"/>
+          <w:sz w:val="22"/>
+        </w:rPr>
+        <w:t xml:space="preserve">η</w:t>
+      </w:r>
+      <w:r>
+        <w:rPr>
+          <w:rFonts w:ascii="Arial" w:hAnsi="Arial" w:cs="Arial"/>
+          <w:b w:val="0"/>
+          <w:i w:val="0"/>
+          <w:sz w:val="22"/>
+          <w:vertAlign w:val="subscript"/>
+        </w:rPr>
+        <w:t xml:space="preserve">kuadrat</w:t>
+      </w:r>
+      <w:r>
+        <w:rPr>
+          <w:rFonts w:ascii="Arial" w:hAnsi="Arial" w:cs="Arial"/>
+          <w:b w:val="0"/>
+          <w:i w:val="0"/>
+          <w:sz w:val="22"/>
+        </w:rPr>
+        <w:t xml:space="preserve">: untuk </w:t>
+      </w:r>
+      <w:r>
+        <w:rPr>
+          <w:rFonts w:ascii="Arial" w:hAnsi="Arial" w:cs="Arial"/>
+          <w:b w:val="0"/>
+          <w:i w:val="0"/>
+          <w:sz w:val="22"/>
+        </w:rPr>
+        <w:t xml:space="preserve">SS</w:t>
+      </w:r>
+      <w:r>
+        <w:rPr>
+          <w:rFonts w:ascii="Arial" w:hAnsi="Arial" w:cs="Arial"/>
+          <w:b w:val="0"/>
+          <w:i w:val="0"/>
+          <w:sz w:val="22"/>
+          <w:vertAlign w:val="subscript"/>
+        </w:rPr>
+        <w:t xml:space="preserve">between</w:t>
+      </w:r>
+      <w:r>
+        <w:rPr>
+          <w:rFonts w:ascii="Arial" w:hAnsi="Arial" w:cs="Arial"/>
+          <w:b w:val="0"/>
+          <w:i w:val="0"/>
+          <w:sz w:val="22"/>
+        </w:rPr>
+        <w:t xml:space="preserve">=120 dan </w:t>
+      </w:r>
+      <w:r>
+        <w:rPr>
+          <w:rFonts w:ascii="Arial" w:hAnsi="Arial" w:cs="Arial"/>
+          <w:b w:val="0"/>
+          <w:i w:val="0"/>
+          <w:sz w:val="22"/>
+        </w:rPr>
+        <w:t xml:space="preserve">SS</w:t>
+      </w:r>
+      <w:r>
+        <w:rPr>
+          <w:rFonts w:ascii="Arial" w:hAnsi="Arial" w:cs="Arial"/>
+          <w:b w:val="0"/>
+          <w:i w:val="0"/>
+          <w:sz w:val="22"/>
+          <w:vertAlign w:val="subscript"/>
+        </w:rPr>
+        <w:t xml:space="preserve">total</w:t>
+      </w:r>
+      <w:r>
+        <w:rPr>
+          <w:rFonts w:ascii="Arial" w:hAnsi="Arial" w:cs="Arial"/>
+          <w:b w:val="0"/>
+          <w:i w:val="0"/>
+          <w:sz w:val="22"/>
+        </w:rPr>
+        <w:t xml:space="preserve">=156, hitung </w:t>
+      </w:r>
+      <w:r>
+        <w:rPr>
+          <w:rFonts w:ascii="Arial" w:hAnsi="Arial" w:cs="Arial"/>
+          <w:b w:val="0"/>
+          <w:i w:val="0"/>
+          <w:sz w:val="22"/>
+        </w:rPr>
+        <w:t xml:space="preserve">η</w:t>
+      </w:r>
+      <w:r>
+        <w:rPr>
+          <w:rFonts w:ascii="Arial" w:hAnsi="Arial" w:cs="Arial"/>
+          <w:b w:val="0"/>
+          <w:i w:val="0"/>
+          <w:sz w:val="22"/>
+          <w:vertAlign w:val="subscript"/>
+        </w:rPr>
+        <w:t xml:space="preserve">kuadrat</w:t>
+      </w:r>
+      <w:r>
+        <w:rPr>
+          <w:rFonts w:ascii="Arial" w:hAnsi="Arial" w:cs="Arial"/>
+          <w:b w:val="0"/>
+          <w:i w:val="0"/>
+          <w:sz w:val="22"/>
+        </w:rPr>
+        <w:t xml:space="preserve">=</w:t>
+      </w:r>
+      <w:r>
+        <w:rPr>
+          <w:rFonts w:ascii="Arial" w:hAnsi="Arial" w:cs="Arial"/>
+          <w:b w:val="0"/>
+          <w:i w:val="0"/>
+          <w:sz w:val="22"/>
+        </w:rPr>
+        <w:t xml:space="preserve">SS</w:t>
+      </w:r>
+      <w:r>
+        <w:rPr>
+          <w:rFonts w:ascii="Arial" w:hAnsi="Arial" w:cs="Arial"/>
+          <w:b w:val="0"/>
+          <w:i w:val="0"/>
+          <w:sz w:val="22"/>
+          <w:vertAlign w:val="subscript"/>
+        </w:rPr>
+        <w:t xml:space="preserve">b</w:t>
+      </w:r>
+      <w:r>
+        <w:rPr>
+          <w:rFonts w:ascii="Arial" w:hAnsi="Arial" w:cs="Arial"/>
+          <w:b w:val="0"/>
+          <w:i w:val="0"/>
+          <w:sz w:val="22"/>
+        </w:rPr>
+        <w:t xml:space="preserve">/</w:t>
+      </w:r>
+      <w:r>
+        <w:rPr>
+          <w:rFonts w:ascii="Arial" w:hAnsi="Arial" w:cs="Arial"/>
+          <w:b w:val="0"/>
+          <w:i w:val="0"/>
+          <w:sz w:val="22"/>
+        </w:rPr>
+        <w:t xml:space="preserve">SS</w:t>
+      </w:r>
+      <w:r>
+        <w:rPr>
+          <w:rFonts w:ascii="Arial" w:hAnsi="Arial" w:cs="Arial"/>
+          <w:b w:val="0"/>
+          <w:i w:val="0"/>
+          <w:sz w:val="22"/>
+          <w:vertAlign w:val="subscript"/>
+        </w:rPr>
+        <w:t xml:space="preserve">total</w:t>
+      </w:r>
+      <w:r>
+        <w:rPr>
+          <w:rFonts w:ascii="Arial" w:hAnsi="Arial" w:cs="Arial"/>
+          <w:b w:val="0"/>
+          <w:i w:val="0"/>
+          <w:sz w:val="22"/>
+        </w:rPr>
+        <w:t xml:space="preserve">. Print nilainya (desimal).</w:t>
       </w:r>
     </w:p>
     <w:p>
@@ -8175,7 +13120,131 @@
           <w:color w:val="333333"/>
           <w:sz w:val="21"/>
         </w:rPr>
-        <w:t>eta_kuadrat = SS_between dibagi SS_total, proporsi varians yang dijelaskan faktor. Menurut Cohen, eta_kuadrat &gt;= 0,14 tergolong large effect.</w:t>
+        <w:t xml:space="preserve"/>
+      </w:r>
+      <w:r>
+        <w:rPr>
+          <w:rFonts w:ascii="Arial" w:hAnsi="Arial" w:cs="Arial"/>
+          <w:b w:val="0"/>
+          <w:i w:val="0"/>
+          <w:color w:val="333333"/>
+          <w:sz w:val="21"/>
+        </w:rPr>
+        <w:t xml:space="preserve">η</w:t>
+      </w:r>
+      <w:r>
+        <w:rPr>
+          <w:rFonts w:ascii="Arial" w:hAnsi="Arial" w:cs="Arial"/>
+          <w:b w:val="0"/>
+          <w:i w:val="0"/>
+          <w:color w:val="333333"/>
+          <w:sz w:val="21"/>
+          <w:vertAlign w:val="subscript"/>
+        </w:rPr>
+        <w:t xml:space="preserve">kuadrat</w:t>
+      </w:r>
+      <w:r>
+        <w:rPr>
+          <w:rFonts w:ascii="Arial" w:hAnsi="Arial" w:cs="Arial"/>
+          <w:b w:val="0"/>
+          <w:i w:val="0"/>
+          <w:color w:val="333333"/>
+          <w:sz w:val="21"/>
+        </w:rPr>
+        <w:t xml:space="preserve"> = </w:t>
+      </w:r>
+      <w:r>
+        <w:rPr>
+          <w:rFonts w:ascii="Arial" w:hAnsi="Arial" w:cs="Arial"/>
+          <w:b w:val="0"/>
+          <w:i w:val="0"/>
+          <w:color w:val="333333"/>
+          <w:sz w:val="21"/>
+        </w:rPr>
+        <w:t xml:space="preserve">SS</w:t>
+      </w:r>
+      <w:r>
+        <w:rPr>
+          <w:rFonts w:ascii="Arial" w:hAnsi="Arial" w:cs="Arial"/>
+          <w:b w:val="0"/>
+          <w:i w:val="0"/>
+          <w:color w:val="333333"/>
+          <w:sz w:val="21"/>
+          <w:vertAlign w:val="subscript"/>
+        </w:rPr>
+        <w:t xml:space="preserve">between</w:t>
+      </w:r>
+      <w:r>
+        <w:rPr>
+          <w:rFonts w:ascii="Arial" w:hAnsi="Arial" w:cs="Arial"/>
+          <w:b w:val="0"/>
+          <w:i w:val="0"/>
+          <w:color w:val="333333"/>
+          <w:sz w:val="21"/>
+        </w:rPr>
+        <w:t xml:space="preserve"> dibagi </w:t>
+      </w:r>
+      <w:r>
+        <w:rPr>
+          <w:rFonts w:ascii="Arial" w:hAnsi="Arial" w:cs="Arial"/>
+          <w:b w:val="0"/>
+          <w:i w:val="0"/>
+          <w:color w:val="333333"/>
+          <w:sz w:val="21"/>
+        </w:rPr>
+        <w:t xml:space="preserve">SS</w:t>
+      </w:r>
+      <w:r>
+        <w:rPr>
+          <w:rFonts w:ascii="Arial" w:hAnsi="Arial" w:cs="Arial"/>
+          <w:b w:val="0"/>
+          <w:i w:val="0"/>
+          <w:color w:val="333333"/>
+          <w:sz w:val="21"/>
+          <w:vertAlign w:val="subscript"/>
+        </w:rPr>
+        <w:t xml:space="preserve">total</w:t>
+      </w:r>
+      <w:r>
+        <w:rPr>
+          <w:rFonts w:ascii="Arial" w:hAnsi="Arial" w:cs="Arial"/>
+          <w:b w:val="0"/>
+          <w:i w:val="0"/>
+          <w:color w:val="333333"/>
+          <w:sz w:val="21"/>
+        </w:rPr>
+        <w:t xml:space="preserve">, proporsi varians yang dijelaskan faktor. Menurut Cohen, </w:t>
+      </w:r>
+      <w:r>
+        <w:rPr>
+          <w:rFonts w:ascii="Arial" w:hAnsi="Arial" w:cs="Arial"/>
+          <w:b w:val="0"/>
+          <w:i w:val="0"/>
+          <w:color w:val="333333"/>
+          <w:sz w:val="21"/>
+        </w:rPr>
+        <w:t xml:space="preserve">η</w:t>
+      </w:r>
+      <w:r>
+        <w:rPr>
+          <w:rFonts w:ascii="Arial" w:hAnsi="Arial" w:cs="Arial"/>
+          <w:b w:val="0"/>
+          <w:i w:val="0"/>
+          <w:color w:val="333333"/>
+          <w:sz w:val="21"/>
+          <w:vertAlign w:val="subscript"/>
+        </w:rPr>
+        <w:t xml:space="preserve">kuadrat</w:t>
+      </w:r>
+      <w:r>
+        <w:rPr>
+          <w:rFonts w:ascii="Arial" w:hAnsi="Arial" w:cs="Arial"/>
+          <w:b w:val="0"/>
+          <w:i w:val="0"/>
+          <w:color w:val="333333"/>
+          <w:sz w:val="21"/>
+        </w:rPr>
+        <w:t xml:space="preserve"> ≥ 0,14 tergolong large effect.</w:t>
       </w:r>
     </w:p>
     <w:p>
@@ -8235,7 +13304,38 @@
           <w:color w:val="333333"/>
           <w:sz w:val="21"/>
         </w:rPr>
-        <w:t>Gunakan scipy.stats.f.ppf(1-α, dfn, dfd) untuk F-critical; jika F_observed melebihinya, tolak H0. Makin besar df, F_crit makin kecil.</w:t>
+        <w:t xml:space="preserve">Gunakan scipy.stats.f.ppf(1-α, dfn, dfd) untuk F-critical; jika </w:t>
+      </w:r>
+      <w:r>
+        <w:rPr>
+          <w:rFonts w:ascii="Arial" w:hAnsi="Arial" w:cs="Arial"/>
+          <w:b w:val="0"/>
+          <w:i w:val="0"/>
+          <w:color w:val="333333"/>
+          <w:sz w:val="21"/>
+        </w:rPr>
+        <w:t xml:space="preserve">F</w:t>
+      </w:r>
+      <w:r>
+        <w:rPr>
+          <w:rFonts w:ascii="Arial" w:hAnsi="Arial" w:cs="Arial"/>
+          <w:b w:val="0"/>
+          <w:i w:val="0"/>
+          <w:color w:val="333333"/>
+          <w:sz w:val="21"/>
+          <w:vertAlign w:val="subscript"/>
+        </w:rPr>
+        <w:t xml:space="preserve">observed</w:t>
+      </w:r>
+      <w:r>
+        <w:rPr>
+          <w:rFonts w:ascii="Arial" w:hAnsi="Arial" w:cs="Arial"/>
+          <w:b w:val="0"/>
+          <w:i w:val="0"/>
+          <w:color w:val="333333"/>
+          <w:sz w:val="21"/>
+        </w:rPr>
+        <w:t xml:space="preserve"> melebihinya, tolak H0. Makin besar df, F_crit makin kecil.</w:t>
       </w:r>
     </w:p>
     <w:p>
@@ -8319,7 +13419,26 @@
           <w:i w:val="0"/>
           <w:sz w:val="22"/>
         </w:rPr>
-        <w:t>Total trial Taguchi L9: orthogonal array L9 mengakomodasi 4 faktor x 3 level dengan hanya 9 baris (vs full factorial 3^4=81). Hitung reduction ratio=(81-9)/81 x 100 (persen pengurangan trial). Print nilainya.</w:t>
+        <w:t xml:space="preserve">Total trial Taguchi L9: orthogonal array L9 mengakomodasi 4 faktor x 3 level dengan hanya 9 baris (vs full factorial 3</w:t>
+      </w:r>
+      <w:r>
+        <w:rPr>
+          <w:rFonts w:ascii="Arial" w:hAnsi="Arial" w:cs="Arial"/>
+          <w:b w:val="0"/>
+          <w:i w:val="0"/>
+          <w:sz w:val="22"/>
+          <w:vertAlign w:val="superscript"/>
+        </w:rPr>
+        <w:t xml:space="preserve">4</w:t>
+      </w:r>
+      <w:r>
+        <w:rPr>
+          <w:rFonts w:ascii="Arial" w:hAnsi="Arial" w:cs="Arial"/>
+          <w:b w:val="0"/>
+          <w:i w:val="0"/>
+          <w:sz w:val="22"/>
+        </w:rPr>
+        <w:t xml:space="preserve">=81). Hitung reduction ratio=(81-9)/81 x 100 (persen pengurangan trial). Print nilainya.</w:t>
       </w:r>
     </w:p>
     <w:p>
@@ -8355,7 +13474,28 @@
           <w:color w:val="333333"/>
           <w:sz w:val="21"/>
         </w:rPr>
-        <w:t>Reduction ratio = (trial_full - trial_L9) dibagi trial_full x 100, dengan trial_full = 3^4. Substitusikan nilai dari soal.</w:t>
+        <w:t xml:space="preserve">Reduction ratio = (trial_full - trial_L9) dibagi trial_full x 100, dengan trial_full = 3</w:t>
+      </w:r>
+      <w:r>
+        <w:rPr>
+          <w:rFonts w:ascii="Arial" w:hAnsi="Arial" w:cs="Arial"/>
+          <w:b w:val="0"/>
+          <w:i w:val="0"/>
+          <w:color w:val="333333"/>
+          <w:sz w:val="21"/>
+          <w:vertAlign w:val="superscript"/>
+        </w:rPr>
+        <w:t xml:space="preserve">4</w:t>
+      </w:r>
+      <w:r>
+        <w:rPr>
+          <w:rFonts w:ascii="Arial" w:hAnsi="Arial" w:cs="Arial"/>
+          <w:b w:val="0"/>
+          <w:i w:val="0"/>
+          <w:color w:val="333333"/>
+          <w:sz w:val="21"/>
+        </w:rPr>
+        <w:t xml:space="preserve">. Substitusikan nilai dari soal.</w:t>
       </w:r>
     </w:p>
     <w:p>
@@ -8410,7 +13550,91 @@
           <w:i w:val="0"/>
           <w:sz w:val="22"/>
         </w:rPr>
-        <w:t>One-Way ANOVA dari scratch, CNC Cutting Speed vs Surface Roughness: gunakan data 3 grup A=[2.5,2.4,2.6,2.3,2.2], B=[1.8,1.7,1.9,1.8,1.6], C=[2.0,2.2,2.1,2.3,1.9] (Ra μm pada speed 80, 100, 120 m/min). Hitung F-statistic manual via SS_between, SS_within, df, MS, tanpa scipy.stats.f_oneway. Print F.</w:t>
+        <w:t xml:space="preserve">One-Way ANOVA dari scratch, CNC Cutting Speed vs Surface Roughness: gunakan data 3 grup A=[2.5,2.4,2.6,2.3,2.2], B=[1.8,1.7,1.9,1.8,1.6], C=[2.0,2.2,2.1,2.3,1.9] (Ra μm pada speed 80, 100, 120 m/min). Hitung F-statistic manual via </w:t>
+      </w:r>
+      <w:r>
+        <w:rPr>
+          <w:rFonts w:ascii="Arial" w:hAnsi="Arial" w:cs="Arial"/>
+          <w:b w:val="0"/>
+          <w:i w:val="0"/>
+          <w:sz w:val="22"/>
+        </w:rPr>
+        <w:t xml:space="preserve">SS</w:t>
+      </w:r>
+      <w:r>
+        <w:rPr>
+          <w:rFonts w:ascii="Arial" w:hAnsi="Arial" w:cs="Arial"/>
+          <w:b w:val="0"/>
+          <w:i w:val="0"/>
+          <w:sz w:val="22"/>
+          <w:vertAlign w:val="subscript"/>
+        </w:rPr>
+        <w:t xml:space="preserve">between</w:t>
+      </w:r>
+      <w:r>
+        <w:rPr>
+          <w:rFonts w:ascii="Arial" w:hAnsi="Arial" w:cs="Arial"/>
+          <w:b w:val="0"/>
+          <w:i w:val="0"/>
+          <w:sz w:val="22"/>
+        </w:rPr>
+        <w:t xml:space="preserve">, </w:t>
+      </w:r>
+      <w:r>
+        <w:rPr>
+          <w:rFonts w:ascii="Arial" w:hAnsi="Arial" w:cs="Arial"/>
+          <w:b w:val="0"/>
+          <w:i w:val="0"/>
+          <w:sz w:val="22"/>
+        </w:rPr>
+        <w:t xml:space="preserve">SS</w:t>
+      </w:r>
+      <w:r>
+        <w:rPr>
+          <w:rFonts w:ascii="Arial" w:hAnsi="Arial" w:cs="Arial"/>
+          <w:b w:val="0"/>
+          <w:i w:val="0"/>
+          <w:sz w:val="22"/>
+          <w:vertAlign w:val="subscript"/>
+        </w:rPr>
+        <w:t xml:space="preserve">within</w:t>
+      </w:r>
+      <w:r>
+        <w:rPr>
+          <w:rFonts w:ascii="Arial" w:hAnsi="Arial" w:cs="Arial"/>
+          <w:b w:val="0"/>
+          <w:i w:val="0"/>
+          <w:sz w:val="22"/>
+        </w:rPr>
+        <w:t xml:space="preserve">, df, MS, tanpa scipy.stats.</w:t>
+      </w:r>
+      <w:r>
+        <w:rPr>
+          <w:rFonts w:ascii="Arial" w:hAnsi="Arial" w:cs="Arial"/>
+          <w:b w:val="0"/>
+          <w:i w:val="0"/>
+          <w:sz w:val="22"/>
+        </w:rPr>
+        <w:t xml:space="preserve">f</w:t>
+      </w:r>
+      <w:r>
+        <w:rPr>
+          <w:rFonts w:ascii="Arial" w:hAnsi="Arial" w:cs="Arial"/>
+          <w:b w:val="0"/>
+          <w:i w:val="0"/>
+          <w:sz w:val="22"/>
+          <w:vertAlign w:val="subscript"/>
+        </w:rPr>
+        <w:t xml:space="preserve">oneway</w:t>
+      </w:r>
+      <w:r>
+        <w:rPr>
+          <w:rFonts w:ascii="Arial" w:hAnsi="Arial" w:cs="Arial"/>
+          <w:b w:val="0"/>
+          <w:i w:val="0"/>
+          <w:sz w:val="22"/>
+        </w:rPr>
+        <w:t xml:space="preserve">. Print F.</w:t>
       </w:r>
     </w:p>
     <w:p>
@@ -8446,7 +13670,162 @@
           <w:color w:val="333333"/>
           <w:sz w:val="21"/>
         </w:rPr>
-        <w:t>Hitung mean tiap grup dan grand mean, lalu SS_between, SS_within, MS, dan F=MS_b/MS_w secara manual; verifikasi dengan scipy.stats.f_oneway.</w:t>
+        <w:t xml:space="preserve">Hitung mean tiap grup dan grand mean, lalu </w:t>
+      </w:r>
+      <w:r>
+        <w:rPr>
+          <w:rFonts w:ascii="Arial" w:hAnsi="Arial" w:cs="Arial"/>
+          <w:b w:val="0"/>
+          <w:i w:val="0"/>
+          <w:color w:val="333333"/>
+          <w:sz w:val="21"/>
+        </w:rPr>
+        <w:t xml:space="preserve">SS</w:t>
+      </w:r>
+      <w:r>
+        <w:rPr>
+          <w:rFonts w:ascii="Arial" w:hAnsi="Arial" w:cs="Arial"/>
+          <w:b w:val="0"/>
+          <w:i w:val="0"/>
+          <w:color w:val="333333"/>
+          <w:sz w:val="21"/>
+          <w:vertAlign w:val="subscript"/>
+        </w:rPr>
+        <w:t xml:space="preserve">between</w:t>
+      </w:r>
+      <w:r>
+        <w:rPr>
+          <w:rFonts w:ascii="Arial" w:hAnsi="Arial" w:cs="Arial"/>
+          <w:b w:val="0"/>
+          <w:i w:val="0"/>
+          <w:color w:val="333333"/>
+          <w:sz w:val="21"/>
+        </w:rPr>
+        <w:t xml:space="preserve">, </w:t>
+      </w:r>
+      <w:r>
+        <w:rPr>
+          <w:rFonts w:ascii="Arial" w:hAnsi="Arial" w:cs="Arial"/>
+          <w:b w:val="0"/>
+          <w:i w:val="0"/>
+          <w:color w:val="333333"/>
+          <w:sz w:val="21"/>
+        </w:rPr>
+        <w:t xml:space="preserve">SS</w:t>
+      </w:r>
+      <w:r>
+        <w:rPr>
+          <w:rFonts w:ascii="Arial" w:hAnsi="Arial" w:cs="Arial"/>
+          <w:b w:val="0"/>
+          <w:i w:val="0"/>
+          <w:color w:val="333333"/>
+          <w:sz w:val="21"/>
+          <w:vertAlign w:val="subscript"/>
+        </w:rPr>
+        <w:t xml:space="preserve">within</w:t>
+      </w:r>
+      <w:r>
+        <w:rPr>
+          <w:rFonts w:ascii="Arial" w:hAnsi="Arial" w:cs="Arial"/>
+          <w:b w:val="0"/>
+          <w:i w:val="0"/>
+          <w:color w:val="333333"/>
+          <w:sz w:val="21"/>
+        </w:rPr>
+        <w:t xml:space="preserve">, MS, dan F=</w:t>
+      </w:r>
+      <w:r>
+        <w:rPr>
+          <w:rFonts w:ascii="Arial" w:hAnsi="Arial" w:cs="Arial"/>
+          <w:b w:val="0"/>
+          <w:i w:val="0"/>
+          <w:color w:val="333333"/>
+          <w:sz w:val="21"/>
+        </w:rPr>
+        <w:t xml:space="preserve">MS</w:t>
+      </w:r>
+      <w:r>
+        <w:rPr>
+          <w:rFonts w:ascii="Arial" w:hAnsi="Arial" w:cs="Arial"/>
+          <w:b w:val="0"/>
+          <w:i w:val="0"/>
+          <w:color w:val="333333"/>
+          <w:sz w:val="21"/>
+          <w:vertAlign w:val="subscript"/>
+        </w:rPr>
+        <w:t xml:space="preserve">b</w:t>
+      </w:r>
+      <w:r>
+        <w:rPr>
+          <w:rFonts w:ascii="Arial" w:hAnsi="Arial" w:cs="Arial"/>
+          <w:b w:val="0"/>
+          <w:i w:val="0"/>
+          <w:color w:val="333333"/>
+          <w:sz w:val="21"/>
+        </w:rPr>
+        <w:t xml:space="preserve">/</w:t>
+      </w:r>
+      <w:r>
+        <w:rPr>
+          <w:rFonts w:ascii="Arial" w:hAnsi="Arial" w:cs="Arial"/>
+          <w:b w:val="0"/>
+          <w:i w:val="0"/>
+          <w:color w:val="333333"/>
+          <w:sz w:val="21"/>
+        </w:rPr>
+        <w:t xml:space="preserve">MS</w:t>
+      </w:r>
+      <w:r>
+        <w:rPr>
+          <w:rFonts w:ascii="Arial" w:hAnsi="Arial" w:cs="Arial"/>
+          <w:b w:val="0"/>
+          <w:i w:val="0"/>
+          <w:color w:val="333333"/>
+          <w:sz w:val="21"/>
+          <w:vertAlign w:val="subscript"/>
+        </w:rPr>
+        <w:t xml:space="preserve">w</w:t>
+      </w:r>
+      <w:r>
+        <w:rPr>
+          <w:rFonts w:ascii="Arial" w:hAnsi="Arial" w:cs="Arial"/>
+          <w:b w:val="0"/>
+          <w:i w:val="0"/>
+          <w:color w:val="333333"/>
+          <w:sz w:val="21"/>
+        </w:rPr>
+        <w:t xml:space="preserve"> secara manual; verifikasi dengan scipy.stats.</w:t>
+      </w:r>
+      <w:r>
+        <w:rPr>
+          <w:rFonts w:ascii="Arial" w:hAnsi="Arial" w:cs="Arial"/>
+          <w:b w:val="0"/>
+          <w:i w:val="0"/>
+          <w:color w:val="333333"/>
+          <w:sz w:val="21"/>
+        </w:rPr>
+        <w:t xml:space="preserve">f</w:t>
+      </w:r>
+      <w:r>
+        <w:rPr>
+          <w:rFonts w:ascii="Arial" w:hAnsi="Arial" w:cs="Arial"/>
+          <w:b w:val="0"/>
+          <w:i w:val="0"/>
+          <w:color w:val="333333"/>
+          <w:sz w:val="21"/>
+          <w:vertAlign w:val="subscript"/>
+        </w:rPr>
+        <w:t xml:space="preserve">oneway</w:t>
+      </w:r>
+      <w:r>
+        <w:rPr>
+          <w:rFonts w:ascii="Arial" w:hAnsi="Arial" w:cs="Arial"/>
+          <w:b w:val="0"/>
+          <w:i w:val="0"/>
+          <w:color w:val="333333"/>
+          <w:sz w:val="21"/>
+        </w:rPr>
+        <w:t xml:space="preserve">.</w:t>
       </w:r>
     </w:p>
     <w:p>
@@ -8470,7 +13849,7 @@
           <w:i w:val="0"/>
           <w:sz w:val="22"/>
         </w:rPr>
-        <w:t>Two-Way ANOVA Welding (statsmodels): dataset arus x voltage. Generate via seed=42, 3 level arus (100, 150, 200 A), 3 level voltage (22, 26, 30 V), 3 replikasi/cell. Mean cell: arus_idx*25 + volt_idx*10 + arus_idx*volt_idx*3 + N(0,8). Pakai ols('strength ~ C(arus)*C(voltage)', df).fit() + anova_lm. Print p-value untuk faktor arus (main effect).</w:t>
+        <w:t xml:space="preserve">Two-Way ANOVA Welding (statsmodels): dataset arus x voltage. Generate via seed=42, 3 level arus (100, 150, 200 A), 3 level voltage (22, 26, 30 V), 3 replikasi/cell. Mean cell: arus_idx·25 + volt_idx·10 + arus_idx·volt_idx·3 + N(0,8). Pakai ols('strength ~ C(arus)·C(voltage)', df)·fit() + anova_lm. Print p-value untuk faktor arus (main effect).</w:t>
       </w:r>
     </w:p>
     <w:p>
@@ -8506,7 +13885,7 @@
           <w:color w:val="333333"/>
           <w:sz w:val="21"/>
         </w:rPr>
-        <w:t>Bangun DataFrame (set seed sesuai soal), fit model ols('strength ~ C(arus)*C(voltage)'), jalankan anova_lm, lalu ambil p-value baris C(arus) dari kolom PR(&gt;F).</w:t>
+        <w:t xml:space="preserve">Bangun DataFrame (set seed sesuai soal), fit model ols('strength ~ C(arus)·C(voltage)'), jalankan anova_lm, lalu ambil p-value baris C(arus) dari kolom PR(&gt;F).</w:t>
       </w:r>
     </w:p>
     <w:p>
@@ -8590,7 +13969,7 @@
           <w:i w:val="0"/>
           <w:sz w:val="22"/>
         </w:rPr>
-        <w:t>Power Analysis ANOVA: gunakan statsmodels.stats.power.FTestAnovaPower untuk hitung sample size per grup yang dibutuhkan untuk deteksi effect size f=0,4 (large effect by Cohen) dengan k=4 grup, α=0,05, power=0,80. solve_power(effect_size=0.4, alpha=0.05, power=0.80, k_groups=4). Print n per grup (round ke integer).</w:t>
+        <w:t xml:space="preserve">Power Analysis ANOVA: gunakan statsmodels.stats.power.FTestAnovaPower untuk hitung sample size per grup yang dibutuhkan untuk deteksi effect size f=0,4 (large effect by Cohen) dengan k=4 grup, α=0,05, power=0,80. solve_power(effect_size=0.4, α=0.05, power=0.80, k_groups=4). Print n per grup (round ke integer).</w:t>
       </w:r>
     </w:p>
     <w:p>
@@ -8626,7 +14005,7 @@
           <w:color w:val="333333"/>
           <w:sz w:val="21"/>
         </w:rPr>
-        <w:t>Gunakan FTestAnovaPower().solve_power(effect_size, alpha, power, k_groups) dengan parameter dari soal, lalu bulatkan ke atas dengan np.ceil untuk n per grup.</w:t>
+        <w:t xml:space="preserve">Gunakan FTestAnovaPower()·solve_power(effect_size, α, power, k_groups) dengan parameter dari soal, lalu bulatkan ke atas dengan np.ceil untuk n per grup.</w:t>
       </w:r>
     </w:p>
     <w:p>
@@ -8686,7 +14065,7 @@
           <w:color w:val="333333"/>
           <w:sz w:val="21"/>
         </w:rPr>
-        <w:t>Fit model ols('defect ~ C(A)*C(B)') lalu jalankan anova_lm; ambil F-statistic dari baris interaksi C(A):C(B). Jika signifikan, main effect tidak boleh diinterpretasi terpisah.</w:t>
+        <w:t xml:space="preserve">Fit model ols('defect ~ C(A)·C(B)') lalu jalankan anova_lm; ambil F-statistic dari baris interaksi C(A):C(B). Jika signifikan, main effect tidak boleh diinterpretasi terpisah.</w:t>
       </w:r>
     </w:p>
     <w:p>
@@ -8724,7 +14103,7 @@
           <w:i w:val="0"/>
           <w:sz w:val="22"/>
         </w:rPr>
-        <w:t>Nguyen, T. T., Phi, B. P., Tran, V. T., Nguyen, V.-T., &amp; Nguyen, V. T. T. (2025). Three-stage optimization of surface finish in WEDM of D2 tool steel via Taguchi design and ANOVA analysis. Metals, 15(6), 682.</w:t>
+        <w:t xml:space="preserve">Nguyen, T. T., Φ, B. P., Tran, V. T., Nguyen, V.-T., &amp; Nguyen, V. T. T. (2025). Three-stage optimization of surface finish in WEDM of D2 tool steel via Taguchi design and ANOVA analysis. Metals, 15(6), 682.</w:t>
       </w:r>
       <w:r>
         <w:rPr>

--- a/Optimalisasi-dan-Automasi/Modul-Word/Modul-10-Optimasi-Berbasis-ANOVA.docx
+++ b/Optimalisasi-dan-Automasi/Modul-Word/Modul-10-Optimasi-Berbasis-ANOVA.docx
@@ -14005,7 +14005,7 @@
           <w:color w:val="333333"/>
           <w:sz w:val="21"/>
         </w:rPr>
-        <w:t xml:space="preserve">Gunakan FTestAnovaPower()·solve_power(effect_size, α, power, k_groups) dengan parameter dari soal, lalu bulatkan ke atas dengan np.ceil untuk n per grup.</w:t>
+        <w:t xml:space="preserve">Gunakan FTestAnovaPower().solve_power(effect_size, α, power, k_groups) dengan parameter dari soal, lalu bulatkan ke atas dengan np.ceil untuk n per grup.</w:t>
       </w:r>
     </w:p>
     <w:p>

--- a/Optimalisasi-dan-Automasi/Modul-Word/Modul-10-Optimasi-Berbasis-ANOVA.docx
+++ b/Optimalisasi-dan-Automasi/Modul-Word/Modul-10-Optimasi-Berbasis-ANOVA.docx
@@ -2852,8 +2852,11 @@
     </w:p>
     <w:p>
       <w:pPr>
+        <w:tabs>
+          <w:tab w:val="center" w:pos="4393"/>
+          <w:tab w:val="right" w:pos="8787"/>
+        </w:tabs>
         <w:spacing w:before="40" w:after="120"/>
-        <w:jc w:val="center"/>
       </w:pPr>
       <w:r>
         <w:rPr>
@@ -2863,7 +2866,7 @@
           <w:color w:val="305496"/>
           <w:sz w:val="22"/>
         </w:rPr>
-        <w:t xml:space="preserve">H0: μ1=μ2=...=μk      </w:t>
+        <w:tab/>
       </w:r>
       <w:r>
         <w:rPr>
@@ -2873,7 +2876,7 @@
           <w:color w:val="305496"/>
           <w:sz w:val="22"/>
         </w:rPr>
-        <w:t xml:space="preserve">SS</w:t>
+        <w:t xml:space="preserve">H0: μ1=μ2=...=μk      </w:t>
       </w:r>
       <w:r>
         <w:rPr>
@@ -2882,9 +2885,8 @@
           <w:i/>
           <w:color w:val="305496"/>
           <w:sz w:val="22"/>
-          <w:vertAlign w:val="subscript"/>
-        </w:rPr>
-        <w:t xml:space="preserve">total</w:t>
+        </w:rPr>
+        <w:t xml:space="preserve">SS</w:t>
       </w:r>
       <w:r>
         <w:rPr>
@@ -2893,8 +2895,9 @@
           <w:i/>
           <w:color w:val="305496"/>
           <w:sz w:val="22"/>
-        </w:rPr>
-        <w:t xml:space="preserve">=</w:t>
+          <w:vertAlign w:val="subscript"/>
+        </w:rPr>
+        <w:t xml:space="preserve">total</w:t>
       </w:r>
       <w:r>
         <w:rPr>
@@ -2904,7 +2907,7 @@
           <w:color w:val="305496"/>
           <w:sz w:val="22"/>
         </w:rPr>
-        <w:t xml:space="preserve">SS</w:t>
+        <w:t xml:space="preserve">=</w:t>
       </w:r>
       <w:r>
         <w:rPr>
@@ -2913,9 +2916,8 @@
           <w:i/>
           <w:color w:val="305496"/>
           <w:sz w:val="22"/>
-          <w:vertAlign w:val="subscript"/>
-        </w:rPr>
-        <w:t xml:space="preserve">between</w:t>
+        </w:rPr>
+        <w:t xml:space="preserve">SS</w:t>
       </w:r>
       <w:r>
         <w:rPr>
@@ -2924,8 +2926,9 @@
           <w:i/>
           <w:color w:val="305496"/>
           <w:sz w:val="22"/>
-        </w:rPr>
-        <w:t xml:space="preserve">+</w:t>
+          <w:vertAlign w:val="subscript"/>
+        </w:rPr>
+        <w:t xml:space="preserve">between</w:t>
       </w:r>
       <w:r>
         <w:rPr>
@@ -2935,7 +2938,7 @@
           <w:color w:val="305496"/>
           <w:sz w:val="22"/>
         </w:rPr>
-        <w:t xml:space="preserve">SS</w:t>
+        <w:t xml:space="preserve">+</w:t>
       </w:r>
       <w:r>
         <w:rPr>
@@ -2944,9 +2947,8 @@
           <w:i/>
           <w:color w:val="305496"/>
           <w:sz w:val="22"/>
-          <w:vertAlign w:val="subscript"/>
-        </w:rPr>
-        <w:t xml:space="preserve">within</w:t>
+        </w:rPr>
+        <w:t xml:space="preserve">SS</w:t>
       </w:r>
       <w:r>
         <w:rPr>
@@ -2955,8 +2957,9 @@
           <w:i/>
           <w:color w:val="305496"/>
           <w:sz w:val="22"/>
-        </w:rPr>
-        <w:t xml:space="preserve">      </w:t>
+          <w:vertAlign w:val="subscript"/>
+        </w:rPr>
+        <w:t xml:space="preserve">within</w:t>
       </w:r>
       <w:r>
         <w:rPr>
@@ -2966,7 +2969,7 @@
           <w:color w:val="305496"/>
           <w:sz w:val="22"/>
         </w:rPr>
-        <w:t xml:space="preserve">df</w:t>
+        <w:t xml:space="preserve">      </w:t>
       </w:r>
       <w:r>
         <w:rPr>
@@ -2975,9 +2978,8 @@
           <w:i/>
           <w:color w:val="305496"/>
           <w:sz w:val="22"/>
-          <w:vertAlign w:val="subscript"/>
-        </w:rPr>
-        <w:t xml:space="preserve">b</w:t>
+        </w:rPr>
+        <w:t xml:space="preserve">df</w:t>
       </w:r>
       <w:r>
         <w:rPr>
@@ -2986,8 +2988,9 @@
           <w:i/>
           <w:color w:val="305496"/>
           <w:sz w:val="22"/>
-        </w:rPr>
-        <w:t xml:space="preserve">=k-1, </w:t>
+          <w:vertAlign w:val="subscript"/>
+        </w:rPr>
+        <w:t xml:space="preserve">b</w:t>
       </w:r>
       <w:r>
         <w:rPr>
@@ -2997,7 +3000,7 @@
           <w:color w:val="305496"/>
           <w:sz w:val="22"/>
         </w:rPr>
-        <w:t xml:space="preserve">df</w:t>
+        <w:t xml:space="preserve">=k-1, </w:t>
       </w:r>
       <w:r>
         <w:rPr>
@@ -3006,9 +3009,8 @@
           <w:i/>
           <w:color w:val="305496"/>
           <w:sz w:val="22"/>
-          <w:vertAlign w:val="subscript"/>
-        </w:rPr>
-        <w:t xml:space="preserve">w</w:t>
+        </w:rPr>
+        <w:t xml:space="preserve">df</w:t>
       </w:r>
       <w:r>
         <w:rPr>
@@ -3017,8 +3019,9 @@
           <w:i/>
           <w:color w:val="305496"/>
           <w:sz w:val="22"/>
-        </w:rPr>
-        <w:t xml:space="preserve">=N-k      </w:t>
+          <w:vertAlign w:val="subscript"/>
+        </w:rPr>
+        <w:t xml:space="preserve">w</w:t>
       </w:r>
       <w:r>
         <w:rPr>
@@ -3028,7 +3031,7 @@
           <w:color w:val="305496"/>
           <w:sz w:val="22"/>
         </w:rPr>
-        <w:t xml:space="preserve">MS</w:t>
+        <w:t xml:space="preserve">=N-k      </w:t>
       </w:r>
       <w:r>
         <w:rPr>
@@ -3037,9 +3040,8 @@
           <w:i/>
           <w:color w:val="305496"/>
           <w:sz w:val="22"/>
-          <w:vertAlign w:val="subscript"/>
-        </w:rPr>
-        <w:t xml:space="preserve">b</w:t>
+        </w:rPr>
+        <w:t xml:space="preserve">MS</w:t>
       </w:r>
       <w:r>
         <w:rPr>
@@ -3048,8 +3050,9 @@
           <w:i/>
           <w:color w:val="305496"/>
           <w:sz w:val="22"/>
-        </w:rPr>
-        <w:t xml:space="preserve">=</w:t>
+          <w:vertAlign w:val="subscript"/>
+        </w:rPr>
+        <w:t xml:space="preserve">b</w:t>
       </w:r>
       <w:r>
         <w:rPr>
@@ -3059,7 +3062,7 @@
           <w:color w:val="305496"/>
           <w:sz w:val="22"/>
         </w:rPr>
-        <w:t xml:space="preserve">SS</w:t>
+        <w:t xml:space="preserve">=</w:t>
       </w:r>
       <w:r>
         <w:rPr>
@@ -3068,9 +3071,8 @@
           <w:i/>
           <w:color w:val="305496"/>
           <w:sz w:val="22"/>
-          <w:vertAlign w:val="subscript"/>
-        </w:rPr>
-        <w:t xml:space="preserve">b</w:t>
+        </w:rPr>
+        <w:t xml:space="preserve">SS</w:t>
       </w:r>
       <w:r>
         <w:rPr>
@@ -3079,8 +3081,9 @@
           <w:i/>
           <w:color w:val="305496"/>
           <w:sz w:val="22"/>
-        </w:rPr>
-        <w:t xml:space="preserve">/</w:t>
+          <w:vertAlign w:val="subscript"/>
+        </w:rPr>
+        <w:t xml:space="preserve">b</w:t>
       </w:r>
       <w:r>
         <w:rPr>
@@ -3090,7 +3093,7 @@
           <w:color w:val="305496"/>
           <w:sz w:val="22"/>
         </w:rPr>
-        <w:t xml:space="preserve">df</w:t>
+        <w:t xml:space="preserve">/</w:t>
       </w:r>
       <w:r>
         <w:rPr>
@@ -3099,9 +3102,8 @@
           <w:i/>
           <w:color w:val="305496"/>
           <w:sz w:val="22"/>
-          <w:vertAlign w:val="subscript"/>
-        </w:rPr>
-        <w:t xml:space="preserve">b</w:t>
+        </w:rPr>
+        <w:t xml:space="preserve">df</w:t>
       </w:r>
       <w:r>
         <w:rPr>
@@ -3110,8 +3112,9 @@
           <w:i/>
           <w:color w:val="305496"/>
           <w:sz w:val="22"/>
-        </w:rPr>
-        <w:t xml:space="preserve">      F=</w:t>
+          <w:vertAlign w:val="subscript"/>
+        </w:rPr>
+        <w:t xml:space="preserve">b</w:t>
       </w:r>
       <w:r>
         <w:rPr>
@@ -3121,7 +3124,7 @@
           <w:color w:val="305496"/>
           <w:sz w:val="22"/>
         </w:rPr>
-        <w:t xml:space="preserve">MS</w:t>
+        <w:t xml:space="preserve">      F=</w:t>
       </w:r>
       <w:r>
         <w:rPr>
@@ -3130,9 +3133,8 @@
           <w:i/>
           <w:color w:val="305496"/>
           <w:sz w:val="22"/>
-          <w:vertAlign w:val="subscript"/>
-        </w:rPr>
-        <w:t xml:space="preserve">b</w:t>
+        </w:rPr>
+        <w:t xml:space="preserve">MS</w:t>
       </w:r>
       <w:r>
         <w:rPr>
@@ -3141,8 +3143,9 @@
           <w:i/>
           <w:color w:val="305496"/>
           <w:sz w:val="22"/>
-        </w:rPr>
-        <w:t xml:space="preserve">/</w:t>
+          <w:vertAlign w:val="subscript"/>
+        </w:rPr>
+        <w:t xml:space="preserve">b</w:t>
       </w:r>
       <w:r>
         <w:rPr>
@@ -3152,7 +3155,7 @@
           <w:color w:val="305496"/>
           <w:sz w:val="22"/>
         </w:rPr>
-        <w:t xml:space="preserve">MS</w:t>
+        <w:t xml:space="preserve">/</w:t>
       </w:r>
       <w:r>
         <w:rPr>
@@ -3161,9 +3164,8 @@
           <w:i/>
           <w:color w:val="305496"/>
           <w:sz w:val="22"/>
-          <w:vertAlign w:val="subscript"/>
-        </w:rPr>
-        <w:t xml:space="preserve">w</w:t>
+        </w:rPr>
+        <w:t xml:space="preserve">MS</w:t>
       </w:r>
       <w:r>
         <w:rPr>
@@ -3172,8 +3174,9 @@
           <w:i/>
           <w:color w:val="305496"/>
           <w:sz w:val="22"/>
-        </w:rPr>
-        <w:t xml:space="preserve">      p&lt;α → tolak H0</w:t>
+          <w:vertAlign w:val="subscript"/>
+        </w:rPr>
+        <w:t xml:space="preserve">w</w:t>
       </w:r>
       <w:r>
         <w:rPr>
@@ -3183,7 +3186,18 @@
           <w:color w:val="305496"/>
           <w:sz w:val="22"/>
         </w:rPr>
-        <w:t xml:space="preserve">   (1)</w:t>
+        <w:t xml:space="preserve">      p&lt;α → tolak H0</w:t>
+      </w:r>
+      <w:r>
+        <w:rPr>
+          <w:rFonts w:ascii="Arial" w:hAnsi="Arial" w:cs="Arial"/>
+          <w:b/>
+          <w:i/>
+          <w:color w:val="305496"/>
+          <w:sz w:val="22"/>
+        </w:rPr>
+        <w:tab/>
+        <w:t xml:space="preserve">(1)</w:t>
       </w:r>
     </w:p>
     <w:p>
@@ -5143,8 +5157,11 @@
     </w:p>
     <w:p>
       <w:pPr>
+        <w:tabs>
+          <w:tab w:val="center" w:pos="4393"/>
+          <w:tab w:val="right" w:pos="8787"/>
+        </w:tabs>
         <w:spacing w:before="40" w:after="120"/>
-        <w:jc w:val="center"/>
       </w:pPr>
       <w:r>
         <w:rPr>
@@ -5154,7 +5171,7 @@
           <w:color w:val="305496"/>
           <w:sz w:val="22"/>
         </w:rPr>
-        <w:t xml:space="preserve">Model aditif: </w:t>
+        <w:tab/>
       </w:r>
       <w:r>
         <w:rPr>
@@ -5164,7 +5181,7 @@
           <w:color w:val="305496"/>
           <w:sz w:val="22"/>
         </w:rPr>
-        <w:t xml:space="preserve">y</w:t>
+        <w:t xml:space="preserve">Model aditif: </w:t>
       </w:r>
       <w:r>
         <w:rPr>
@@ -5173,9 +5190,8 @@
           <w:i/>
           <w:color w:val="305496"/>
           <w:sz w:val="22"/>
-          <w:vertAlign w:val="subscript"/>
-        </w:rPr>
-        <w:t xml:space="preserve">ij</w:t>
+        </w:rPr>
+        <w:t xml:space="preserve">y</w:t>
       </w:r>
       <w:r>
         <w:rPr>
@@ -5184,8 +5200,9 @@
           <w:i/>
           <w:color w:val="305496"/>
           <w:sz w:val="22"/>
-        </w:rPr>
-        <w:t xml:space="preserve"> = μ + </w:t>
+          <w:vertAlign w:val="subscript"/>
+        </w:rPr>
+        <w:t xml:space="preserve">ij</w:t>
       </w:r>
       <w:r>
         <w:rPr>
@@ -5195,7 +5212,7 @@
           <w:color w:val="305496"/>
           <w:sz w:val="22"/>
         </w:rPr>
-        <w:t xml:space="preserve">α</w:t>
+        <w:t xml:space="preserve"> = μ + </w:t>
       </w:r>
       <w:r>
         <w:rPr>
@@ -5204,9 +5221,8 @@
           <w:i/>
           <w:color w:val="305496"/>
           <w:sz w:val="22"/>
-          <w:vertAlign w:val="subscript"/>
-        </w:rPr>
-        <w:t xml:space="preserve">i</w:t>
+        </w:rPr>
+        <w:t xml:space="preserve">α</w:t>
       </w:r>
       <w:r>
         <w:rPr>
@@ -5215,8 +5231,9 @@
           <w:i/>
           <w:color w:val="305496"/>
           <w:sz w:val="22"/>
-        </w:rPr>
-        <w:t xml:space="preserve"> + </w:t>
+          <w:vertAlign w:val="subscript"/>
+        </w:rPr>
+        <w:t xml:space="preserve">i</w:t>
       </w:r>
       <w:r>
         <w:rPr>
@@ -5226,7 +5243,7 @@
           <w:color w:val="305496"/>
           <w:sz w:val="22"/>
         </w:rPr>
-        <w:t xml:space="preserve">β</w:t>
+        <w:t xml:space="preserve"> + </w:t>
       </w:r>
       <w:r>
         <w:rPr>
@@ -5235,9 +5252,8 @@
           <w:i/>
           <w:color w:val="305496"/>
           <w:sz w:val="22"/>
-          <w:vertAlign w:val="subscript"/>
-        </w:rPr>
-        <w:t xml:space="preserve">j</w:t>
+        </w:rPr>
+        <w:t xml:space="preserve">β</w:t>
       </w:r>
       <w:r>
         <w:rPr>
@@ -5246,8 +5262,9 @@
           <w:i/>
           <w:color w:val="305496"/>
           <w:sz w:val="22"/>
-        </w:rPr>
-        <w:t xml:space="preserve"> + (αβ</w:t>
+          <w:vertAlign w:val="subscript"/>
+        </w:rPr>
+        <w:t xml:space="preserve">j</w:t>
       </w:r>
       <w:r>
         <w:rPr>
@@ -5257,7 +5274,7 @@
           <w:color w:val="305496"/>
           <w:sz w:val="22"/>
         </w:rPr>
-        <w:t xml:space="preserve">)</w:t>
+        <w:t xml:space="preserve"> + (αβ</w:t>
       </w:r>
       <w:r>
         <w:rPr>
@@ -5266,9 +5283,8 @@
           <w:i/>
           <w:color w:val="305496"/>
           <w:sz w:val="22"/>
-          <w:vertAlign w:val="subscript"/>
-        </w:rPr>
-        <w:t xml:space="preserve">ij</w:t>
+        </w:rPr>
+        <w:t xml:space="preserve">)</w:t>
       </w:r>
       <w:r>
         <w:rPr>
@@ -5277,8 +5293,9 @@
           <w:i/>
           <w:color w:val="305496"/>
           <w:sz w:val="22"/>
-        </w:rPr>
-        <w:t xml:space="preserve"> + ε      </w:t>
+          <w:vertAlign w:val="subscript"/>
+        </w:rPr>
+        <w:t xml:space="preserve">ij</w:t>
       </w:r>
       <w:r>
         <w:rPr>
@@ -5288,7 +5305,7 @@
           <w:color w:val="305496"/>
           <w:sz w:val="22"/>
         </w:rPr>
-        <w:t xml:space="preserve">F</w:t>
+        <w:t xml:space="preserve"> + ε      </w:t>
       </w:r>
       <w:r>
         <w:rPr>
@@ -5297,9 +5314,8 @@
           <w:i/>
           <w:color w:val="305496"/>
           <w:sz w:val="22"/>
-          <w:vertAlign w:val="subscript"/>
-        </w:rPr>
-        <w:t xml:space="preserve">A</w:t>
+        </w:rPr>
+        <w:t xml:space="preserve">F</w:t>
       </w:r>
       <w:r>
         <w:rPr>
@@ -5308,8 +5324,9 @@
           <w:i/>
           <w:color w:val="305496"/>
           <w:sz w:val="22"/>
-        </w:rPr>
-        <w:t xml:space="preserve"> = </w:t>
+          <w:vertAlign w:val="subscript"/>
+        </w:rPr>
+        <w:t xml:space="preserve">A</w:t>
       </w:r>
       <w:r>
         <w:rPr>
@@ -5319,7 +5336,7 @@
           <w:color w:val="305496"/>
           <w:sz w:val="22"/>
         </w:rPr>
-        <w:t xml:space="preserve">MS</w:t>
+        <w:t xml:space="preserve"> = </w:t>
       </w:r>
       <w:r>
         <w:rPr>
@@ -5328,9 +5345,8 @@
           <w:i/>
           <w:color w:val="305496"/>
           <w:sz w:val="22"/>
-          <w:vertAlign w:val="subscript"/>
-        </w:rPr>
-        <w:t xml:space="preserve">A</w:t>
+        </w:rPr>
+        <w:t xml:space="preserve">MS</w:t>
       </w:r>
       <w:r>
         <w:rPr>
@@ -5339,8 +5355,9 @@
           <w:i/>
           <w:color w:val="305496"/>
           <w:sz w:val="22"/>
-        </w:rPr>
-        <w:t xml:space="preserve">/</w:t>
+          <w:vertAlign w:val="subscript"/>
+        </w:rPr>
+        <w:t xml:space="preserve">A</w:t>
       </w:r>
       <w:r>
         <w:rPr>
@@ -5350,7 +5367,7 @@
           <w:color w:val="305496"/>
           <w:sz w:val="22"/>
         </w:rPr>
-        <w:t xml:space="preserve">MS</w:t>
+        <w:t xml:space="preserve">/</w:t>
       </w:r>
       <w:r>
         <w:rPr>
@@ -5359,9 +5376,8 @@
           <w:i/>
           <w:color w:val="305496"/>
           <w:sz w:val="22"/>
-          <w:vertAlign w:val="subscript"/>
-        </w:rPr>
-        <w:t xml:space="preserve">error</w:t>
+        </w:rPr>
+        <w:t xml:space="preserve">MS</w:t>
       </w:r>
       <w:r>
         <w:rPr>
@@ -5370,8 +5386,9 @@
           <w:i/>
           <w:color w:val="305496"/>
           <w:sz w:val="22"/>
-        </w:rPr>
-        <w:t xml:space="preserve">      </w:t>
+          <w:vertAlign w:val="subscript"/>
+        </w:rPr>
+        <w:t xml:space="preserve">error</w:t>
       </w:r>
       <w:r>
         <w:rPr>
@@ -5381,7 +5398,7 @@
           <w:color w:val="305496"/>
           <w:sz w:val="22"/>
         </w:rPr>
-        <w:t xml:space="preserve">F</w:t>
+        <w:t xml:space="preserve">      </w:t>
       </w:r>
       <w:r>
         <w:rPr>
@@ -5390,9 +5407,8 @@
           <w:i/>
           <w:color w:val="305496"/>
           <w:sz w:val="22"/>
-          <w:vertAlign w:val="subscript"/>
-        </w:rPr>
-        <w:t xml:space="preserve">AB</w:t>
+        </w:rPr>
+        <w:t xml:space="preserve">F</w:t>
       </w:r>
       <w:r>
         <w:rPr>
@@ -5401,8 +5417,9 @@
           <w:i/>
           <w:color w:val="305496"/>
           <w:sz w:val="22"/>
-        </w:rPr>
-        <w:t xml:space="preserve"> → garis tidak paralel = interaksi</w:t>
+          <w:vertAlign w:val="subscript"/>
+        </w:rPr>
+        <w:t xml:space="preserve">AB</w:t>
       </w:r>
       <w:r>
         <w:rPr>
@@ -5412,7 +5429,18 @@
           <w:color w:val="305496"/>
           <w:sz w:val="22"/>
         </w:rPr>
-        <w:t xml:space="preserve">   (2)</w:t>
+        <w:t xml:space="preserve"> → garis tidak paralel = interaksi</w:t>
+      </w:r>
+      <w:r>
+        <w:rPr>
+          <w:rFonts w:ascii="Arial" w:hAnsi="Arial" w:cs="Arial"/>
+          <w:b/>
+          <w:i/>
+          <w:color w:val="305496"/>
+          <w:sz w:val="22"/>
+        </w:rPr>
+        <w:tab/>
+        <w:t xml:space="preserve">(2)</w:t>
       </w:r>
     </w:p>
     <w:p>

--- a/Optimalisasi-dan-Automasi/Modul-Word/Modul-10-Optimasi-Berbasis-ANOVA.docx
+++ b/Optimalisasi-dan-Automasi/Modul-Word/Modul-10-Optimasi-Berbasis-ANOVA.docx
@@ -2579,45 +2579,65 @@
     <w:p>
       <w:pPr>
         <w:pBdr>
-          <w:top w:val="single" w:sz="8" w:space="6" w:color="2E9E6B"/>
-          <w:left w:val="single" w:sz="8" w:space="6" w:color="2E9E6B"/>
-          <w:bottom w:val="single" w:sz="8" w:space="6" w:color="2E9E6B"/>
-          <w:right w:val="single" w:sz="8" w:space="6" w:color="2E9E6B"/>
+          <w:top w:val="single" w:sz="6" w:space="10" w:color="BFE3D0"/>
+          <w:left w:val="single" w:sz="24" w:space="12" w:color="1F7A55"/>
+          <w:bottom w:val="single" w:sz="6" w:space="10" w:color="BFE3D0"/>
+          <w:right w:val="single" w:sz="6" w:space="10" w:color="BFE3D0"/>
         </w:pBdr>
-        <w:shd w:val="clear" w:fill="EAF7F0"/>
-        <w:spacing w:before="80" w:after="240"/>
-      </w:pPr>
-      <w:r>
-        <w:rPr>
-          <w:rFonts w:ascii="Arial" w:hAnsi="Arial" w:cs="Arial"/>
-          <w:b/>
-          <w:i w:val="0"/>
-          <w:color w:val="1F3864"/>
-          <w:sz w:val="21"/>
-        </w:rPr>
-        <w:t xml:space="preserve">🔗 Modul Interaktif: </w:t>
+        <w:shd w:val="clear" w:fill="F1FAF5"/>
+        <w:spacing w:before="140" w:after="60" w:line="264" w:lineRule="auto"/>
+        <w:ind w:left="170" w:right="170"/>
+        <w:jc w:val="left"/>
+      </w:pPr>
+      <w:r>
+        <w:rPr>
+          <w:rFonts w:ascii="Arial" w:hAnsi="Arial" w:cs="Arial"/>
+          <w:b/>
+          <w:i w:val="0"/>
+          <w:color w:val="1F7A55"/>
+          <w:sz w:val="17"/>
+          <w:spacing w:val="30"/>
+        </w:rPr>
+        <w:t xml:space="preserve">🔗 MODUL INTERAKTIF</w:t>
+      </w:r>
+      <w:r>
+        <w:br/>
       </w:r>
       <w:hyperlink r:id="rId19">
         <w:r>
           <w:rPr>
             <w:rFonts w:ascii="Arial" w:hAnsi="Arial" w:cs="Arial"/>
-            <w:sz w:val="22"/>
+            <w:b/>
             <w:color w:val="0563C1"/>
+            <w:sz w:val="20"/>
             <w:u w:val="single"/>
-            <w:b/>
           </w:rPr>
           <w:t xml:space="preserve">https://dedik-romahadi.github.io/Mechanical-Engineering-Courses/Optimalisasi-dan-Automasi/Modul/Modul-10.html</w:t>
         </w:r>
       </w:hyperlink>
-      <w:r>
-        <w:rPr>
-          <w:rFonts w:ascii="Arial" w:hAnsi="Arial" w:cs="Arial"/>
-          <w:b w:val="0"/>
-          <w:i w:val="0"/>
-          <w:color w:val="333333"/>
-          <w:sz w:val="20"/>
-        </w:rPr>
-        <w:t>. Pada layar masuk, pilih tombol “👁️ Mode Preview (Tanpa Login)” untuk melihat modul lengkap (animasi, kalkulator interaktif, editor kode Python langsung di browser) tanpa perlu akun. Soal pada Mode Preview bersifat tampilan saja; jawaban benar/salah dan poin tidak aktif.</w:t>
+    </w:p>
+    <w:p>
+      <w:pPr>
+        <w:pBdr>
+          <w:top w:val="single" w:sz="6" w:space="10" w:color="BFE3D0"/>
+          <w:left w:val="single" w:sz="24" w:space="12" w:color="1F7A55"/>
+          <w:bottom w:val="single" w:sz="6" w:space="10" w:color="BFE3D0"/>
+          <w:right w:val="single" w:sz="6" w:space="10" w:color="BFE3D0"/>
+        </w:pBdr>
+        <w:shd w:val="clear" w:fill="F1FAF5"/>
+        <w:spacing w:before="0" w:after="140" w:line="264" w:lineRule="auto"/>
+        <w:ind w:left="170" w:right="170"/>
+        <w:jc w:val="left"/>
+      </w:pPr>
+      <w:r>
+        <w:rPr>
+          <w:rFonts w:ascii="Arial" w:hAnsi="Arial" w:cs="Arial"/>
+          <w:b w:val="0"/>
+          <w:i w:val="0"/>
+          <w:color w:val="44525F"/>
+          <w:sz w:val="19"/>
+        </w:rPr>
+        <w:t xml:space="preserve">Pada layar masuk, pilih tombol “👁️ Mode Preview (Tanpa Login)” untuk melihat modul lengkap (animasi, kalkulator interaktif, editor kode Python langsung di browser) tanpa perlu akun. Soal pada Mode Preview bersifat tampilan saja; jawaban benar/salah dan poin tidak aktif.</w:t>
       </w:r>
     </w:p>
     <w:p>
